--- a/ЛР 5/ЛР5_Новиков А.И..docx
+++ b/ЛР 5/ЛР5_Новиков А.И..docx
@@ -1,6 +1,6 @@
 
 <file path=word/document.xml><?xml version="1.0" encoding="utf-8"?>
-<w:document xmlns:wpc="http://schemas.microsoft.com/office/word/2010/wordprocessingCanvas" xmlns:cx="http://schemas.microsoft.com/office/drawing/2014/chartex" xmlns:mc="http://schemas.openxmlformats.org/markup-compatibility/2006" xmlns:o="urn:schemas-microsoft-com:office:office" xmlns:r="http://schemas.openxmlformats.org/officeDocument/2006/relationships" xmlns:m="http://schemas.openxmlformats.org/officeDocument/2006/math" xmlns:v="urn:schemas-microsoft-com:vml" xmlns:wp14="http://schemas.microsoft.com/office/word/2010/wordprocessingDrawing" xmlns:wp="http://schemas.openxmlformats.org/drawingml/2006/wordprocessingDrawing" xmlns:w10="urn:schemas-microsoft-com:office:word" xmlns:w="http://schemas.openxmlformats.org/wordprocessingml/2006/main" xmlns:w14="http://schemas.microsoft.com/office/word/2010/wordml" xmlns:w15="http://schemas.microsoft.com/office/word/2012/wordml" xmlns:w16se="http://schemas.microsoft.com/office/word/2015/wordml/symex" xmlns:wpg="http://schemas.microsoft.com/office/word/2010/wordprocessingGroup" xmlns:wpi="http://schemas.microsoft.com/office/word/2010/wordprocessingInk" xmlns:wne="http://schemas.microsoft.com/office/word/2006/wordml" xmlns:wps="http://schemas.microsoft.com/office/word/2010/wordprocessingShape" mc:Ignorable="w14 w15 w16se wp14">
+<w:document xmlns:wpc="http://schemas.microsoft.com/office/word/2010/wordprocessingCanvas" xmlns:cx="http://schemas.microsoft.com/office/drawing/2014/chartex" xmlns:cx1="http://schemas.microsoft.com/office/drawing/2015/9/8/chartex" xmlns:cx2="http://schemas.microsoft.com/office/drawing/2015/10/21/chartex" xmlns:cx3="http://schemas.microsoft.com/office/drawing/2016/5/9/chartex" xmlns:cx4="http://schemas.microsoft.com/office/drawing/2016/5/10/chartex" xmlns:cx5="http://schemas.microsoft.com/office/drawing/2016/5/11/chartex" xmlns:cx6="http://schemas.microsoft.com/office/drawing/2016/5/12/chartex" xmlns:cx7="http://schemas.microsoft.com/office/drawing/2016/5/13/chartex" xmlns:cx8="http://schemas.microsoft.com/office/drawing/2016/5/14/chartex" xmlns:mc="http://schemas.openxmlformats.org/markup-compatibility/2006" xmlns:aink="http://schemas.microsoft.com/office/drawing/2016/ink" xmlns:am3d="http://schemas.microsoft.com/office/drawing/2017/model3d" xmlns:o="urn:schemas-microsoft-com:office:office" xmlns:r="http://schemas.openxmlformats.org/officeDocument/2006/relationships" xmlns:m="http://schemas.openxmlformats.org/officeDocument/2006/math" xmlns:v="urn:schemas-microsoft-com:vml" xmlns:wp14="http://schemas.microsoft.com/office/word/2010/wordprocessingDrawing" xmlns:wp="http://schemas.openxmlformats.org/drawingml/2006/wordprocessingDrawing" xmlns:w10="urn:schemas-microsoft-com:office:word" xmlns:w="http://schemas.openxmlformats.org/wordprocessingml/2006/main" xmlns:w14="http://schemas.microsoft.com/office/word/2010/wordml" xmlns:w15="http://schemas.microsoft.com/office/word/2012/wordml" xmlns:w16cex="http://schemas.microsoft.com/office/word/2018/wordml/cex" xmlns:w16cid="http://schemas.microsoft.com/office/word/2016/wordml/cid" xmlns:w16="http://schemas.microsoft.com/office/word/2018/wordml" xmlns:w16sdtdh="http://schemas.microsoft.com/office/word/2020/wordml/sdtdatahash" xmlns:w16se="http://schemas.microsoft.com/office/word/2015/wordml/symex" xmlns:wpg="http://schemas.microsoft.com/office/word/2010/wordprocessingGroup" xmlns:wpi="http://schemas.microsoft.com/office/word/2010/wordprocessingInk" xmlns:wne="http://schemas.microsoft.com/office/word/2006/wordml" xmlns:wps="http://schemas.microsoft.com/office/word/2010/wordprocessingShape" mc:Ignorable="w14 w15 w16se w16cid w16 w16cex w16sdtdh wp14">
   <w:body>
     <w:tbl>
       <w:tblPr>
@@ -1238,112 +1238,65 @@
             </w:rPr>
             <w:fldChar w:fldCharType="separate"/>
           </w:r>
-          <w:bookmarkStart w:id="0" w:name="_GoBack"/>
-          <w:bookmarkEnd w:id="0"/>
-          <w:r>
-            <w:rPr>
-              <w:rStyle w:val="a3"/>
-              <w:noProof/>
-            </w:rPr>
-            <w:fldChar w:fldCharType="begin"/>
-          </w:r>
-          <w:r>
-            <w:rPr>
-              <w:rStyle w:val="a3"/>
-              <w:noProof/>
-            </w:rPr>
-            <w:instrText xml:space="preserve"> </w:instrText>
-          </w:r>
-          <w:r>
-            <w:rPr>
-              <w:noProof/>
-            </w:rPr>
-            <w:instrText>HYPERLINK \l "_Toc201833634"</w:instrText>
-          </w:r>
-          <w:r>
-            <w:rPr>
-              <w:rStyle w:val="a3"/>
-              <w:noProof/>
-            </w:rPr>
-            <w:instrText xml:space="preserve"> </w:instrText>
-          </w:r>
-          <w:r>
-            <w:rPr>
-              <w:rStyle w:val="a3"/>
-              <w:noProof/>
-            </w:rPr>
-          </w:r>
-          <w:r>
-            <w:rPr>
-              <w:rStyle w:val="a3"/>
-              <w:noProof/>
-            </w:rPr>
-            <w:fldChar w:fldCharType="separate"/>
-          </w:r>
-          <w:r>
-            <w:rPr>
-              <w:rStyle w:val="a3"/>
-              <w:b/>
-              <w:bCs/>
-              <w:noProof/>
-            </w:rPr>
-            <w:t>ВВЕДЕНИЕ</w:t>
-          </w:r>
-          <w:r>
-            <w:rPr>
-              <w:noProof/>
-              <w:webHidden/>
-            </w:rPr>
-            <w:tab/>
-          </w:r>
-          <w:r>
-            <w:rPr>
-              <w:noProof/>
-              <w:webHidden/>
-            </w:rPr>
-            <w:fldChar w:fldCharType="begin"/>
-          </w:r>
-          <w:r>
-            <w:rPr>
-              <w:noProof/>
-              <w:webHidden/>
-            </w:rPr>
-            <w:instrText xml:space="preserve"> PAGEREF _Toc201833634 \h </w:instrText>
-          </w:r>
-          <w:r>
-            <w:rPr>
-              <w:noProof/>
-              <w:webHidden/>
-            </w:rPr>
-          </w:r>
-          <w:r>
-            <w:rPr>
-              <w:noProof/>
-              <w:webHidden/>
-            </w:rPr>
-            <w:fldChar w:fldCharType="separate"/>
-          </w:r>
-          <w:r>
-            <w:rPr>
-              <w:noProof/>
-              <w:webHidden/>
-            </w:rPr>
-            <w:t>3</w:t>
-          </w:r>
-          <w:r>
-            <w:rPr>
-              <w:noProof/>
-              <w:webHidden/>
-            </w:rPr>
-            <w:fldChar w:fldCharType="end"/>
-          </w:r>
-          <w:r>
-            <w:rPr>
-              <w:rStyle w:val="a3"/>
-              <w:noProof/>
-            </w:rPr>
-            <w:fldChar w:fldCharType="end"/>
-          </w:r>
+          <w:hyperlink w:anchor="_Toc201833634" w:history="1">
+            <w:r>
+              <w:rPr>
+                <w:rStyle w:val="a3"/>
+                <w:b/>
+                <w:bCs/>
+                <w:noProof/>
+              </w:rPr>
+              <w:t>ВВЕДЕНИЕ</w:t>
+            </w:r>
+            <w:r>
+              <w:rPr>
+                <w:noProof/>
+                <w:webHidden/>
+              </w:rPr>
+              <w:tab/>
+            </w:r>
+            <w:r>
+              <w:rPr>
+                <w:noProof/>
+                <w:webHidden/>
+              </w:rPr>
+              <w:fldChar w:fldCharType="begin"/>
+            </w:r>
+            <w:r>
+              <w:rPr>
+                <w:noProof/>
+                <w:webHidden/>
+              </w:rPr>
+              <w:instrText xml:space="preserve"> PAGEREF _Toc201833634 \h </w:instrText>
+            </w:r>
+            <w:r>
+              <w:rPr>
+                <w:noProof/>
+                <w:webHidden/>
+              </w:rPr>
+            </w:r>
+            <w:r>
+              <w:rPr>
+                <w:noProof/>
+                <w:webHidden/>
+              </w:rPr>
+              <w:fldChar w:fldCharType="separate"/>
+            </w:r>
+            <w:r>
+              <w:rPr>
+                <w:noProof/>
+                <w:webHidden/>
+              </w:rPr>
+              <w:t>3</w:t>
+            </w:r>
+            <w:r>
+              <w:rPr>
+                <w:noProof/>
+                <w:webHidden/>
+              </w:rPr>
+              <w:fldChar w:fldCharType="end"/>
+            </w:r>
+          </w:hyperlink>
         </w:p>
         <w:p>
           <w:pPr>
@@ -1924,8 +1877,8 @@
           <w:bCs/>
         </w:rPr>
       </w:pPr>
-      <w:bookmarkStart w:id="1" w:name="_Toc74829062"/>
-      <w:bookmarkStart w:id="2" w:name="_Toc201833634"/>
+      <w:bookmarkStart w:id="0" w:name="_Toc74829062"/>
+      <w:bookmarkStart w:id="1" w:name="_Toc201833634"/>
       <w:r>
         <w:rPr>
           <w:b/>
@@ -1934,8 +1887,8 @@
         <w:lastRenderedPageBreak/>
         <w:t>ВВЕДЕНИЕ</w:t>
       </w:r>
+      <w:bookmarkEnd w:id="0"/>
       <w:bookmarkEnd w:id="1"/>
-      <w:bookmarkEnd w:id="2"/>
     </w:p>
     <w:p>
       <w:pPr>
@@ -2038,19 +1991,11 @@
       <w:r>
         <w:t xml:space="preserve">Привести дерево ветвлений </w:t>
       </w:r>
-      <w:proofErr w:type="spellStart"/>
       <w:r>
         <w:rPr>
           <w:lang w:val="en-US"/>
         </w:rPr>
-        <w:t>Git</w:t>
-      </w:r>
-      <w:proofErr w:type="spellEnd"/>
-      <w:r>
-        <w:rPr>
-          <w:lang w:val="en-US"/>
-        </w:rPr>
-        <w:t>;</w:t>
+        <w:t>Git;</w:t>
       </w:r>
     </w:p>
     <w:p>
@@ -2078,8 +2023,8 @@
           <w:bCs/>
         </w:rPr>
       </w:pPr>
-      <w:bookmarkStart w:id="3" w:name="_Toc74829063"/>
-      <w:bookmarkStart w:id="4" w:name="_Toc201833635"/>
+      <w:bookmarkStart w:id="2" w:name="_Toc74829063"/>
+      <w:bookmarkStart w:id="3" w:name="_Toc201833635"/>
       <w:r>
         <w:rPr>
           <w:b/>
@@ -2088,7 +2033,7 @@
         <w:lastRenderedPageBreak/>
         <w:t xml:space="preserve">1 </w:t>
       </w:r>
-      <w:bookmarkEnd w:id="3"/>
+      <w:bookmarkEnd w:id="2"/>
       <w:r>
         <w:rPr>
           <w:b/>
@@ -2096,7 +2041,7 @@
         </w:rPr>
         <w:t>Основная часть</w:t>
       </w:r>
-      <w:bookmarkEnd w:id="4"/>
+      <w:bookmarkEnd w:id="3"/>
     </w:p>
     <w:p>
       <w:pPr>
@@ -2106,8 +2051,8 @@
           <w:bCs/>
         </w:rPr>
       </w:pPr>
-      <w:bookmarkStart w:id="5" w:name="_Toc74829064"/>
-      <w:bookmarkStart w:id="6" w:name="_Toc201833636"/>
+      <w:bookmarkStart w:id="4" w:name="_Toc74829064"/>
+      <w:bookmarkStart w:id="5" w:name="_Toc201833636"/>
       <w:r>
         <w:rPr>
           <w:b/>
@@ -2130,8 +2075,8 @@
         </w:rPr>
         <w:t>диаграмма вариантов использования</w:t>
       </w:r>
+      <w:bookmarkEnd w:id="4"/>
       <w:bookmarkEnd w:id="5"/>
-      <w:bookmarkEnd w:id="6"/>
     </w:p>
     <w:p>
       <w:r>
@@ -2170,7 +2115,7 @@
           <w:lang w:eastAsia="ru-RU"/>
         </w:rPr>
         <w:drawing>
-          <wp:inline distT="0" distB="0" distL="0" distR="0" wp14:anchorId="65897325" wp14:editId="65133C77">
+          <wp:inline distT="0" distB="0" distL="0" distR="0" wp14:anchorId="2008D468" wp14:editId="0DC96C21">
             <wp:extent cx="6120130" cy="3771900"/>
             <wp:effectExtent l="0" t="0" r="0" b="0"/>
             <wp:docPr id="1" name="Рисунок 1"/>
@@ -2235,6 +2180,26 @@
     </w:p>
     <w:p>
       <w:pPr>
+        <w:spacing w:line="240" w:lineRule="auto"/>
+        <w:ind w:firstLine="0"/>
+        <w:jc w:val="left"/>
+        <w:rPr>
+          <w:b/>
+          <w:bCs/>
+        </w:rPr>
+      </w:pPr>
+      <w:bookmarkStart w:id="6" w:name="_Toc74829065"/>
+      <w:bookmarkStart w:id="7" w:name="_Toc201833637"/>
+      <w:r>
+        <w:rPr>
+          <w:b/>
+          <w:bCs/>
+        </w:rPr>
+        <w:br w:type="page"/>
+      </w:r>
+    </w:p>
+    <w:p>
+      <w:pPr>
         <w:spacing w:after="240"/>
         <w:ind w:firstLine="709"/>
         <w:outlineLvl w:val="1"/>
@@ -2243,13 +2208,12 @@
           <w:bCs/>
         </w:rPr>
       </w:pPr>
-      <w:bookmarkStart w:id="7" w:name="_Toc74829065"/>
-      <w:bookmarkStart w:id="8" w:name="_Toc201833637"/>
       <w:r>
         <w:rPr>
           <w:b/>
           <w:bCs/>
         </w:rPr>
+        <w:lastRenderedPageBreak/>
         <w:t xml:space="preserve">1.2 </w:t>
       </w:r>
       <w:r>
@@ -2267,15 +2231,14 @@
         </w:rPr>
         <w:t xml:space="preserve"> диаграмма классов</w:t>
       </w:r>
+      <w:bookmarkEnd w:id="6"/>
       <w:bookmarkEnd w:id="7"/>
-      <w:bookmarkEnd w:id="8"/>
     </w:p>
     <w:p>
       <w:pPr>
         <w:ind w:firstLine="709"/>
       </w:pPr>
       <w:r>
-        <w:lastRenderedPageBreak/>
         <w:t xml:space="preserve">Диаграмма классов (англ. </w:t>
       </w:r>
       <w:proofErr w:type="spellStart"/>
@@ -2332,7 +2295,7 @@
         </w:rPr>
         <w:lastRenderedPageBreak/>
         <w:drawing>
-          <wp:inline distT="0" distB="0" distL="0" distR="0" wp14:anchorId="2E037BE5" wp14:editId="56B4D1CA">
+          <wp:inline distT="0" distB="0" distL="0" distR="0" wp14:anchorId="0345F95F" wp14:editId="2E7C5AA6">
             <wp:extent cx="9240520" cy="5130800"/>
             <wp:effectExtent l="0" t="0" r="0" b="0"/>
             <wp:docPr id="46" name="Рисунок 46" descr="C:\Users\а\Downloads\image (1).png"/>
@@ -2416,8 +2379,8 @@
           <w:bCs/>
         </w:rPr>
       </w:pPr>
-      <w:bookmarkStart w:id="9" w:name="_Toc74829066"/>
-      <w:bookmarkStart w:id="10" w:name="_Toc201833638"/>
+      <w:bookmarkStart w:id="8" w:name="_Toc74829066"/>
+      <w:bookmarkStart w:id="9" w:name="_Toc201833638"/>
       <w:r>
         <w:rPr>
           <w:b/>
@@ -2426,8 +2389,8 @@
         <w:lastRenderedPageBreak/>
         <w:t>1.3 Описание классов, образующих связь типа «общее-частное»</w:t>
       </w:r>
+      <w:bookmarkEnd w:id="8"/>
       <w:bookmarkEnd w:id="9"/>
-      <w:bookmarkEnd w:id="10"/>
     </w:p>
     <w:p>
       <w:pPr>
@@ -3739,7 +3702,6 @@
               </w:rPr>
               <w:t xml:space="preserve">, </w:t>
             </w:r>
-            <w:proofErr w:type="spellStart"/>
             <w:r>
               <w:rPr>
                 <w:rFonts w:eastAsia="Times New Roman" w:cs="Times New Roman"/>
@@ -3750,7 +3712,6 @@
               </w:rPr>
               <w:t>int</w:t>
             </w:r>
-            <w:proofErr w:type="spellEnd"/>
             <w:r>
               <w:rPr>
                 <w:rFonts w:eastAsia="Times New Roman" w:cs="Times New Roman"/>
@@ -3857,7 +3818,6 @@
                 <w:szCs w:val="20"/>
               </w:rPr>
             </w:pPr>
-            <w:proofErr w:type="spellStart"/>
             <w:r>
               <w:rPr>
                 <w:rFonts w:eastAsia="Calibri"/>
@@ -3866,18 +3826,7 @@
                 <w:szCs w:val="20"/>
                 <w:lang w:val="en-US"/>
               </w:rPr>
-              <w:t>int</w:t>
-            </w:r>
-            <w:proofErr w:type="spellEnd"/>
-            <w:r>
-              <w:rPr>
-                <w:rFonts w:eastAsia="Calibri"/>
-                <w:color w:val="000000"/>
-                <w:sz w:val="20"/>
-                <w:szCs w:val="20"/>
-                <w:lang w:val="en-US"/>
-              </w:rPr>
-              <w:t xml:space="preserve"> – </w:t>
+              <w:t xml:space="preserve">int – </w:t>
             </w:r>
             <w:r>
               <w:rPr>
@@ -3957,7 +3906,6 @@
               </w:rPr>
               <w:t xml:space="preserve">, </w:t>
             </w:r>
-            <w:proofErr w:type="spellStart"/>
             <w:r>
               <w:rPr>
                 <w:rFonts w:eastAsia="Times New Roman" w:cs="Times New Roman"/>
@@ -3968,7 +3916,6 @@
               </w:rPr>
               <w:t>int</w:t>
             </w:r>
-            <w:proofErr w:type="spellEnd"/>
             <w:r>
               <w:rPr>
                 <w:rFonts w:eastAsia="Times New Roman" w:cs="Times New Roman"/>
@@ -4033,7 +3980,6 @@
               </w:rPr>
               <w:t xml:space="preserve">Метод округления для </w:t>
             </w:r>
-            <w:proofErr w:type="spellStart"/>
             <w:r>
               <w:rPr>
                 <w:rFonts w:eastAsia="Times New Roman" w:cs="Times New Roman"/>
@@ -4044,7 +3990,6 @@
               </w:rPr>
               <w:t>DataGrid</w:t>
             </w:r>
-            <w:proofErr w:type="spellEnd"/>
           </w:p>
           <w:p>
             <w:pPr>
@@ -4088,7 +4033,6 @@
                 <w:lang w:val="en-US"/>
               </w:rPr>
             </w:pPr>
-            <w:proofErr w:type="spellStart"/>
             <w:r>
               <w:rPr>
                 <w:rFonts w:eastAsia="Calibri"/>
@@ -4097,18 +4041,7 @@
                 <w:szCs w:val="20"/>
                 <w:lang w:val="en-US"/>
               </w:rPr>
-              <w:t>int</w:t>
-            </w:r>
-            <w:proofErr w:type="spellEnd"/>
-            <w:r>
-              <w:rPr>
-                <w:rFonts w:eastAsia="Calibri"/>
-                <w:color w:val="000000"/>
-                <w:sz w:val="20"/>
-                <w:szCs w:val="20"/>
-                <w:lang w:val="en-US"/>
-              </w:rPr>
-              <w:t xml:space="preserve"> – </w:t>
+              <w:t xml:space="preserve">int – </w:t>
             </w:r>
             <w:r>
               <w:rPr>
@@ -8291,11 +8224,11 @@
           <w:bCs/>
         </w:rPr>
       </w:pPr>
-      <w:bookmarkStart w:id="11" w:name="_Toc74829070"/>
-      <w:bookmarkStart w:id="12" w:name="_Toc74956676"/>
-      <w:bookmarkStart w:id="13" w:name="_Toc74829067"/>
-      <w:bookmarkStart w:id="14" w:name="_Toc201833639"/>
-      <w:bookmarkEnd w:id="11"/>
+      <w:bookmarkStart w:id="10" w:name="_Toc74829070"/>
+      <w:bookmarkStart w:id="11" w:name="_Toc74956676"/>
+      <w:bookmarkStart w:id="12" w:name="_Toc74829067"/>
+      <w:bookmarkStart w:id="13" w:name="_Toc201833639"/>
+      <w:bookmarkEnd w:id="10"/>
       <w:r>
         <w:rPr>
           <w:b/>
@@ -8310,7 +8243,6 @@
         </w:rPr>
         <w:t xml:space="preserve">.4 Дерево ветвлений </w:t>
       </w:r>
-      <w:proofErr w:type="spellStart"/>
       <w:r>
         <w:rPr>
           <w:b/>
@@ -8319,10 +8251,9 @@
         </w:rPr>
         <w:t>Git</w:t>
       </w:r>
+      <w:bookmarkEnd w:id="11"/>
       <w:bookmarkEnd w:id="12"/>
       <w:bookmarkEnd w:id="13"/>
-      <w:bookmarkEnd w:id="14"/>
-      <w:proofErr w:type="spellEnd"/>
     </w:p>
     <w:p>
       <w:pPr>
@@ -8332,14 +8263,12 @@
       <w:r>
         <w:t xml:space="preserve">На рисунке 3 представлено дерево ветвлений </w:t>
       </w:r>
-      <w:proofErr w:type="spellStart"/>
       <w:r>
         <w:rPr>
           <w:lang w:val="en-US"/>
         </w:rPr>
         <w:t>Git</w:t>
       </w:r>
-      <w:proofErr w:type="spellEnd"/>
       <w:r>
         <w:t>, полученное по окончании работы с проектом.</w:t>
       </w:r>
@@ -8350,8 +8279,11 @@
         <w:jc w:val="center"/>
       </w:pPr>
       <w:r>
+        <w:rPr>
+          <w:noProof/>
+        </w:rPr>
         <w:drawing>
-          <wp:inline distT="0" distB="0" distL="0" distR="0" wp14:anchorId="71E104CD" wp14:editId="6082252E">
+          <wp:inline distT="0" distB="0" distL="0" distR="0" wp14:anchorId="73AE616E" wp14:editId="03DCA29D">
             <wp:extent cx="5940425" cy="1797685"/>
             <wp:effectExtent l="0" t="0" r="3175" b="0"/>
             <wp:docPr id="2" name="Рисунок 2"/>
@@ -8389,14 +8321,12 @@
       <w:r>
         <w:t xml:space="preserve">Рисунок 3 – Дерево ветвлений </w:t>
       </w:r>
-      <w:proofErr w:type="spellStart"/>
       <w:r>
         <w:rPr>
           <w:lang w:val="en-US"/>
         </w:rPr>
         <w:t>Git</w:t>
       </w:r>
-      <w:proofErr w:type="spellEnd"/>
     </w:p>
     <w:p>
       <w:pPr>
@@ -8414,9 +8344,9 @@
           <w:bCs/>
         </w:rPr>
       </w:pPr>
-      <w:bookmarkStart w:id="15" w:name="_Toc74956677"/>
-      <w:bookmarkStart w:id="16" w:name="_Toc74829068"/>
-      <w:bookmarkStart w:id="17" w:name="_Toc201833640"/>
+      <w:bookmarkStart w:id="14" w:name="_Toc74956677"/>
+      <w:bookmarkStart w:id="15" w:name="_Toc74829068"/>
+      <w:bookmarkStart w:id="16" w:name="_Toc201833640"/>
       <w:r>
         <w:rPr>
           <w:b/>
@@ -8424,9 +8354,9 @@
         </w:rPr>
         <w:t>1.5 Тестирование программы</w:t>
       </w:r>
+      <w:bookmarkEnd w:id="14"/>
       <w:bookmarkEnd w:id="15"/>
       <w:bookmarkEnd w:id="16"/>
-      <w:bookmarkEnd w:id="17"/>
     </w:p>
     <w:p>
       <w:pPr>
@@ -8457,8 +8387,11 @@
         <w:jc w:val="center"/>
       </w:pPr>
       <w:r>
+        <w:rPr>
+          <w:noProof/>
+        </w:rPr>
         <w:drawing>
-          <wp:inline distT="0" distB="0" distL="0" distR="0" wp14:anchorId="7BD94786" wp14:editId="5999DC82">
+          <wp:inline distT="0" distB="0" distL="0" distR="0" wp14:anchorId="42571902" wp14:editId="22672F81">
             <wp:extent cx="5940425" cy="1989455"/>
             <wp:effectExtent l="0" t="0" r="3175" b="0"/>
             <wp:docPr id="25" name="Рисунок 25"/>
@@ -8574,8 +8507,11 @@
         <w:jc w:val="center"/>
       </w:pPr>
       <w:r>
+        <w:rPr>
+          <w:noProof/>
+        </w:rPr>
         <w:drawing>
-          <wp:inline distT="0" distB="0" distL="0" distR="0" wp14:anchorId="7EAD58BD" wp14:editId="5B3251FB">
+          <wp:inline distT="0" distB="0" distL="0" distR="0" wp14:anchorId="6B96302B" wp14:editId="7BC2C652">
             <wp:extent cx="2448267" cy="3286584"/>
             <wp:effectExtent l="0" t="0" r="9525" b="9525"/>
             <wp:docPr id="26" name="Рисунок 26"/>
@@ -8651,8 +8587,11 @@
         <w:jc w:val="center"/>
       </w:pPr>
       <w:r>
+        <w:rPr>
+          <w:noProof/>
+        </w:rPr>
         <w:drawing>
-          <wp:inline distT="0" distB="0" distL="0" distR="0" wp14:anchorId="347FE5D2" wp14:editId="29A088C0">
+          <wp:inline distT="0" distB="0" distL="0" distR="0" wp14:anchorId="7A3F3CC9" wp14:editId="670BD4BE">
             <wp:extent cx="1843139" cy="2517987"/>
             <wp:effectExtent l="0" t="0" r="5080" b="0"/>
             <wp:docPr id="27" name="Рисунок 27"/>
@@ -8688,8 +8627,11 @@
         </w:drawing>
       </w:r>
       <w:r>
+        <w:rPr>
+          <w:noProof/>
+        </w:rPr>
         <w:drawing>
-          <wp:inline distT="0" distB="0" distL="0" distR="0" wp14:anchorId="0EAAF0F7" wp14:editId="4EEAE495">
+          <wp:inline distT="0" distB="0" distL="0" distR="0" wp14:anchorId="4BED6240" wp14:editId="6CDF1A4C">
             <wp:extent cx="1916302" cy="2580217"/>
             <wp:effectExtent l="0" t="0" r="8255" b="0"/>
             <wp:docPr id="28" name="Рисунок 28"/>
@@ -8725,8 +8667,11 @@
         </w:drawing>
       </w:r>
       <w:r>
+        <w:rPr>
+          <w:noProof/>
+        </w:rPr>
         <w:drawing>
-          <wp:inline distT="0" distB="0" distL="0" distR="0" wp14:anchorId="24501274" wp14:editId="2EE0BC51">
+          <wp:inline distT="0" distB="0" distL="0" distR="0" wp14:anchorId="4600C8C6" wp14:editId="272334D0">
             <wp:extent cx="1911825" cy="2566458"/>
             <wp:effectExtent l="0" t="0" r="0" b="5715"/>
             <wp:docPr id="29" name="Рисунок 29"/>
@@ -8777,9 +8722,12 @@
         <w:jc w:val="center"/>
       </w:pPr>
       <w:r>
+        <w:rPr>
+          <w:noProof/>
+        </w:rPr>
         <w:lastRenderedPageBreak/>
         <w:drawing>
-          <wp:inline distT="0" distB="0" distL="0" distR="0" wp14:anchorId="7EA53089" wp14:editId="2243F20E">
+          <wp:inline distT="0" distB="0" distL="0" distR="0" wp14:anchorId="0CADE416" wp14:editId="0613CF47">
             <wp:extent cx="5940425" cy="1966595"/>
             <wp:effectExtent l="0" t="0" r="3175" b="0"/>
             <wp:docPr id="30" name="Рисунок 30"/>
@@ -8840,8 +8788,11 @@
         <w:jc w:val="center"/>
       </w:pPr>
       <w:r>
+        <w:rPr>
+          <w:noProof/>
+        </w:rPr>
         <w:drawing>
-          <wp:inline distT="0" distB="0" distL="0" distR="0" wp14:anchorId="23A9C759" wp14:editId="43516704">
+          <wp:inline distT="0" distB="0" distL="0" distR="0" wp14:anchorId="41037B82" wp14:editId="3DA60437">
             <wp:extent cx="3813175" cy="4455395"/>
             <wp:effectExtent l="0" t="0" r="0" b="2540"/>
             <wp:docPr id="32" name="Рисунок 32"/>
@@ -8892,9 +8843,12 @@
         <w:jc w:val="center"/>
       </w:pPr>
       <w:r>
+        <w:rPr>
+          <w:noProof/>
+        </w:rPr>
         <w:lastRenderedPageBreak/>
         <w:drawing>
-          <wp:inline distT="0" distB="0" distL="0" distR="0" wp14:anchorId="24E9DB72" wp14:editId="3A9479D5">
+          <wp:inline distT="0" distB="0" distL="0" distR="0" wp14:anchorId="24FC9197" wp14:editId="086A1F02">
             <wp:extent cx="3722137" cy="4193752"/>
             <wp:effectExtent l="0" t="0" r="0" b="0"/>
             <wp:docPr id="31" name="Рисунок 31"/>
@@ -8992,8 +8946,11 @@
         <w:jc w:val="center"/>
       </w:pPr>
       <w:r>
+        <w:rPr>
+          <w:noProof/>
+        </w:rPr>
         <w:drawing>
-          <wp:inline distT="0" distB="0" distL="0" distR="0" wp14:anchorId="6D12BCEA" wp14:editId="02E6435D">
+          <wp:inline distT="0" distB="0" distL="0" distR="0" wp14:anchorId="6A343856" wp14:editId="70622650">
             <wp:extent cx="5940425" cy="1895475"/>
             <wp:effectExtent l="0" t="0" r="3175" b="9525"/>
             <wp:docPr id="33" name="Рисунок 33"/>
@@ -9044,9 +9001,12 @@
         <w:jc w:val="center"/>
       </w:pPr>
       <w:r>
+        <w:rPr>
+          <w:noProof/>
+        </w:rPr>
         <w:lastRenderedPageBreak/>
         <w:drawing>
-          <wp:inline distT="0" distB="0" distL="0" distR="0" wp14:anchorId="56B2FF0E" wp14:editId="2BEFA5BD">
+          <wp:inline distT="0" distB="0" distL="0" distR="0" wp14:anchorId="0064BA8F" wp14:editId="3355BE37">
             <wp:extent cx="5940425" cy="1925320"/>
             <wp:effectExtent l="0" t="0" r="3175" b="0"/>
             <wp:docPr id="34" name="Рисунок 34"/>
@@ -9106,8 +9066,11 @@
         <w:jc w:val="center"/>
       </w:pPr>
       <w:r>
+        <w:rPr>
+          <w:noProof/>
+        </w:rPr>
         <w:drawing>
-          <wp:inline distT="0" distB="0" distL="0" distR="0" wp14:anchorId="23B6127D" wp14:editId="1AEFFC2F">
+          <wp:inline distT="0" distB="0" distL="0" distR="0" wp14:anchorId="7B6F1BA5" wp14:editId="70848518">
             <wp:extent cx="5940425" cy="1955165"/>
             <wp:effectExtent l="0" t="0" r="3175" b="6985"/>
             <wp:docPr id="35" name="Рисунок 35"/>
@@ -9158,8 +9121,11 @@
         <w:jc w:val="center"/>
       </w:pPr>
       <w:r>
+        <w:rPr>
+          <w:noProof/>
+        </w:rPr>
         <w:drawing>
-          <wp:inline distT="0" distB="0" distL="0" distR="0" wp14:anchorId="03AA6873" wp14:editId="3B75C14B">
+          <wp:inline distT="0" distB="0" distL="0" distR="0" wp14:anchorId="26F2E92C" wp14:editId="4FE815C6">
             <wp:extent cx="5940425" cy="1929765"/>
             <wp:effectExtent l="0" t="0" r="3175" b="0"/>
             <wp:docPr id="36" name="Рисунок 36"/>
@@ -9248,9 +9214,12 @@
         <w:jc w:val="center"/>
       </w:pPr>
       <w:r>
+        <w:rPr>
+          <w:noProof/>
+        </w:rPr>
         <w:lastRenderedPageBreak/>
         <w:drawing>
-          <wp:inline distT="0" distB="0" distL="0" distR="0" wp14:anchorId="2F8538F5" wp14:editId="24E6D943">
+          <wp:inline distT="0" distB="0" distL="0" distR="0" wp14:anchorId="15983023" wp14:editId="0A7B7513">
             <wp:extent cx="2029108" cy="2219635"/>
             <wp:effectExtent l="0" t="0" r="9525" b="9525"/>
             <wp:docPr id="37" name="Рисунок 37"/>
@@ -9332,8 +9301,11 @@
     </w:p>
     <w:p>
       <w:r>
+        <w:rPr>
+          <w:noProof/>
+        </w:rPr>
         <w:drawing>
-          <wp:inline distT="0" distB="0" distL="0" distR="0" wp14:anchorId="4729930A" wp14:editId="20FACD36">
+          <wp:inline distT="0" distB="0" distL="0" distR="0" wp14:anchorId="3D4722E2" wp14:editId="6D120ECB">
             <wp:extent cx="5940425" cy="1657350"/>
             <wp:effectExtent l="0" t="0" r="3175" b="0"/>
             <wp:docPr id="38" name="Рисунок 38"/>
@@ -9384,8 +9356,11 @@
         <w:jc w:val="center"/>
       </w:pPr>
       <w:r>
+        <w:rPr>
+          <w:noProof/>
+        </w:rPr>
         <w:drawing>
-          <wp:inline distT="0" distB="0" distL="0" distR="0" wp14:anchorId="509F5DA5" wp14:editId="0CD8524B">
+          <wp:inline distT="0" distB="0" distL="0" distR="0" wp14:anchorId="68CE61A7" wp14:editId="508530B0">
             <wp:extent cx="5940425" cy="1723390"/>
             <wp:effectExtent l="0" t="0" r="3175" b="0"/>
             <wp:docPr id="39" name="Рисунок 39"/>
@@ -9440,11 +9415,12 @@
       </w:pPr>
       <w:r>
         <w:rPr>
+          <w:noProof/>
           <w:lang w:val="en-US"/>
         </w:rPr>
         <w:lastRenderedPageBreak/>
         <w:drawing>
-          <wp:inline distT="0" distB="0" distL="0" distR="0" wp14:anchorId="61D9C86F" wp14:editId="7AEB2535">
+          <wp:inline distT="0" distB="0" distL="0" distR="0" wp14:anchorId="20A9B4CB" wp14:editId="298995F5">
             <wp:extent cx="5940425" cy="1718945"/>
             <wp:effectExtent l="0" t="0" r="3175" b="0"/>
             <wp:docPr id="40" name="Рисунок 40"/>
@@ -9549,8 +9525,11 @@
         <w:jc w:val="center"/>
       </w:pPr>
       <w:r>
+        <w:rPr>
+          <w:noProof/>
+        </w:rPr>
         <w:drawing>
-          <wp:inline distT="0" distB="0" distL="0" distR="0" wp14:anchorId="29FF6F1F" wp14:editId="4756BE52">
+          <wp:inline distT="0" distB="0" distL="0" distR="0" wp14:anchorId="1E4A930D" wp14:editId="2DF8124C">
             <wp:extent cx="5940425" cy="3366770"/>
             <wp:effectExtent l="0" t="0" r="3175" b="5080"/>
             <wp:docPr id="41" name="Рисунок 41"/>
@@ -9649,9 +9628,12 @@
         <w:jc w:val="center"/>
       </w:pPr>
       <w:r>
+        <w:rPr>
+          <w:noProof/>
+        </w:rPr>
         <w:lastRenderedPageBreak/>
         <w:drawing>
-          <wp:inline distT="0" distB="0" distL="0" distR="0" wp14:anchorId="65D02342" wp14:editId="7CE58226">
+          <wp:inline distT="0" distB="0" distL="0" distR="0" wp14:anchorId="20E2A668" wp14:editId="3216B17C">
             <wp:extent cx="5940425" cy="3331210"/>
             <wp:effectExtent l="0" t="0" r="3175" b="2540"/>
             <wp:docPr id="42" name="Рисунок 42"/>
@@ -9702,8 +9684,11 @@
         <w:jc w:val="center"/>
       </w:pPr>
       <w:r>
+        <w:rPr>
+          <w:noProof/>
+        </w:rPr>
         <w:drawing>
-          <wp:inline distT="0" distB="0" distL="0" distR="0" wp14:anchorId="0BBEF095" wp14:editId="37203283">
+          <wp:inline distT="0" distB="0" distL="0" distR="0" wp14:anchorId="2BA3A363" wp14:editId="3FBFCF6D">
             <wp:extent cx="5940425" cy="2019300"/>
             <wp:effectExtent l="0" t="0" r="3175" b="0"/>
             <wp:docPr id="43" name="Рисунок 43"/>
@@ -9765,8 +9750,11 @@
         <w:jc w:val="center"/>
       </w:pPr>
       <w:r>
+        <w:rPr>
+          <w:noProof/>
+        </w:rPr>
         <w:drawing>
-          <wp:inline distT="0" distB="0" distL="0" distR="0" wp14:anchorId="693E8FC6" wp14:editId="201E8403">
+          <wp:inline distT="0" distB="0" distL="0" distR="0" wp14:anchorId="3C8566DC" wp14:editId="64C7CCBA">
             <wp:extent cx="3581900" cy="1829055"/>
             <wp:effectExtent l="0" t="0" r="0" b="0"/>
             <wp:docPr id="44" name="Рисунок 44"/>
@@ -9810,8 +9798,8 @@
       <w:r>
         <w:t>Рисунок 21 – Загрузка повреждённого файла</w:t>
       </w:r>
-      <w:bookmarkStart w:id="18" w:name="_Toc74956678"/>
-      <w:bookmarkStart w:id="19" w:name="_Toc74829069"/>
+      <w:bookmarkStart w:id="17" w:name="_Toc74956678"/>
+      <w:bookmarkStart w:id="18" w:name="_Toc74829069"/>
     </w:p>
     <w:p>
       <w:pPr>
@@ -9829,7 +9817,7 @@
           <w:bCs/>
         </w:rPr>
       </w:pPr>
-      <w:bookmarkStart w:id="20" w:name="_Toc201833641"/>
+      <w:bookmarkStart w:id="19" w:name="_Toc201833641"/>
       <w:r>
         <w:rPr>
           <w:b/>
@@ -9837,9 +9825,9 @@
         </w:rPr>
         <w:t>СПИСОК ИСПОЛЬЗОВАННЫХ ИСТОЧНИКОВ</w:t>
       </w:r>
+      <w:bookmarkEnd w:id="17"/>
       <w:bookmarkEnd w:id="18"/>
       <w:bookmarkEnd w:id="19"/>
-      <w:bookmarkEnd w:id="20"/>
     </w:p>
     <w:p>
       <w:pPr>
@@ -9922,7 +9910,7 @@
           <w:bCs/>
         </w:rPr>
       </w:pPr>
-      <w:bookmarkStart w:id="21" w:name="_Toc74956679"/>
+      <w:bookmarkStart w:id="20" w:name="_Toc74956679"/>
       <w:r>
         <w:rPr>
           <w:b/>
@@ -9931,7 +9919,7 @@
         <w:lastRenderedPageBreak/>
         <w:t>ПРИЛОЖЕНИЕ А</w:t>
       </w:r>
-      <w:bookmarkEnd w:id="21"/>
+      <w:bookmarkEnd w:id="20"/>
     </w:p>
     <w:p>
       <w:pPr>
@@ -10731,6 +10719,7 @@
       <w:r>
         <w:t xml:space="preserve"> </w:t>
       </w:r>
+      <w:commentRangeStart w:id="21"/>
       <w:r>
         <w:rPr>
           <w:rFonts w:ascii="Segoe UI" w:hAnsi="Segoe UI" w:cs="Segoe UI"/>
@@ -10763,6 +10752,13 @@
           <w:shd w:val="clear" w:color="auto" w:fill="FFFFFF"/>
         </w:rPr>
         <w:t xml:space="preserve">: </w:t>
+      </w:r>
+      <w:commentRangeEnd w:id="21"/>
+      <w:r>
+        <w:rPr>
+          <w:rStyle w:val="af1"/>
+        </w:rPr>
+        <w:commentReference w:id="21"/>
       </w:r>
     </w:p>
     <w:p>
@@ -11046,6 +11042,7 @@
           <w:numId w:val="5"/>
         </w:numPr>
       </w:pPr>
+      <w:commentRangeStart w:id="22"/>
       <w:r>
         <w:t>Резистор</w:t>
       </w:r>
@@ -11100,6 +11097,13 @@
       <w:r>
         <w:t>Частота).</w:t>
       </w:r>
+      <w:commentRangeEnd w:id="22"/>
+      <w:r>
+        <w:rPr>
+          <w:rStyle w:val="af1"/>
+        </w:rPr>
+        <w:commentReference w:id="22"/>
+      </w:r>
     </w:p>
     <w:p>
       <w:r>
@@ -11366,6 +11370,7 @@
       <w:r>
         <w:t xml:space="preserve"> Система должна работать на операционной системе </w:t>
       </w:r>
+      <w:commentRangeStart w:id="23"/>
       <w:r>
         <w:rPr>
           <w:lang w:val="en-US"/>
@@ -11395,6 +11400,13 @@
       </w:r>
       <w:r>
         <w:t>2</w:t>
+      </w:r>
+      <w:commentRangeEnd w:id="23"/>
+      <w:r>
+        <w:rPr>
+          <w:rStyle w:val="af1"/>
+        </w:rPr>
+        <w:commentReference w:id="23"/>
       </w:r>
       <w:r>
         <w:t>. Работоспособность на других выпусках и версиях не гарантируется.</w:t>
@@ -11613,8 +11625,91 @@
 </w:document>
 </file>
 
+<file path=word/comments.xml><?xml version="1.0" encoding="utf-8"?>
+<w:comments xmlns:wpc="http://schemas.microsoft.com/office/word/2010/wordprocessingCanvas" xmlns:cx="http://schemas.microsoft.com/office/drawing/2014/chartex" xmlns:cx1="http://schemas.microsoft.com/office/drawing/2015/9/8/chartex" xmlns:cx2="http://schemas.microsoft.com/office/drawing/2015/10/21/chartex" xmlns:cx3="http://schemas.microsoft.com/office/drawing/2016/5/9/chartex" xmlns:cx4="http://schemas.microsoft.com/office/drawing/2016/5/10/chartex" xmlns:cx5="http://schemas.microsoft.com/office/drawing/2016/5/11/chartex" xmlns:cx6="http://schemas.microsoft.com/office/drawing/2016/5/12/chartex" xmlns:cx7="http://schemas.microsoft.com/office/drawing/2016/5/13/chartex" xmlns:cx8="http://schemas.microsoft.com/office/drawing/2016/5/14/chartex" xmlns:mc="http://schemas.openxmlformats.org/markup-compatibility/2006" xmlns:aink="http://schemas.microsoft.com/office/drawing/2016/ink" xmlns:am3d="http://schemas.microsoft.com/office/drawing/2017/model3d" xmlns:o="urn:schemas-microsoft-com:office:office" xmlns:r="http://schemas.openxmlformats.org/officeDocument/2006/relationships" xmlns:m="http://schemas.openxmlformats.org/officeDocument/2006/math" xmlns:v="urn:schemas-microsoft-com:vml" xmlns:wp14="http://schemas.microsoft.com/office/word/2010/wordprocessingDrawing" xmlns:wp="http://schemas.openxmlformats.org/drawingml/2006/wordprocessingDrawing" xmlns:w10="urn:schemas-microsoft-com:office:word" xmlns:w="http://schemas.openxmlformats.org/wordprocessingml/2006/main" xmlns:w14="http://schemas.microsoft.com/office/word/2010/wordml" xmlns:w15="http://schemas.microsoft.com/office/word/2012/wordml" xmlns:w16cex="http://schemas.microsoft.com/office/word/2018/wordml/cex" xmlns:w16cid="http://schemas.microsoft.com/office/word/2016/wordml/cid" xmlns:w16="http://schemas.microsoft.com/office/word/2018/wordml" xmlns:w16sdtdh="http://schemas.microsoft.com/office/word/2020/wordml/sdtdatahash" xmlns:w16se="http://schemas.microsoft.com/office/word/2015/wordml/symex" xmlns:wpg="http://schemas.microsoft.com/office/word/2010/wordprocessingGroup" xmlns:wpi="http://schemas.microsoft.com/office/word/2010/wordprocessingInk" xmlns:wne="http://schemas.microsoft.com/office/word/2006/wordml" xmlns:wps="http://schemas.microsoft.com/office/word/2010/wordprocessingShape" mc:Ignorable="w14 w15 w16se w16cid w16 w16cex w16sdtdh wp14">
+  <w:comment w:id="21" w:author="Aleksey A. Kalentev" w:date="2025-06-26T13:19:00Z" w:initials="AAK">
+    <w:p>
+      <w:pPr>
+        <w:pStyle w:val="af2"/>
+      </w:pPr>
+      <w:r>
+        <w:rPr>
+          <w:rStyle w:val="af1"/>
+        </w:rPr>
+        <w:annotationRef/>
+      </w:r>
+    </w:p>
+  </w:comment>
+  <w:comment w:id="22" w:author="Aleksey A. Kalentev" w:date="2025-06-26T13:17:00Z" w:initials="AAK">
+    <w:p>
+      <w:pPr>
+        <w:pStyle w:val="af2"/>
+      </w:pPr>
+      <w:r>
+        <w:rPr>
+          <w:rStyle w:val="af1"/>
+        </w:rPr>
+        <w:annotationRef/>
+      </w:r>
+      <w:r>
+        <w:t>Расписать параметры и единицы измерения + добавить формулы расчёта</w:t>
+      </w:r>
+    </w:p>
+  </w:comment>
+  <w:comment w:id="23" w:author="Aleksey A. Kalentev" w:date="2025-06-26T13:19:00Z" w:initials="AAK">
+    <w:p>
+      <w:pPr>
+        <w:pStyle w:val="af2"/>
+        <w:rPr>
+          <w:lang w:val="en-US"/>
+        </w:rPr>
+      </w:pPr>
+      <w:r>
+        <w:rPr>
+          <w:rStyle w:val="af1"/>
+        </w:rPr>
+        <w:annotationRef/>
+      </w:r>
+      <w:r>
+        <w:t xml:space="preserve">Есть ли </w:t>
+      </w:r>
+      <w:r>
+        <w:rPr>
+          <w:lang w:val="en-US"/>
+        </w:rPr>
+        <w:t>x86?</w:t>
+      </w:r>
+    </w:p>
+  </w:comment>
+</w:comments>
+</file>
+
+<file path=word/commentsExtended.xml><?xml version="1.0" encoding="utf-8"?>
+<w15:commentsEx xmlns:wpc="http://schemas.microsoft.com/office/word/2010/wordprocessingCanvas" xmlns:cx="http://schemas.microsoft.com/office/drawing/2014/chartex" xmlns:cx1="http://schemas.microsoft.com/office/drawing/2015/9/8/chartex" xmlns:cx2="http://schemas.microsoft.com/office/drawing/2015/10/21/chartex" xmlns:cx3="http://schemas.microsoft.com/office/drawing/2016/5/9/chartex" xmlns:cx4="http://schemas.microsoft.com/office/drawing/2016/5/10/chartex" xmlns:cx5="http://schemas.microsoft.com/office/drawing/2016/5/11/chartex" xmlns:cx6="http://schemas.microsoft.com/office/drawing/2016/5/12/chartex" xmlns:cx7="http://schemas.microsoft.com/office/drawing/2016/5/13/chartex" xmlns:cx8="http://schemas.microsoft.com/office/drawing/2016/5/14/chartex" xmlns:mc="http://schemas.openxmlformats.org/markup-compatibility/2006" xmlns:aink="http://schemas.microsoft.com/office/drawing/2016/ink" xmlns:am3d="http://schemas.microsoft.com/office/drawing/2017/model3d" xmlns:o="urn:schemas-microsoft-com:office:office" xmlns:r="http://schemas.openxmlformats.org/officeDocument/2006/relationships" xmlns:m="http://schemas.openxmlformats.org/officeDocument/2006/math" xmlns:v="urn:schemas-microsoft-com:vml" xmlns:wp14="http://schemas.microsoft.com/office/word/2010/wordprocessingDrawing" xmlns:wp="http://schemas.openxmlformats.org/drawingml/2006/wordprocessingDrawing" xmlns:w10="urn:schemas-microsoft-com:office:word" xmlns:w="http://schemas.openxmlformats.org/wordprocessingml/2006/main" xmlns:w14="http://schemas.microsoft.com/office/word/2010/wordml" xmlns:w15="http://schemas.microsoft.com/office/word/2012/wordml" xmlns:w16cex="http://schemas.microsoft.com/office/word/2018/wordml/cex" xmlns:w16cid="http://schemas.microsoft.com/office/word/2016/wordml/cid" xmlns:w16="http://schemas.microsoft.com/office/word/2018/wordml" xmlns:w16sdtdh="http://schemas.microsoft.com/office/word/2020/wordml/sdtdatahash" xmlns:w16se="http://schemas.microsoft.com/office/word/2015/wordml/symex" xmlns:wpg="http://schemas.microsoft.com/office/word/2010/wordprocessingGroup" xmlns:wpi="http://schemas.microsoft.com/office/word/2010/wordprocessingInk" xmlns:wne="http://schemas.microsoft.com/office/word/2006/wordml" xmlns:wps="http://schemas.microsoft.com/office/word/2010/wordprocessingShape" mc:Ignorable="w14 w15 w16se w16cid w16 w16cex w16sdtdh wp14">
+  <w15:commentEx w15:paraId="7FE9E413" w15:done="0"/>
+  <w15:commentEx w15:paraId="5B78C37E" w15:done="0"/>
+  <w15:commentEx w15:paraId="00D6A0F0" w15:done="0"/>
+</w15:commentsEx>
+</file>
+
+<file path=word/commentsExtensible.xml><?xml version="1.0" encoding="utf-8"?>
+<w16cex:commentsExtensible xmlns:wpc="http://schemas.microsoft.com/office/word/2010/wordprocessingCanvas" xmlns:cx="http://schemas.microsoft.com/office/drawing/2014/chartex" xmlns:cx1="http://schemas.microsoft.com/office/drawing/2015/9/8/chartex" xmlns:cx2="http://schemas.microsoft.com/office/drawing/2015/10/21/chartex" xmlns:cx3="http://schemas.microsoft.com/office/drawing/2016/5/9/chartex" xmlns:cx4="http://schemas.microsoft.com/office/drawing/2016/5/10/chartex" xmlns:cx5="http://schemas.microsoft.com/office/drawing/2016/5/11/chartex" xmlns:cx6="http://schemas.microsoft.com/office/drawing/2016/5/12/chartex" xmlns:cx7="http://schemas.microsoft.com/office/drawing/2016/5/13/chartex" xmlns:cx8="http://schemas.microsoft.com/office/drawing/2016/5/14/chartex" xmlns:mc="http://schemas.openxmlformats.org/markup-compatibility/2006" xmlns:aink="http://schemas.microsoft.com/office/drawing/2016/ink" xmlns:am3d="http://schemas.microsoft.com/office/drawing/2017/model3d" xmlns:o="urn:schemas-microsoft-com:office:office" xmlns:r="http://schemas.openxmlformats.org/officeDocument/2006/relationships" xmlns:m="http://schemas.openxmlformats.org/officeDocument/2006/math" xmlns:v="urn:schemas-microsoft-com:vml" xmlns:wp14="http://schemas.microsoft.com/office/word/2010/wordprocessingDrawing" xmlns:wp="http://schemas.openxmlformats.org/drawingml/2006/wordprocessingDrawing" xmlns:w10="urn:schemas-microsoft-com:office:word" xmlns:w="http://schemas.openxmlformats.org/wordprocessingml/2006/main" xmlns:w14="http://schemas.microsoft.com/office/word/2010/wordml" xmlns:w15="http://schemas.microsoft.com/office/word/2012/wordml" xmlns:w16cex="http://schemas.microsoft.com/office/word/2018/wordml/cex" xmlns:w16cid="http://schemas.microsoft.com/office/word/2016/wordml/cid" xmlns:w16="http://schemas.microsoft.com/office/word/2018/wordml" xmlns:w16sdtdh="http://schemas.microsoft.com/office/word/2020/wordml/sdtdatahash" xmlns:w16se="http://schemas.microsoft.com/office/word/2015/wordml/symex" xmlns:wpg="http://schemas.microsoft.com/office/word/2010/wordprocessingGroup" xmlns:wpi="http://schemas.microsoft.com/office/word/2010/wordprocessingInk" xmlns:wne="http://schemas.microsoft.com/office/word/2006/wordml" xmlns:wps="http://schemas.microsoft.com/office/word/2010/wordprocessingShape" mc:Ignorable="w14 w15 w16se w16cid w16 w16cex w16sdtdh wp14">
+  <w16cex:commentExtensible w16cex:durableId="2C07C77D" w16cex:dateUtc="2025-06-26T06:19:00Z"/>
+  <w16cex:commentExtensible w16cex:durableId="2C07C6F8" w16cex:dateUtc="2025-06-26T06:17:00Z"/>
+  <w16cex:commentExtensible w16cex:durableId="2C07C746" w16cex:dateUtc="2025-06-26T06:19:00Z"/>
+</w16cex:commentsExtensible>
+</file>
+
+<file path=word/commentsIds.xml><?xml version="1.0" encoding="utf-8"?>
+<w16cid:commentsIds xmlns:wpc="http://schemas.microsoft.com/office/word/2010/wordprocessingCanvas" xmlns:cx="http://schemas.microsoft.com/office/drawing/2014/chartex" xmlns:cx1="http://schemas.microsoft.com/office/drawing/2015/9/8/chartex" xmlns:cx2="http://schemas.microsoft.com/office/drawing/2015/10/21/chartex" xmlns:cx3="http://schemas.microsoft.com/office/drawing/2016/5/9/chartex" xmlns:cx4="http://schemas.microsoft.com/office/drawing/2016/5/10/chartex" xmlns:cx5="http://schemas.microsoft.com/office/drawing/2016/5/11/chartex" xmlns:cx6="http://schemas.microsoft.com/office/drawing/2016/5/12/chartex" xmlns:cx7="http://schemas.microsoft.com/office/drawing/2016/5/13/chartex" xmlns:cx8="http://schemas.microsoft.com/office/drawing/2016/5/14/chartex" xmlns:mc="http://schemas.openxmlformats.org/markup-compatibility/2006" xmlns:aink="http://schemas.microsoft.com/office/drawing/2016/ink" xmlns:am3d="http://schemas.microsoft.com/office/drawing/2017/model3d" xmlns:o="urn:schemas-microsoft-com:office:office" xmlns:r="http://schemas.openxmlformats.org/officeDocument/2006/relationships" xmlns:m="http://schemas.openxmlformats.org/officeDocument/2006/math" xmlns:v="urn:schemas-microsoft-com:vml" xmlns:wp14="http://schemas.microsoft.com/office/word/2010/wordprocessingDrawing" xmlns:wp="http://schemas.openxmlformats.org/drawingml/2006/wordprocessingDrawing" xmlns:w10="urn:schemas-microsoft-com:office:word" xmlns:w="http://schemas.openxmlformats.org/wordprocessingml/2006/main" xmlns:w14="http://schemas.microsoft.com/office/word/2010/wordml" xmlns:w15="http://schemas.microsoft.com/office/word/2012/wordml" xmlns:w16cex="http://schemas.microsoft.com/office/word/2018/wordml/cex" xmlns:w16cid="http://schemas.microsoft.com/office/word/2016/wordml/cid" xmlns:w16="http://schemas.microsoft.com/office/word/2018/wordml" xmlns:w16sdtdh="http://schemas.microsoft.com/office/word/2020/wordml/sdtdatahash" xmlns:w16se="http://schemas.microsoft.com/office/word/2015/wordml/symex" xmlns:wpg="http://schemas.microsoft.com/office/word/2010/wordprocessingGroup" xmlns:wpi="http://schemas.microsoft.com/office/word/2010/wordprocessingInk" xmlns:wne="http://schemas.microsoft.com/office/word/2006/wordml" xmlns:wps="http://schemas.microsoft.com/office/word/2010/wordprocessingShape" mc:Ignorable="w14 w15 w16se w16cid w16 w16cex w16sdtdh wp14">
+  <w16cid:commentId w16cid:paraId="7FE9E413" w16cid:durableId="2C07C77D"/>
+  <w16cid:commentId w16cid:paraId="5B78C37E" w16cid:durableId="2C07C6F8"/>
+  <w16cid:commentId w16cid:paraId="00D6A0F0" w16cid:durableId="2C07C746"/>
+</w16cid:commentsIds>
+</file>
+
 <file path=word/endnotes.xml><?xml version="1.0" encoding="utf-8"?>
-<w:endnotes xmlns:wpc="http://schemas.microsoft.com/office/word/2010/wordprocessingCanvas" xmlns:cx="http://schemas.microsoft.com/office/drawing/2014/chartex" xmlns:mc="http://schemas.openxmlformats.org/markup-compatibility/2006" xmlns:o="urn:schemas-microsoft-com:office:office" xmlns:r="http://schemas.openxmlformats.org/officeDocument/2006/relationships" xmlns:m="http://schemas.openxmlformats.org/officeDocument/2006/math" xmlns:v="urn:schemas-microsoft-com:vml" xmlns:wp14="http://schemas.microsoft.com/office/word/2010/wordprocessingDrawing" xmlns:wp="http://schemas.openxmlformats.org/drawingml/2006/wordprocessingDrawing" xmlns:w10="urn:schemas-microsoft-com:office:word" xmlns:w="http://schemas.openxmlformats.org/wordprocessingml/2006/main" xmlns:w14="http://schemas.microsoft.com/office/word/2010/wordml" xmlns:w15="http://schemas.microsoft.com/office/word/2012/wordml" xmlns:w16se="http://schemas.microsoft.com/office/word/2015/wordml/symex" xmlns:wpg="http://schemas.microsoft.com/office/word/2010/wordprocessingGroup" xmlns:wpi="http://schemas.microsoft.com/office/word/2010/wordprocessingInk" xmlns:wne="http://schemas.microsoft.com/office/word/2006/wordml" xmlns:wps="http://schemas.microsoft.com/office/word/2010/wordprocessingShape" mc:Ignorable="w14 w15 w16se wp14">
+<w:endnotes xmlns:wpc="http://schemas.microsoft.com/office/word/2010/wordprocessingCanvas" xmlns:cx="http://schemas.microsoft.com/office/drawing/2014/chartex" xmlns:cx1="http://schemas.microsoft.com/office/drawing/2015/9/8/chartex" xmlns:cx2="http://schemas.microsoft.com/office/drawing/2015/10/21/chartex" xmlns:cx3="http://schemas.microsoft.com/office/drawing/2016/5/9/chartex" xmlns:cx4="http://schemas.microsoft.com/office/drawing/2016/5/10/chartex" xmlns:cx5="http://schemas.microsoft.com/office/drawing/2016/5/11/chartex" xmlns:cx6="http://schemas.microsoft.com/office/drawing/2016/5/12/chartex" xmlns:cx7="http://schemas.microsoft.com/office/drawing/2016/5/13/chartex" xmlns:cx8="http://schemas.microsoft.com/office/drawing/2016/5/14/chartex" xmlns:mc="http://schemas.openxmlformats.org/markup-compatibility/2006" xmlns:aink="http://schemas.microsoft.com/office/drawing/2016/ink" xmlns:am3d="http://schemas.microsoft.com/office/drawing/2017/model3d" xmlns:o="urn:schemas-microsoft-com:office:office" xmlns:r="http://schemas.openxmlformats.org/officeDocument/2006/relationships" xmlns:m="http://schemas.openxmlformats.org/officeDocument/2006/math" xmlns:v="urn:schemas-microsoft-com:vml" xmlns:wp14="http://schemas.microsoft.com/office/word/2010/wordprocessingDrawing" xmlns:wp="http://schemas.openxmlformats.org/drawingml/2006/wordprocessingDrawing" xmlns:w10="urn:schemas-microsoft-com:office:word" xmlns:w="http://schemas.openxmlformats.org/wordprocessingml/2006/main" xmlns:w14="http://schemas.microsoft.com/office/word/2010/wordml" xmlns:w15="http://schemas.microsoft.com/office/word/2012/wordml" xmlns:w16cex="http://schemas.microsoft.com/office/word/2018/wordml/cex" xmlns:w16cid="http://schemas.microsoft.com/office/word/2016/wordml/cid" xmlns:w16="http://schemas.microsoft.com/office/word/2018/wordml" xmlns:w16sdtdh="http://schemas.microsoft.com/office/word/2020/wordml/sdtdatahash" xmlns:w16se="http://schemas.microsoft.com/office/word/2015/wordml/symex" xmlns:wpg="http://schemas.microsoft.com/office/word/2010/wordprocessingGroup" xmlns:wpi="http://schemas.microsoft.com/office/word/2010/wordprocessingInk" xmlns:wne="http://schemas.microsoft.com/office/word/2006/wordml" xmlns:wps="http://schemas.microsoft.com/office/word/2010/wordprocessingShape" mc:Ignorable="w14 w15 w16se w16cid w16 w16cex w16sdtdh wp14">
   <w:endnote w:type="separator" w:id="-1">
     <w:p>
       <w:pPr>
@@ -11639,7 +11734,7 @@
 </file>
 
 <file path=word/footer1.xml><?xml version="1.0" encoding="utf-8"?>
-<w:ftr xmlns:wpc="http://schemas.microsoft.com/office/word/2010/wordprocessingCanvas" xmlns:cx="http://schemas.microsoft.com/office/drawing/2014/chartex" xmlns:mc="http://schemas.openxmlformats.org/markup-compatibility/2006" xmlns:o="urn:schemas-microsoft-com:office:office" xmlns:r="http://schemas.openxmlformats.org/officeDocument/2006/relationships" xmlns:m="http://schemas.openxmlformats.org/officeDocument/2006/math" xmlns:v="urn:schemas-microsoft-com:vml" xmlns:wp14="http://schemas.microsoft.com/office/word/2010/wordprocessingDrawing" xmlns:wp="http://schemas.openxmlformats.org/drawingml/2006/wordprocessingDrawing" xmlns:w10="urn:schemas-microsoft-com:office:word" xmlns:w="http://schemas.openxmlformats.org/wordprocessingml/2006/main" xmlns:w14="http://schemas.microsoft.com/office/word/2010/wordml" xmlns:w15="http://schemas.microsoft.com/office/word/2012/wordml" xmlns:w16se="http://schemas.microsoft.com/office/word/2015/wordml/symex" xmlns:wpg="http://schemas.microsoft.com/office/word/2010/wordprocessingGroup" xmlns:wpi="http://schemas.microsoft.com/office/word/2010/wordprocessingInk" xmlns:wne="http://schemas.microsoft.com/office/word/2006/wordml" xmlns:wps="http://schemas.microsoft.com/office/word/2010/wordprocessingShape" mc:Ignorable="w14 w15 w16se wp14">
+<w:ftr xmlns:wpc="http://schemas.microsoft.com/office/word/2010/wordprocessingCanvas" xmlns:cx="http://schemas.microsoft.com/office/drawing/2014/chartex" xmlns:cx1="http://schemas.microsoft.com/office/drawing/2015/9/8/chartex" xmlns:cx2="http://schemas.microsoft.com/office/drawing/2015/10/21/chartex" xmlns:cx3="http://schemas.microsoft.com/office/drawing/2016/5/9/chartex" xmlns:cx4="http://schemas.microsoft.com/office/drawing/2016/5/10/chartex" xmlns:cx5="http://schemas.microsoft.com/office/drawing/2016/5/11/chartex" xmlns:cx6="http://schemas.microsoft.com/office/drawing/2016/5/12/chartex" xmlns:cx7="http://schemas.microsoft.com/office/drawing/2016/5/13/chartex" xmlns:cx8="http://schemas.microsoft.com/office/drawing/2016/5/14/chartex" xmlns:mc="http://schemas.openxmlformats.org/markup-compatibility/2006" xmlns:aink="http://schemas.microsoft.com/office/drawing/2016/ink" xmlns:am3d="http://schemas.microsoft.com/office/drawing/2017/model3d" xmlns:o="urn:schemas-microsoft-com:office:office" xmlns:r="http://schemas.openxmlformats.org/officeDocument/2006/relationships" xmlns:m="http://schemas.openxmlformats.org/officeDocument/2006/math" xmlns:v="urn:schemas-microsoft-com:vml" xmlns:wp14="http://schemas.microsoft.com/office/word/2010/wordprocessingDrawing" xmlns:wp="http://schemas.openxmlformats.org/drawingml/2006/wordprocessingDrawing" xmlns:w10="urn:schemas-microsoft-com:office:word" xmlns:w="http://schemas.openxmlformats.org/wordprocessingml/2006/main" xmlns:w14="http://schemas.microsoft.com/office/word/2010/wordml" xmlns:w15="http://schemas.microsoft.com/office/word/2012/wordml" xmlns:w16cex="http://schemas.microsoft.com/office/word/2018/wordml/cex" xmlns:w16cid="http://schemas.microsoft.com/office/word/2016/wordml/cid" xmlns:w16="http://schemas.microsoft.com/office/word/2018/wordml" xmlns:w16sdtdh="http://schemas.microsoft.com/office/word/2020/wordml/sdtdatahash" xmlns:w16se="http://schemas.microsoft.com/office/word/2015/wordml/symex" xmlns:wpg="http://schemas.microsoft.com/office/word/2010/wordprocessingGroup" xmlns:wpi="http://schemas.microsoft.com/office/word/2010/wordprocessingInk" xmlns:wne="http://schemas.microsoft.com/office/word/2006/wordml" xmlns:wps="http://schemas.microsoft.com/office/word/2010/wordprocessingShape" mc:Ignorable="w14 w15 w16se w16cid w16 w16cex w16sdtdh wp14">
   <w:sdt>
     <w:sdtPr>
       <w:id w:val="994682180"/>
@@ -11685,7 +11780,7 @@
 </file>
 
 <file path=word/footnotes.xml><?xml version="1.0" encoding="utf-8"?>
-<w:footnotes xmlns:wpc="http://schemas.microsoft.com/office/word/2010/wordprocessingCanvas" xmlns:cx="http://schemas.microsoft.com/office/drawing/2014/chartex" xmlns:mc="http://schemas.openxmlformats.org/markup-compatibility/2006" xmlns:o="urn:schemas-microsoft-com:office:office" xmlns:r="http://schemas.openxmlformats.org/officeDocument/2006/relationships" xmlns:m="http://schemas.openxmlformats.org/officeDocument/2006/math" xmlns:v="urn:schemas-microsoft-com:vml" xmlns:wp14="http://schemas.microsoft.com/office/word/2010/wordprocessingDrawing" xmlns:wp="http://schemas.openxmlformats.org/drawingml/2006/wordprocessingDrawing" xmlns:w10="urn:schemas-microsoft-com:office:word" xmlns:w="http://schemas.openxmlformats.org/wordprocessingml/2006/main" xmlns:w14="http://schemas.microsoft.com/office/word/2010/wordml" xmlns:w15="http://schemas.microsoft.com/office/word/2012/wordml" xmlns:w16se="http://schemas.microsoft.com/office/word/2015/wordml/symex" xmlns:wpg="http://schemas.microsoft.com/office/word/2010/wordprocessingGroup" xmlns:wpi="http://schemas.microsoft.com/office/word/2010/wordprocessingInk" xmlns:wne="http://schemas.microsoft.com/office/word/2006/wordml" xmlns:wps="http://schemas.microsoft.com/office/word/2010/wordprocessingShape" mc:Ignorable="w14 w15 w16se wp14">
+<w:footnotes xmlns:wpc="http://schemas.microsoft.com/office/word/2010/wordprocessingCanvas" xmlns:cx="http://schemas.microsoft.com/office/drawing/2014/chartex" xmlns:cx1="http://schemas.microsoft.com/office/drawing/2015/9/8/chartex" xmlns:cx2="http://schemas.microsoft.com/office/drawing/2015/10/21/chartex" xmlns:cx3="http://schemas.microsoft.com/office/drawing/2016/5/9/chartex" xmlns:cx4="http://schemas.microsoft.com/office/drawing/2016/5/10/chartex" xmlns:cx5="http://schemas.microsoft.com/office/drawing/2016/5/11/chartex" xmlns:cx6="http://schemas.microsoft.com/office/drawing/2016/5/12/chartex" xmlns:cx7="http://schemas.microsoft.com/office/drawing/2016/5/13/chartex" xmlns:cx8="http://schemas.microsoft.com/office/drawing/2016/5/14/chartex" xmlns:mc="http://schemas.openxmlformats.org/markup-compatibility/2006" xmlns:aink="http://schemas.microsoft.com/office/drawing/2016/ink" xmlns:am3d="http://schemas.microsoft.com/office/drawing/2017/model3d" xmlns:o="urn:schemas-microsoft-com:office:office" xmlns:r="http://schemas.openxmlformats.org/officeDocument/2006/relationships" xmlns:m="http://schemas.openxmlformats.org/officeDocument/2006/math" xmlns:v="urn:schemas-microsoft-com:vml" xmlns:wp14="http://schemas.microsoft.com/office/word/2010/wordprocessingDrawing" xmlns:wp="http://schemas.openxmlformats.org/drawingml/2006/wordprocessingDrawing" xmlns:w10="urn:schemas-microsoft-com:office:word" xmlns:w="http://schemas.openxmlformats.org/wordprocessingml/2006/main" xmlns:w14="http://schemas.microsoft.com/office/word/2010/wordml" xmlns:w15="http://schemas.microsoft.com/office/word/2012/wordml" xmlns:w16cex="http://schemas.microsoft.com/office/word/2018/wordml/cex" xmlns:w16cid="http://schemas.microsoft.com/office/word/2016/wordml/cid" xmlns:w16="http://schemas.microsoft.com/office/word/2018/wordml" xmlns:w16sdtdh="http://schemas.microsoft.com/office/word/2020/wordml/sdtdatahash" xmlns:w16se="http://schemas.microsoft.com/office/word/2015/wordml/symex" xmlns:wpg="http://schemas.microsoft.com/office/word/2010/wordprocessingGroup" xmlns:wpi="http://schemas.microsoft.com/office/word/2010/wordprocessingInk" xmlns:wne="http://schemas.microsoft.com/office/word/2006/wordml" xmlns:wps="http://schemas.microsoft.com/office/word/2010/wordprocessingShape" mc:Ignorable="w14 w15 w16se w16cid w16 w16cex w16sdtdh wp14">
   <w:footnote w:type="separator" w:id="-1">
     <w:p>
       <w:pPr>
@@ -11710,7 +11805,7 @@
 </file>
 
 <file path=word/numbering.xml><?xml version="1.0" encoding="utf-8"?>
-<w:numbering xmlns:wpc="http://schemas.microsoft.com/office/word/2010/wordprocessingCanvas" xmlns:cx="http://schemas.microsoft.com/office/drawing/2014/chartex" xmlns:mc="http://schemas.openxmlformats.org/markup-compatibility/2006" xmlns:o="urn:schemas-microsoft-com:office:office" xmlns:r="http://schemas.openxmlformats.org/officeDocument/2006/relationships" xmlns:m="http://schemas.openxmlformats.org/officeDocument/2006/math" xmlns:v="urn:schemas-microsoft-com:vml" xmlns:wp14="http://schemas.microsoft.com/office/word/2010/wordprocessingDrawing" xmlns:wp="http://schemas.openxmlformats.org/drawingml/2006/wordprocessingDrawing" xmlns:w10="urn:schemas-microsoft-com:office:word" xmlns:w="http://schemas.openxmlformats.org/wordprocessingml/2006/main" xmlns:w14="http://schemas.microsoft.com/office/word/2010/wordml" xmlns:w15="http://schemas.microsoft.com/office/word/2012/wordml" xmlns:w16se="http://schemas.microsoft.com/office/word/2015/wordml/symex" xmlns:wpg="http://schemas.microsoft.com/office/word/2010/wordprocessingGroup" xmlns:wpi="http://schemas.microsoft.com/office/word/2010/wordprocessingInk" xmlns:wne="http://schemas.microsoft.com/office/word/2006/wordml" xmlns:wps="http://schemas.microsoft.com/office/word/2010/wordprocessingShape" mc:Ignorable="w14 w15 w16se wp14">
+<w:numbering xmlns:wpc="http://schemas.microsoft.com/office/word/2010/wordprocessingCanvas" xmlns:cx="http://schemas.microsoft.com/office/drawing/2014/chartex" xmlns:cx1="http://schemas.microsoft.com/office/drawing/2015/9/8/chartex" xmlns:cx2="http://schemas.microsoft.com/office/drawing/2015/10/21/chartex" xmlns:cx3="http://schemas.microsoft.com/office/drawing/2016/5/9/chartex" xmlns:cx4="http://schemas.microsoft.com/office/drawing/2016/5/10/chartex" xmlns:cx5="http://schemas.microsoft.com/office/drawing/2016/5/11/chartex" xmlns:cx6="http://schemas.microsoft.com/office/drawing/2016/5/12/chartex" xmlns:cx7="http://schemas.microsoft.com/office/drawing/2016/5/13/chartex" xmlns:cx8="http://schemas.microsoft.com/office/drawing/2016/5/14/chartex" xmlns:mc="http://schemas.openxmlformats.org/markup-compatibility/2006" xmlns:aink="http://schemas.microsoft.com/office/drawing/2016/ink" xmlns:am3d="http://schemas.microsoft.com/office/drawing/2017/model3d" xmlns:o="urn:schemas-microsoft-com:office:office" xmlns:r="http://schemas.openxmlformats.org/officeDocument/2006/relationships" xmlns:m="http://schemas.openxmlformats.org/officeDocument/2006/math" xmlns:v="urn:schemas-microsoft-com:vml" xmlns:wp14="http://schemas.microsoft.com/office/word/2010/wordprocessingDrawing" xmlns:wp="http://schemas.openxmlformats.org/drawingml/2006/wordprocessingDrawing" xmlns:w10="urn:schemas-microsoft-com:office:word" xmlns:w="http://schemas.openxmlformats.org/wordprocessingml/2006/main" xmlns:w14="http://schemas.microsoft.com/office/word/2010/wordml" xmlns:w15="http://schemas.microsoft.com/office/word/2012/wordml" xmlns:w16cex="http://schemas.microsoft.com/office/word/2018/wordml/cex" xmlns:w16cid="http://schemas.microsoft.com/office/word/2016/wordml/cid" xmlns:w16="http://schemas.microsoft.com/office/word/2018/wordml" xmlns:w16sdtdh="http://schemas.microsoft.com/office/word/2020/wordml/sdtdatahash" xmlns:w16se="http://schemas.microsoft.com/office/word/2015/wordml/symex" xmlns:wpg="http://schemas.microsoft.com/office/word/2010/wordprocessingGroup" xmlns:wpi="http://schemas.microsoft.com/office/word/2010/wordprocessingInk" xmlns:wne="http://schemas.microsoft.com/office/word/2006/wordml" xmlns:wps="http://schemas.microsoft.com/office/word/2010/wordprocessingShape" mc:Ignorable="w14 w15 w16se w16cid w16 w16cex w16sdtdh wp14">
   <w:abstractNum w:abstractNumId="0" w15:restartNumberingAfterBreak="0">
     <w:nsid w:val="01391C60"/>
     <w:multiLevelType w:val="multilevel"/>
@@ -12306,8 +12401,16 @@
 </w:numbering>
 </file>
 
+<file path=word/people.xml><?xml version="1.0" encoding="utf-8"?>
+<w15:people xmlns:wpc="http://schemas.microsoft.com/office/word/2010/wordprocessingCanvas" xmlns:cx="http://schemas.microsoft.com/office/drawing/2014/chartex" xmlns:cx1="http://schemas.microsoft.com/office/drawing/2015/9/8/chartex" xmlns:cx2="http://schemas.microsoft.com/office/drawing/2015/10/21/chartex" xmlns:cx3="http://schemas.microsoft.com/office/drawing/2016/5/9/chartex" xmlns:cx4="http://schemas.microsoft.com/office/drawing/2016/5/10/chartex" xmlns:cx5="http://schemas.microsoft.com/office/drawing/2016/5/11/chartex" xmlns:cx6="http://schemas.microsoft.com/office/drawing/2016/5/12/chartex" xmlns:cx7="http://schemas.microsoft.com/office/drawing/2016/5/13/chartex" xmlns:cx8="http://schemas.microsoft.com/office/drawing/2016/5/14/chartex" xmlns:mc="http://schemas.openxmlformats.org/markup-compatibility/2006" xmlns:aink="http://schemas.microsoft.com/office/drawing/2016/ink" xmlns:am3d="http://schemas.microsoft.com/office/drawing/2017/model3d" xmlns:o="urn:schemas-microsoft-com:office:office" xmlns:r="http://schemas.openxmlformats.org/officeDocument/2006/relationships" xmlns:m="http://schemas.openxmlformats.org/officeDocument/2006/math" xmlns:v="urn:schemas-microsoft-com:vml" xmlns:wp14="http://schemas.microsoft.com/office/word/2010/wordprocessingDrawing" xmlns:wp="http://schemas.openxmlformats.org/drawingml/2006/wordprocessingDrawing" xmlns:w10="urn:schemas-microsoft-com:office:word" xmlns:w="http://schemas.openxmlformats.org/wordprocessingml/2006/main" xmlns:w14="http://schemas.microsoft.com/office/word/2010/wordml" xmlns:w15="http://schemas.microsoft.com/office/word/2012/wordml" xmlns:w16cex="http://schemas.microsoft.com/office/word/2018/wordml/cex" xmlns:w16cid="http://schemas.microsoft.com/office/word/2016/wordml/cid" xmlns:w16="http://schemas.microsoft.com/office/word/2018/wordml" xmlns:w16sdtdh="http://schemas.microsoft.com/office/word/2020/wordml/sdtdatahash" xmlns:w16se="http://schemas.microsoft.com/office/word/2015/wordml/symex" xmlns:wpg="http://schemas.microsoft.com/office/word/2010/wordprocessingGroup" xmlns:wpi="http://schemas.microsoft.com/office/word/2010/wordprocessingInk" xmlns:wne="http://schemas.microsoft.com/office/word/2006/wordml" xmlns:wps="http://schemas.microsoft.com/office/word/2010/wordprocessingShape" mc:Ignorable="w14 w15 w16se w16cid w16 w16cex w16sdtdh wp14">
+  <w15:person w15:author="Aleksey A. Kalentev">
+    <w15:presenceInfo w15:providerId="AD" w15:userId="S-1-5-21-507921405-1993962763-1957994488-151096"/>
+  </w15:person>
+</w15:people>
+</file>
+
 <file path=word/styles.xml><?xml version="1.0" encoding="utf-8"?>
-<w:styles xmlns:mc="http://schemas.openxmlformats.org/markup-compatibility/2006" xmlns:r="http://schemas.openxmlformats.org/officeDocument/2006/relationships" xmlns:w="http://schemas.openxmlformats.org/wordprocessingml/2006/main" xmlns:w14="http://schemas.microsoft.com/office/word/2010/wordml" xmlns:w15="http://schemas.microsoft.com/office/word/2012/wordml" xmlns:w16se="http://schemas.microsoft.com/office/word/2015/wordml/symex" mc:Ignorable="w14 w15 w16se">
+<w:styles xmlns:mc="http://schemas.openxmlformats.org/markup-compatibility/2006" xmlns:r="http://schemas.openxmlformats.org/officeDocument/2006/relationships" xmlns:w="http://schemas.openxmlformats.org/wordprocessingml/2006/main" xmlns:w14="http://schemas.microsoft.com/office/word/2010/wordml" xmlns:w15="http://schemas.microsoft.com/office/word/2012/wordml" xmlns:w16cex="http://schemas.microsoft.com/office/word/2018/wordml/cex" xmlns:w16cid="http://schemas.microsoft.com/office/word/2016/wordml/cid" xmlns:w16="http://schemas.microsoft.com/office/word/2018/wordml" xmlns:w16sdtdh="http://schemas.microsoft.com/office/word/2020/wordml/sdtdatahash" xmlns:w16se="http://schemas.microsoft.com/office/word/2015/wordml/symex" mc:Ignorable="w14 w15 w16se w16cid w16 w16cex w16sdtdh">
   <w:docDefaults>
     <w:rPrDefault>
       <w:rPr>
@@ -12323,7 +12426,7 @@
       </w:pPr>
     </w:pPrDefault>
   </w:docDefaults>
-  <w:latentStyles w:defLockedState="0" w:defUIPriority="99" w:defSemiHidden="0" w:defUnhideWhenUsed="0" w:defQFormat="0" w:count="371">
+  <w:latentStyles w:defLockedState="0" w:defUIPriority="99" w:defSemiHidden="0" w:defUnhideWhenUsed="0" w:defQFormat="0" w:count="376">
     <w:lsdException w:name="Normal" w:uiPriority="0" w:qFormat="1"/>
     <w:lsdException w:name="heading 1" w:uiPriority="9" w:qFormat="1"/>
     <w:lsdException w:name="heading 2" w:semiHidden="1" w:uiPriority="9" w:unhideWhenUsed="1" w:qFormat="1"/>
@@ -12429,7 +12532,6 @@
     <w:lsdException w:name="HTML Sample" w:semiHidden="1" w:unhideWhenUsed="1"/>
     <w:lsdException w:name="HTML Typewriter" w:semiHidden="1" w:unhideWhenUsed="1"/>
     <w:lsdException w:name="HTML Variable" w:semiHidden="1" w:unhideWhenUsed="1"/>
-    <w:lsdException w:name="Normal Table" w:semiHidden="1" w:unhideWhenUsed="1"/>
     <w:lsdException w:name="annotation subject" w:semiHidden="1" w:unhideWhenUsed="1"/>
     <w:lsdException w:name="No List" w:semiHidden="1" w:unhideWhenUsed="1"/>
     <w:lsdException w:name="Outline List 1" w:semiHidden="1" w:unhideWhenUsed="1"/>
@@ -12472,11 +12574,8 @@
     <w:lsdException w:name="Table Contemporary" w:semiHidden="1" w:unhideWhenUsed="1"/>
     <w:lsdException w:name="Table Elegant" w:semiHidden="1" w:unhideWhenUsed="1"/>
     <w:lsdException w:name="Table Professional" w:semiHidden="1" w:unhideWhenUsed="1"/>
-    <w:lsdException w:name="Table Subtle 1" w:semiHidden="1" w:unhideWhenUsed="1"/>
     <w:lsdException w:name="Table Subtle 2" w:semiHidden="1" w:unhideWhenUsed="1"/>
     <w:lsdException w:name="Table Web 1" w:semiHidden="1" w:unhideWhenUsed="1"/>
-    <w:lsdException w:name="Table Web 2" w:semiHidden="1" w:unhideWhenUsed="1"/>
-    <w:lsdException w:name="Table Web 3" w:semiHidden="1" w:unhideWhenUsed="1"/>
     <w:lsdException w:name="Balloon Text" w:semiHidden="1" w:unhideWhenUsed="1"/>
     <w:lsdException w:name="Table Grid" w:uiPriority="39"/>
     <w:lsdException w:name="Table Theme" w:semiHidden="1" w:unhideWhenUsed="1"/>
@@ -12695,6 +12794,11 @@
     <w:lsdException w:name="List Table 5 Dark Accent 6" w:uiPriority="50"/>
     <w:lsdException w:name="List Table 6 Colorful Accent 6" w:uiPriority="51"/>
     <w:lsdException w:name="List Table 7 Colorful Accent 6" w:uiPriority="52"/>
+    <w:lsdException w:name="Mention" w:semiHidden="1" w:unhideWhenUsed="1"/>
+    <w:lsdException w:name="Smart Hyperlink" w:semiHidden="1" w:unhideWhenUsed="1"/>
+    <w:lsdException w:name="Hashtag" w:semiHidden="1" w:unhideWhenUsed="1"/>
+    <w:lsdException w:name="Unresolved Mention" w:semiHidden="1" w:unhideWhenUsed="1"/>
+    <w:lsdException w:name="Smart Link" w:semiHidden="1" w:unhideWhenUsed="1"/>
   </w:latentStyles>
   <w:style w:type="paragraph" w:default="1" w:styleId="a">
     <w:name w:val="Normal"/>
@@ -13003,6 +13107,76 @@
       <w:sz w:val="28"/>
     </w:rPr>
   </w:style>
+  <w:style w:type="character" w:styleId="af1">
+    <w:name w:val="annotation reference"/>
+    <w:basedOn w:val="a0"/>
+    <w:uiPriority w:val="99"/>
+    <w:semiHidden/>
+    <w:unhideWhenUsed/>
+    <w:rsid w:val="00A80ACA"/>
+    <w:rPr>
+      <w:sz w:val="16"/>
+      <w:szCs w:val="16"/>
+    </w:rPr>
+  </w:style>
+  <w:style w:type="paragraph" w:styleId="af2">
+    <w:name w:val="annotation text"/>
+    <w:basedOn w:val="a"/>
+    <w:link w:val="af3"/>
+    <w:uiPriority w:val="99"/>
+    <w:semiHidden/>
+    <w:unhideWhenUsed/>
+    <w:rsid w:val="00A80ACA"/>
+    <w:pPr>
+      <w:spacing w:line="240" w:lineRule="auto"/>
+    </w:pPr>
+    <w:rPr>
+      <w:sz w:val="20"/>
+      <w:szCs w:val="20"/>
+    </w:rPr>
+  </w:style>
+  <w:style w:type="character" w:customStyle="1" w:styleId="af3">
+    <w:name w:val="Текст примечания Знак"/>
+    <w:basedOn w:val="a0"/>
+    <w:link w:val="af2"/>
+    <w:uiPriority w:val="99"/>
+    <w:semiHidden/>
+    <w:rsid w:val="00A80ACA"/>
+    <w:rPr>
+      <w:rFonts w:ascii="Times New Roman" w:hAnsi="Times New Roman"/>
+      <w:sz w:val="20"/>
+      <w:szCs w:val="20"/>
+    </w:rPr>
+  </w:style>
+  <w:style w:type="paragraph" w:styleId="af4">
+    <w:name w:val="annotation subject"/>
+    <w:basedOn w:val="af2"/>
+    <w:next w:val="af2"/>
+    <w:link w:val="af5"/>
+    <w:uiPriority w:val="99"/>
+    <w:semiHidden/>
+    <w:unhideWhenUsed/>
+    <w:rsid w:val="00A80ACA"/>
+    <w:rPr>
+      <w:b/>
+      <w:bCs/>
+    </w:rPr>
+  </w:style>
+  <w:style w:type="character" w:customStyle="1" w:styleId="af5">
+    <w:name w:val="Тема примечания Знак"/>
+    <w:basedOn w:val="af3"/>
+    <w:link w:val="af4"/>
+    <w:uiPriority w:val="99"/>
+    <w:semiHidden/>
+    <w:rsid w:val="00A80ACA"/>
+    <w:rPr>
+      <w:rFonts w:ascii="Times New Roman" w:hAnsi="Times New Roman"/>
+      <w:b/>
+      <w:bCs/>
+      <w:sz w:val="20"/>
+      <w:szCs w:val="20"/>
+    </w:rPr>
+  </w:style>
 </w:styles>
 </file>
 

--- a/ЛР 5/ЛР5_Новиков А.И..docx
+++ b/ЛР 5/ЛР5_Новиков А.И..docx
@@ -847,23 +847,13 @@
                 <w:u w:val="single"/>
               </w:rPr>
             </w:pPr>
-            <w:proofErr w:type="spellStart"/>
             <w:r>
               <w:rPr>
                 <w:rFonts w:eastAsia="Calibri" w:cs="Times New Roman"/>
                 <w:szCs w:val="28"/>
                 <w:u w:val="single"/>
               </w:rPr>
-              <w:t>Калентьев</w:t>
-            </w:r>
-            <w:proofErr w:type="spellEnd"/>
-            <w:r>
-              <w:rPr>
-                <w:rFonts w:eastAsia="Calibri" w:cs="Times New Roman"/>
-                <w:szCs w:val="28"/>
-                <w:u w:val="single"/>
-              </w:rPr>
-              <w:t xml:space="preserve"> А. А.</w:t>
+              <w:t>Калентьев А. А.</w:t>
             </w:r>
           </w:p>
         </w:tc>
@@ -2080,23 +2070,7 @@
     </w:p>
     <w:p>
       <w:r>
-        <w:t>Вариант использования (</w:t>
-      </w:r>
-      <w:proofErr w:type="spellStart"/>
-      <w:r>
-        <w:t>use</w:t>
-      </w:r>
-      <w:proofErr w:type="spellEnd"/>
-      <w:r>
-        <w:t xml:space="preserve"> </w:t>
-      </w:r>
-      <w:proofErr w:type="spellStart"/>
-      <w:r>
-        <w:t>case</w:t>
-      </w:r>
-      <w:proofErr w:type="spellEnd"/>
-      <w:r>
-        <w:t>) — это описание множества последовательных действий (включая вариации), которые выполняются некоторым субъектом с целью получения результата, значимого для некоторого действующего лица [1]. ВИ предполагает взаимодействие действующих лиц и системы или другого объекта. Действующее лицо представляет собой логически связанное множество ролей, которые играют пользователи системы во время взаимодействия с ней.</w:t>
+        <w:t>Вариант использования (use case) — это описание множества последовательных действий (включая вариации), которые выполняются некоторым субъектом с целью получения результата, значимого для некоторого действующего лица [1]. ВИ предполагает взаимодействие действующих лиц и системы или другого объекта. Действующее лицо представляет собой логически связанное множество ролей, которые играют пользователи системы во время взаимодействия с ней.</w:t>
       </w:r>
     </w:p>
     <w:p>
@@ -2239,23 +2213,7 @@
         <w:ind w:firstLine="709"/>
       </w:pPr>
       <w:r>
-        <w:t xml:space="preserve">Диаграмма классов (англ. </w:t>
-      </w:r>
-      <w:proofErr w:type="spellStart"/>
-      <w:r>
-        <w:t>class</w:t>
-      </w:r>
-      <w:proofErr w:type="spellEnd"/>
-      <w:r>
-        <w:t xml:space="preserve"> </w:t>
-      </w:r>
-      <w:proofErr w:type="spellStart"/>
-      <w:r>
-        <w:t>diagram</w:t>
-      </w:r>
-      <w:proofErr w:type="spellEnd"/>
-      <w:r>
-        <w:t>) — структурная диаграмма языка моделирования UML, демонстрирующая общую структуру иерархии классов системы, их коопераций, атрибутов (полей), методов, интерфейсов и взаимосвязей (отношений) между ними. Широко применяется не только для документирования и визуализации, но также для конструирования посредством прямого или обратного проектирования.</w:t>
+        <w:t>Диаграмма классов (англ. class diagram) — структурная диаграмма языка моделирования UML, демонстрирующая общую структуру иерархии классов системы, их коопераций, атрибутов (полей), методов, интерфейсов и взаимосвязей (отношений) между ними. Широко применяется не только для документирования и визуализации, но также для конструирования посредством прямого или обратного проектирования.</w:t>
       </w:r>
     </w:p>
     <w:p>
@@ -2291,14 +2249,13 @@
       <w:r>
         <w:rPr>
           <w:noProof/>
-          <w:lang w:eastAsia="ru-RU"/>
         </w:rPr>
         <w:lastRenderedPageBreak/>
         <w:drawing>
-          <wp:inline distT="0" distB="0" distL="0" distR="0" wp14:anchorId="0345F95F" wp14:editId="2E7C5AA6">
-            <wp:extent cx="9240520" cy="5130800"/>
-            <wp:effectExtent l="0" t="0" r="0" b="0"/>
-            <wp:docPr id="46" name="Рисунок 46" descr="C:\Users\а\Downloads\image (1).png"/>
+          <wp:inline distT="0" distB="0" distL="0" distR="0" wp14:anchorId="39EA968F" wp14:editId="1A1329F7">
+            <wp:extent cx="9251950" cy="5033645"/>
+            <wp:effectExtent l="0" t="0" r="6350" b="0"/>
+            <wp:docPr id="3" name="Рисунок 3"/>
             <wp:cNvGraphicFramePr>
               <a:graphicFrameLocks xmlns:a="http://schemas.openxmlformats.org/drawingml/2006/main" noChangeAspect="1"/>
             </wp:cNvGraphicFramePr>
@@ -2306,36 +2263,23 @@
               <a:graphicData uri="http://schemas.openxmlformats.org/drawingml/2006/picture">
                 <pic:pic xmlns:pic="http://schemas.openxmlformats.org/drawingml/2006/picture">
                   <pic:nvPicPr>
-                    <pic:cNvPr id="0" name="Picture 1" descr="C:\Users\а\Downloads\image (1).png"/>
-                    <pic:cNvPicPr>
-                      <a:picLocks noChangeAspect="1" noChangeArrowheads="1"/>
-                    </pic:cNvPicPr>
+                    <pic:cNvPr id="1" name=""/>
+                    <pic:cNvPicPr/>
                   </pic:nvPicPr>
                   <pic:blipFill>
-                    <a:blip r:embed="rId10" cstate="print">
-                      <a:extLst>
-                        <a:ext uri="{28A0092B-C50C-407E-A947-70E740481C1C}">
-                          <a14:useLocalDpi xmlns:a14="http://schemas.microsoft.com/office/drawing/2010/main" val="0"/>
-                        </a:ext>
-                      </a:extLst>
-                    </a:blip>
-                    <a:srcRect/>
+                    <a:blip r:embed="rId10"/>
                     <a:stretch>
                       <a:fillRect/>
                     </a:stretch>
                   </pic:blipFill>
-                  <pic:spPr bwMode="auto">
+                  <pic:spPr>
                     <a:xfrm>
                       <a:off x="0" y="0"/>
-                      <a:ext cx="9240520" cy="5130800"/>
+                      <a:ext cx="9251950" cy="5033645"/>
                     </a:xfrm>
                     <a:prstGeom prst="rect">
                       <a:avLst/>
                     </a:prstGeom>
-                    <a:noFill/>
-                    <a:ln>
-                      <a:noFill/>
-                    </a:ln>
                   </pic:spPr>
                 </pic:pic>
               </a:graphicData>
@@ -2400,7 +2344,6 @@
       <w:r>
         <w:t xml:space="preserve">В таблице 1 приведено описание абстрактного класса </w:t>
       </w:r>
-      <w:proofErr w:type="spellStart"/>
       <w:r>
         <w:rPr>
           <w:i/>
@@ -2410,7 +2353,6 @@
         </w:rPr>
         <w:t>PassiveElementBase</w:t>
       </w:r>
-      <w:proofErr w:type="spellEnd"/>
       <w:r>
         <w:rPr>
           <w:i/>
@@ -2432,7 +2374,6 @@
       <w:r>
         <w:t xml:space="preserve">Таблица 1 – Описание класса </w:t>
       </w:r>
-      <w:proofErr w:type="spellStart"/>
       <w:r>
         <w:rPr>
           <w:i/>
@@ -2442,7 +2383,6 @@
         </w:rPr>
         <w:t>PassiveElementBase</w:t>
       </w:r>
-      <w:proofErr w:type="spellEnd"/>
     </w:p>
     <w:tbl>
       <w:tblPr>
@@ -2577,7 +2517,6 @@
               </w:rPr>
               <w:t xml:space="preserve">Класс </w:t>
             </w:r>
-            <w:proofErr w:type="spellStart"/>
             <w:r>
               <w:rPr>
                 <w:rFonts w:eastAsia="Calibri"/>
@@ -2588,7 +2527,6 @@
               </w:rPr>
               <w:t>PassiveElementBase</w:t>
             </w:r>
-            <w:proofErr w:type="spellEnd"/>
             <w:r>
               <w:rPr>
                 <w:rFonts w:eastAsia="Calibri"/>
@@ -2658,7 +2596,6 @@
               </w:rPr>
               <w:t>-_</w:t>
             </w:r>
-            <w:proofErr w:type="spellStart"/>
             <w:r>
               <w:rPr>
                 <w:rFonts w:eastAsia="Times New Roman" w:cs="Times New Roman"/>
@@ -2669,7 +2606,6 @@
               </w:rPr>
               <w:t>minValue</w:t>
             </w:r>
-            <w:proofErr w:type="spellEnd"/>
           </w:p>
         </w:tc>
         <w:tc>
@@ -2687,7 +2623,6 @@
                 <w:lang w:val="en-US"/>
               </w:rPr>
             </w:pPr>
-            <w:proofErr w:type="spellStart"/>
             <w:r>
               <w:rPr>
                 <w:rFonts w:eastAsia="Times New Roman" w:cs="Times New Roman"/>
@@ -2697,7 +2632,6 @@
               </w:rPr>
               <w:t>double</w:t>
             </w:r>
-            <w:proofErr w:type="spellEnd"/>
           </w:p>
         </w:tc>
         <w:tc>
@@ -2787,7 +2721,6 @@
               </w:rPr>
               <w:t xml:space="preserve"> </w:t>
             </w:r>
-            <w:proofErr w:type="spellStart"/>
             <w:r>
               <w:rPr>
                 <w:rFonts w:eastAsia="Times New Roman" w:cs="Times New Roman"/>
@@ -2798,7 +2731,6 @@
               </w:rPr>
               <w:t>FilterImpedance</w:t>
             </w:r>
-            <w:proofErr w:type="spellEnd"/>
           </w:p>
         </w:tc>
         <w:tc>
@@ -2886,7 +2818,6 @@
               </w:rPr>
               <w:t xml:space="preserve"> </w:t>
             </w:r>
-            <w:proofErr w:type="spellStart"/>
             <w:r>
               <w:rPr>
                 <w:rFonts w:eastAsia="Times New Roman" w:cs="Times New Roman"/>
@@ -2897,7 +2828,6 @@
               </w:rPr>
               <w:t>GetImpedance</w:t>
             </w:r>
-            <w:proofErr w:type="spellEnd"/>
           </w:p>
         </w:tc>
         <w:tc>
@@ -3387,7 +3317,6 @@
               </w:rPr>
               <w:t xml:space="preserve">+ </w:t>
             </w:r>
-            <w:proofErr w:type="spellStart"/>
             <w:r>
               <w:rPr>
                 <w:rFonts w:eastAsia="Times New Roman" w:cs="Times New Roman"/>
@@ -3398,7 +3327,6 @@
               </w:rPr>
               <w:t>PassiveElement</w:t>
             </w:r>
-            <w:proofErr w:type="spellEnd"/>
           </w:p>
         </w:tc>
         <w:tc>
@@ -3530,27 +3458,7 @@
                 <w:szCs w:val="20"/>
                 <w:lang w:val="en-US"/>
               </w:rPr>
-              <w:t xml:space="preserve"># </w:t>
-            </w:r>
-            <w:proofErr w:type="spellStart"/>
-            <w:r>
-              <w:rPr>
-                <w:rFonts w:eastAsia="Calibri"/>
-                <w:sz w:val="20"/>
-                <w:szCs w:val="20"/>
-                <w:lang w:val="en-US"/>
-              </w:rPr>
-              <w:t>CheckValue</w:t>
-            </w:r>
-            <w:proofErr w:type="spellEnd"/>
-            <w:r>
-              <w:rPr>
-                <w:rFonts w:eastAsia="Calibri"/>
-                <w:sz w:val="20"/>
-                <w:szCs w:val="20"/>
-                <w:lang w:val="en-US"/>
-              </w:rPr>
-              <w:t>(double)</w:t>
+              <w:t># CheckValue(double)</w:t>
             </w:r>
           </w:p>
         </w:tc>
@@ -3660,20 +3568,8 @@
                 <w:szCs w:val="20"/>
                 <w:lang w:val="en-US"/>
               </w:rPr>
-              <w:t xml:space="preserve">+ </w:t>
-            </w:r>
-            <w:proofErr w:type="spellStart"/>
-            <w:r>
-              <w:rPr>
-                <w:rFonts w:eastAsia="Times New Roman" w:cs="Times New Roman"/>
-                <w:color w:val="000000"/>
-                <w:sz w:val="20"/>
-                <w:szCs w:val="20"/>
-                <w:lang w:val="en-US"/>
-              </w:rPr>
-              <w:t>FilteredImpedance</w:t>
-            </w:r>
-            <w:proofErr w:type="spellEnd"/>
+              <w:t>+ FilteredImpedance</w:t>
+            </w:r>
             <w:r>
               <w:rPr>
                 <w:rFonts w:eastAsia="Times New Roman" w:cs="Times New Roman"/>
@@ -3864,20 +3760,8 @@
                 <w:szCs w:val="20"/>
                 <w:lang w:val="en-US"/>
               </w:rPr>
-              <w:t xml:space="preserve">- </w:t>
-            </w:r>
-            <w:proofErr w:type="spellStart"/>
-            <w:r>
-              <w:rPr>
-                <w:rFonts w:eastAsia="Times New Roman" w:cs="Times New Roman"/>
-                <w:color w:val="000000"/>
-                <w:sz w:val="20"/>
-                <w:szCs w:val="20"/>
-                <w:lang w:val="en-US"/>
-              </w:rPr>
-              <w:t>RoundImpedance</w:t>
-            </w:r>
-            <w:proofErr w:type="spellEnd"/>
+              <w:t>- RoundImpedance</w:t>
+            </w:r>
             <w:r>
               <w:rPr>
                 <w:rFonts w:eastAsia="Times New Roman" w:cs="Times New Roman"/>
@@ -4092,7 +3976,6 @@
       <w:r>
         <w:t xml:space="preserve">,  </w:t>
       </w:r>
-      <w:proofErr w:type="spellStart"/>
       <w:r>
         <w:rPr>
           <w:i/>
@@ -4100,12 +3983,10 @@
         </w:rPr>
         <w:t>InductorCoil</w:t>
       </w:r>
-      <w:proofErr w:type="spellEnd"/>
       <w:proofErr w:type="gramEnd"/>
       <w:r>
         <w:t xml:space="preserve">, которые наследуются от </w:t>
       </w:r>
-      <w:proofErr w:type="spellStart"/>
       <w:r>
         <w:rPr>
           <w:i/>
@@ -4115,7 +3996,6 @@
         </w:rPr>
         <w:t>PassiveElementBase</w:t>
       </w:r>
-      <w:proofErr w:type="spellEnd"/>
       <w:r>
         <w:t>.</w:t>
       </w:r>
@@ -4472,7 +4352,6 @@
               </w:rPr>
               <w:t xml:space="preserve"> </w:t>
             </w:r>
-            <w:proofErr w:type="spellStart"/>
             <w:r>
               <w:rPr>
                 <w:rFonts w:eastAsia="Times New Roman" w:cs="Times New Roman"/>
@@ -4482,7 +4361,6 @@
               </w:rPr>
               <w:t>GetImpedance</w:t>
             </w:r>
-            <w:proofErr w:type="spellEnd"/>
           </w:p>
         </w:tc>
         <w:tc>
@@ -4879,20 +4757,8 @@
                 <w:szCs w:val="20"/>
                 <w:lang w:val="en-US"/>
               </w:rPr>
-              <w:t xml:space="preserve"> </w:t>
-            </w:r>
-            <w:proofErr w:type="spellStart"/>
-            <w:r>
-              <w:rPr>
-                <w:rFonts w:eastAsia="Times New Roman" w:cs="Times New Roman"/>
-                <w:color w:val="000000"/>
-                <w:sz w:val="20"/>
-                <w:szCs w:val="20"/>
-                <w:lang w:val="en-US"/>
-              </w:rPr>
-              <w:t>PassiveElement</w:t>
-            </w:r>
-            <w:proofErr w:type="spellEnd"/>
+              <w:t xml:space="preserve"> PassiveElement</w:t>
+            </w:r>
           </w:p>
         </w:tc>
         <w:tc>
@@ -5184,23 +5050,13 @@
                 <w:szCs w:val="20"/>
               </w:rPr>
             </w:pPr>
-            <w:proofErr w:type="spellStart"/>
             <w:r>
               <w:rPr>
                 <w:rFonts w:eastAsia="Calibri"/>
                 <w:sz w:val="20"/>
                 <w:szCs w:val="20"/>
               </w:rPr>
-              <w:t>double</w:t>
-            </w:r>
-            <w:proofErr w:type="spellEnd"/>
-            <w:r>
-              <w:rPr>
-                <w:rFonts w:eastAsia="Calibri"/>
-                <w:sz w:val="20"/>
-                <w:szCs w:val="20"/>
-              </w:rPr>
-              <w:t xml:space="preserve"> - Сопротивление резистора</w:t>
+              <w:t>double - Сопротивление резистора</w:t>
             </w:r>
           </w:p>
         </w:tc>
@@ -5539,18 +5395,8 @@
                 <w:sz w:val="20"/>
                 <w:szCs w:val="20"/>
               </w:rPr>
-              <w:t>_</w:t>
-            </w:r>
-            <w:proofErr w:type="spellStart"/>
-            <w:r>
-              <w:rPr>
-                <w:rFonts w:eastAsia="Times New Roman" w:cs="Times New Roman"/>
-                <w:sz w:val="20"/>
-                <w:szCs w:val="20"/>
-              </w:rPr>
-              <w:t>capacity</w:t>
-            </w:r>
-            <w:proofErr w:type="spellEnd"/>
+              <w:t>_capacity</w:t>
+            </w:r>
           </w:p>
         </w:tc>
         <w:tc>
@@ -5760,7 +5606,6 @@
               </w:rPr>
               <w:t xml:space="preserve"> </w:t>
             </w:r>
-            <w:proofErr w:type="spellStart"/>
             <w:r>
               <w:rPr>
                 <w:rFonts w:eastAsia="Times New Roman" w:cs="Times New Roman"/>
@@ -5770,7 +5615,6 @@
               </w:rPr>
               <w:t>GetImpedance</w:t>
             </w:r>
-            <w:proofErr w:type="spellEnd"/>
           </w:p>
         </w:tc>
         <w:tc>
@@ -6166,20 +6010,8 @@
                 <w:szCs w:val="20"/>
                 <w:lang w:val="en-US"/>
               </w:rPr>
-              <w:t xml:space="preserve"> </w:t>
-            </w:r>
-            <w:proofErr w:type="spellStart"/>
-            <w:r>
-              <w:rPr>
-                <w:rFonts w:eastAsia="Times New Roman" w:cs="Times New Roman"/>
-                <w:color w:val="000000"/>
-                <w:sz w:val="20"/>
-                <w:szCs w:val="20"/>
-                <w:lang w:val="en-US"/>
-              </w:rPr>
-              <w:t>PassiveElement</w:t>
-            </w:r>
-            <w:proofErr w:type="spellEnd"/>
+              <w:t xml:space="preserve"> PassiveElement</w:t>
+            </w:r>
           </w:p>
         </w:tc>
         <w:tc>
@@ -6274,18 +6106,8 @@
                 <w:sz w:val="20"/>
                 <w:szCs w:val="20"/>
               </w:rPr>
-              <w:t xml:space="preserve"> </w:t>
-            </w:r>
-            <w:proofErr w:type="spellStart"/>
-            <w:r>
-              <w:rPr>
-                <w:rFonts w:eastAsia="Times New Roman" w:cs="Times New Roman"/>
-                <w:sz w:val="20"/>
-                <w:szCs w:val="20"/>
-              </w:rPr>
-              <w:t>Сapacity</w:t>
-            </w:r>
-            <w:proofErr w:type="spellEnd"/>
+              <w:t xml:space="preserve"> Сapacity</w:t>
+            </w:r>
           </w:p>
         </w:tc>
         <w:tc>
@@ -6580,51 +6402,31 @@
                 <w:szCs w:val="20"/>
               </w:rPr>
             </w:pPr>
-            <w:proofErr w:type="spellStart"/>
             <w:r>
               <w:rPr>
                 <w:rFonts w:eastAsia="Calibri"/>
                 <w:sz w:val="20"/>
                 <w:szCs w:val="20"/>
               </w:rPr>
-              <w:t>double</w:t>
-            </w:r>
-            <w:proofErr w:type="spellEnd"/>
+              <w:t>double – ёмкость конденсатора,</w:t>
+            </w:r>
+          </w:p>
+          <w:p>
+            <w:pPr>
+              <w:spacing w:line="240" w:lineRule="auto"/>
+              <w:ind w:firstLine="0"/>
+              <w:rPr>
+                <w:sz w:val="20"/>
+                <w:szCs w:val="20"/>
+              </w:rPr>
+            </w:pPr>
             <w:r>
               <w:rPr>
                 <w:rFonts w:eastAsia="Calibri"/>
                 <w:sz w:val="20"/>
                 <w:szCs w:val="20"/>
               </w:rPr>
-              <w:t xml:space="preserve"> – ёмкость конденсатора,</w:t>
-            </w:r>
-          </w:p>
-          <w:p>
-            <w:pPr>
-              <w:spacing w:line="240" w:lineRule="auto"/>
-              <w:ind w:firstLine="0"/>
-              <w:rPr>
-                <w:sz w:val="20"/>
-                <w:szCs w:val="20"/>
-              </w:rPr>
-            </w:pPr>
-            <w:proofErr w:type="spellStart"/>
-            <w:r>
-              <w:rPr>
-                <w:rFonts w:eastAsia="Calibri"/>
-                <w:sz w:val="20"/>
-                <w:szCs w:val="20"/>
-              </w:rPr>
-              <w:t>double</w:t>
-            </w:r>
-            <w:proofErr w:type="spellEnd"/>
-            <w:r>
-              <w:rPr>
-                <w:rFonts w:eastAsia="Calibri"/>
-                <w:sz w:val="20"/>
-                <w:szCs w:val="20"/>
-              </w:rPr>
-              <w:t xml:space="preserve"> – частота конденсатора</w:t>
+              <w:t>double – частота конденсатора</w:t>
             </w:r>
           </w:p>
         </w:tc>
@@ -6735,7 +6537,6 @@
       <w:r>
         <w:t xml:space="preserve">4 – Описание класса </w:t>
       </w:r>
-      <w:proofErr w:type="spellStart"/>
       <w:r>
         <w:rPr>
           <w:i/>
@@ -6743,7 +6544,6 @@
         </w:rPr>
         <w:t>InductorCoil</w:t>
       </w:r>
-      <w:proofErr w:type="spellEnd"/>
     </w:p>
     <w:tbl>
       <w:tblPr>
@@ -6877,7 +6677,6 @@
               </w:rPr>
               <w:t xml:space="preserve">Класс </w:t>
             </w:r>
-            <w:proofErr w:type="spellStart"/>
             <w:r>
               <w:rPr>
                 <w:i/>
@@ -6885,7 +6684,6 @@
               </w:rPr>
               <w:t>InductorCoil</w:t>
             </w:r>
-            <w:proofErr w:type="spellEnd"/>
             <w:r>
               <w:rPr>
                 <w:sz w:val="24"/>
@@ -7177,7 +6975,6 @@
               </w:rPr>
               <w:t xml:space="preserve"> </w:t>
             </w:r>
-            <w:proofErr w:type="spellStart"/>
             <w:r>
               <w:rPr>
                 <w:rFonts w:eastAsia="Times New Roman" w:cs="Times New Roman"/>
@@ -7187,7 +6984,6 @@
               </w:rPr>
               <w:t>GetImpedance</w:t>
             </w:r>
-            <w:proofErr w:type="spellEnd"/>
           </w:p>
         </w:tc>
         <w:tc>
@@ -7583,20 +7379,8 @@
                 <w:szCs w:val="20"/>
                 <w:lang w:val="en-US"/>
               </w:rPr>
-              <w:t xml:space="preserve"> </w:t>
-            </w:r>
-            <w:proofErr w:type="spellStart"/>
-            <w:r>
-              <w:rPr>
-                <w:rFonts w:eastAsia="Times New Roman" w:cs="Times New Roman"/>
-                <w:color w:val="000000"/>
-                <w:sz w:val="20"/>
-                <w:szCs w:val="20"/>
-                <w:lang w:val="en-US"/>
-              </w:rPr>
-              <w:t>PassiveElement</w:t>
-            </w:r>
-            <w:proofErr w:type="spellEnd"/>
+              <w:t xml:space="preserve"> PassiveElement</w:t>
+            </w:r>
           </w:p>
         </w:tc>
         <w:tc>
@@ -7917,25 +7701,14 @@
               </w:rPr>
               <w:t xml:space="preserve"> </w:t>
             </w:r>
-            <w:proofErr w:type="spellStart"/>
-            <w:r>
-              <w:rPr>
-                <w:rFonts w:eastAsia="Times New Roman" w:cs="Times New Roman"/>
-                <w:sz w:val="20"/>
-                <w:szCs w:val="20"/>
-                <w:lang w:val="en-US"/>
-              </w:rPr>
-              <w:t>InductorCoil</w:t>
-            </w:r>
-            <w:proofErr w:type="spellEnd"/>
-            <w:r>
-              <w:rPr>
-                <w:rFonts w:eastAsia="Times New Roman" w:cs="Times New Roman"/>
-                <w:sz w:val="20"/>
-                <w:szCs w:val="20"/>
-                <w:lang w:val="en-US"/>
-              </w:rPr>
-              <w:t>(double</w:t>
+            <w:r>
+              <w:rPr>
+                <w:rFonts w:eastAsia="Times New Roman" w:cs="Times New Roman"/>
+                <w:sz w:val="20"/>
+                <w:szCs w:val="20"/>
+                <w:lang w:val="en-US"/>
+              </w:rPr>
+              <w:t>InductorCoil(double</w:t>
             </w:r>
             <w:r>
               <w:rPr>
@@ -8016,31 +7789,37 @@
                 <w:szCs w:val="20"/>
               </w:rPr>
             </w:pPr>
-            <w:proofErr w:type="spellStart"/>
             <w:r>
               <w:rPr>
                 <w:rFonts w:eastAsia="Calibri"/>
                 <w:sz w:val="20"/>
                 <w:szCs w:val="20"/>
               </w:rPr>
-              <w:t>double</w:t>
-            </w:r>
-            <w:proofErr w:type="spellEnd"/>
+              <w:t xml:space="preserve">double – </w:t>
+            </w:r>
+            <w:r>
+              <w:rPr>
+                <w:rFonts w:eastAsia="Times New Roman" w:cs="Times New Roman"/>
+                <w:sz w:val="20"/>
+                <w:szCs w:val="20"/>
+              </w:rPr>
+              <w:t>индуктивност</w:t>
+            </w:r>
             <w:r>
               <w:rPr>
                 <w:rFonts w:eastAsia="Calibri"/>
                 <w:sz w:val="20"/>
                 <w:szCs w:val="20"/>
               </w:rPr>
-              <w:t xml:space="preserve"> – </w:t>
-            </w:r>
-            <w:r>
-              <w:rPr>
-                <w:rFonts w:eastAsia="Times New Roman" w:cs="Times New Roman"/>
-                <w:sz w:val="20"/>
-                <w:szCs w:val="20"/>
-              </w:rPr>
-              <w:t>индуктивност</w:t>
+              <w:t xml:space="preserve">ь </w:t>
+            </w:r>
+            <w:r>
+              <w:rPr>
+                <w:rFonts w:eastAsia="Times New Roman" w:cs="Times New Roman"/>
+                <w:sz w:val="20"/>
+                <w:szCs w:val="20"/>
+              </w:rPr>
+              <w:t>катушки индуктивности</w:t>
             </w:r>
             <w:r>
               <w:rPr>
@@ -8048,51 +7827,25 @@
                 <w:sz w:val="20"/>
                 <w:szCs w:val="20"/>
               </w:rPr>
-              <w:t xml:space="preserve">ь </w:t>
-            </w:r>
-            <w:r>
-              <w:rPr>
-                <w:rFonts w:eastAsia="Times New Roman" w:cs="Times New Roman"/>
-                <w:sz w:val="20"/>
-                <w:szCs w:val="20"/>
-              </w:rPr>
-              <w:t>катушки индуктивности</w:t>
-            </w:r>
+              <w:t>,</w:t>
+            </w:r>
+          </w:p>
+          <w:p>
+            <w:pPr>
+              <w:spacing w:line="240" w:lineRule="auto"/>
+              <w:ind w:firstLine="0"/>
+              <w:rPr>
+                <w:sz w:val="20"/>
+                <w:szCs w:val="20"/>
+              </w:rPr>
+            </w:pPr>
             <w:r>
               <w:rPr>
                 <w:rFonts w:eastAsia="Calibri"/>
                 <w:sz w:val="20"/>
                 <w:szCs w:val="20"/>
               </w:rPr>
-              <w:t>,</w:t>
-            </w:r>
-          </w:p>
-          <w:p>
-            <w:pPr>
-              <w:spacing w:line="240" w:lineRule="auto"/>
-              <w:ind w:firstLine="0"/>
-              <w:rPr>
-                <w:sz w:val="20"/>
-                <w:szCs w:val="20"/>
-              </w:rPr>
-            </w:pPr>
-            <w:proofErr w:type="spellStart"/>
-            <w:r>
-              <w:rPr>
-                <w:rFonts w:eastAsia="Calibri"/>
-                <w:sz w:val="20"/>
-                <w:szCs w:val="20"/>
-              </w:rPr>
-              <w:t>double</w:t>
-            </w:r>
-            <w:proofErr w:type="spellEnd"/>
-            <w:r>
-              <w:rPr>
-                <w:rFonts w:eastAsia="Calibri"/>
-                <w:sz w:val="20"/>
-                <w:szCs w:val="20"/>
-              </w:rPr>
-              <w:t xml:space="preserve"> – частота </w:t>
+              <w:t xml:space="preserve">double – частота </w:t>
             </w:r>
             <w:r>
               <w:rPr>
@@ -8139,27 +7892,7 @@
                 <w:szCs w:val="20"/>
                 <w:lang w:val="en-US"/>
               </w:rPr>
-              <w:t xml:space="preserve"> </w:t>
-            </w:r>
-            <w:proofErr w:type="spellStart"/>
-            <w:r>
-              <w:rPr>
-                <w:rFonts w:eastAsia="Times New Roman" w:cs="Times New Roman"/>
-                <w:sz w:val="20"/>
-                <w:szCs w:val="20"/>
-                <w:lang w:val="en-US"/>
-              </w:rPr>
-              <w:t>InductorCoil</w:t>
-            </w:r>
-            <w:proofErr w:type="spellEnd"/>
-            <w:r>
-              <w:rPr>
-                <w:rFonts w:eastAsia="Times New Roman" w:cs="Times New Roman"/>
-                <w:sz w:val="20"/>
-                <w:szCs w:val="20"/>
-                <w:lang w:val="en-US"/>
-              </w:rPr>
-              <w:t>()</w:t>
+              <w:t xml:space="preserve"> InductorCoil()</w:t>
             </w:r>
           </w:p>
         </w:tc>
@@ -8279,14 +8012,11 @@
         <w:jc w:val="center"/>
       </w:pPr>
       <w:r>
-        <w:rPr>
-          <w:noProof/>
-        </w:rPr>
         <w:drawing>
-          <wp:inline distT="0" distB="0" distL="0" distR="0" wp14:anchorId="73AE616E" wp14:editId="03DCA29D">
-            <wp:extent cx="5940425" cy="1797685"/>
+          <wp:inline distT="0" distB="0" distL="0" distR="0" wp14:anchorId="7E0BCEC8" wp14:editId="4899E0D2">
+            <wp:extent cx="5940425" cy="3665220"/>
             <wp:effectExtent l="0" t="0" r="3175" b="0"/>
-            <wp:docPr id="2" name="Рисунок 2"/>
+            <wp:docPr id="4" name="Рисунок 4"/>
             <wp:cNvGraphicFramePr>
               <a:graphicFrameLocks xmlns:a="http://schemas.openxmlformats.org/drawingml/2006/main" noChangeAspect="1"/>
             </wp:cNvGraphicFramePr>
@@ -8306,7 +8036,7 @@
                   <pic:spPr>
                     <a:xfrm>
                       <a:off x="0" y="0"/>
-                      <a:ext cx="5940425" cy="1797685"/>
+                      <a:ext cx="5940425" cy="3665220"/>
                     </a:xfrm>
                     <a:prstGeom prst="rect">
                       <a:avLst/>
@@ -8390,6 +8120,7 @@
         <w:rPr>
           <w:noProof/>
         </w:rPr>
+        <w:lastRenderedPageBreak/>
         <w:drawing>
           <wp:inline distT="0" distB="0" distL="0" distR="0" wp14:anchorId="42571902" wp14:editId="22672F81">
             <wp:extent cx="5940425" cy="1989455"/>
@@ -8450,7 +8181,6 @@
           <w:b/>
           <w:bCs/>
         </w:rPr>
-        <w:lastRenderedPageBreak/>
         <w:t>1.5.1 Тестовый случай «</w:t>
       </w:r>
       <w:r>
@@ -8590,6 +8320,7 @@
         <w:rPr>
           <w:noProof/>
         </w:rPr>
+        <w:lastRenderedPageBreak/>
         <w:drawing>
           <wp:inline distT="0" distB="0" distL="0" distR="0" wp14:anchorId="7A3F3CC9" wp14:editId="670BD4BE">
             <wp:extent cx="1843139" cy="2517987"/>
@@ -8725,7 +8456,6 @@
         <w:rPr>
           <w:noProof/>
         </w:rPr>
-        <w:lastRenderedPageBreak/>
         <w:drawing>
           <wp:inline distT="0" distB="0" distL="0" distR="0" wp14:anchorId="0CADE416" wp14:editId="0613CF47">
             <wp:extent cx="5940425" cy="1966595"/>
@@ -8791,6 +8521,7 @@
         <w:rPr>
           <w:noProof/>
         </w:rPr>
+        <w:lastRenderedPageBreak/>
         <w:drawing>
           <wp:inline distT="0" distB="0" distL="0" distR="0" wp14:anchorId="41037B82" wp14:editId="3DA60437">
             <wp:extent cx="3813175" cy="4455395"/>
@@ -8846,7 +8577,6 @@
         <w:rPr>
           <w:noProof/>
         </w:rPr>
-        <w:lastRenderedPageBreak/>
         <w:drawing>
           <wp:inline distT="0" distB="0" distL="0" distR="0" wp14:anchorId="24FC9197" wp14:editId="086A1F02">
             <wp:extent cx="3722137" cy="4193752"/>
@@ -8890,6 +8620,7 @@
         <w:jc w:val="center"/>
       </w:pPr>
       <w:r>
+        <w:lastRenderedPageBreak/>
         <w:t>Рисунок 9 – Некорректный ввод (ввод недопустимых символов)</w:t>
       </w:r>
     </w:p>
@@ -9004,7 +8735,6 @@
         <w:rPr>
           <w:noProof/>
         </w:rPr>
-        <w:lastRenderedPageBreak/>
         <w:drawing>
           <wp:inline distT="0" distB="0" distL="0" distR="0" wp14:anchorId="0064BA8F" wp14:editId="3355BE37">
             <wp:extent cx="5940425" cy="1925320"/>
@@ -9124,6 +8854,7 @@
         <w:rPr>
           <w:noProof/>
         </w:rPr>
+        <w:lastRenderedPageBreak/>
         <w:drawing>
           <wp:inline distT="0" distB="0" distL="0" distR="0" wp14:anchorId="26F2E92C" wp14:editId="4FE815C6">
             <wp:extent cx="5940425" cy="1929765"/>
@@ -9217,7 +8948,6 @@
         <w:rPr>
           <w:noProof/>
         </w:rPr>
-        <w:lastRenderedPageBreak/>
         <w:drawing>
           <wp:inline distT="0" distB="0" distL="0" distR="0" wp14:anchorId="15983023" wp14:editId="0A7B7513">
             <wp:extent cx="2029108" cy="2219635"/>
@@ -9359,6 +9089,7 @@
         <w:rPr>
           <w:noProof/>
         </w:rPr>
+        <w:lastRenderedPageBreak/>
         <w:drawing>
           <wp:inline distT="0" distB="0" distL="0" distR="0" wp14:anchorId="68CE61A7" wp14:editId="508530B0">
             <wp:extent cx="5940425" cy="1723390"/>
@@ -9418,7 +9149,6 @@
           <w:noProof/>
           <w:lang w:val="en-US"/>
         </w:rPr>
-        <w:lastRenderedPageBreak/>
         <w:drawing>
           <wp:inline distT="0" distB="0" distL="0" distR="0" wp14:anchorId="20A9B4CB" wp14:editId="298995F5">
             <wp:extent cx="5940425" cy="1718945"/>
@@ -9571,6 +9301,7 @@
         <w:jc w:val="center"/>
       </w:pPr>
       <w:r>
+        <w:lastRenderedPageBreak/>
         <w:t>Рисунок 1</w:t>
       </w:r>
       <w:r>
@@ -9631,7 +9362,6 @@
         <w:rPr>
           <w:noProof/>
         </w:rPr>
-        <w:lastRenderedPageBreak/>
         <w:drawing>
           <wp:inline distT="0" distB="0" distL="0" distR="0" wp14:anchorId="20E2A668" wp14:editId="3216B17C">
             <wp:extent cx="5940425" cy="3331210"/>
@@ -9753,6 +9483,7 @@
         <w:rPr>
           <w:noProof/>
         </w:rPr>
+        <w:lastRenderedPageBreak/>
         <w:drawing>
           <wp:inline distT="0" distB="0" distL="0" distR="0" wp14:anchorId="3C8566DC" wp14:editId="64C7CCBA">
             <wp:extent cx="3581900" cy="1829055"/>
@@ -9838,13 +9569,8 @@
         </w:numPr>
         <w:ind w:left="0" w:firstLine="709"/>
       </w:pPr>
-      <w:proofErr w:type="spellStart"/>
-      <w:r>
-        <w:t>Калентьев</w:t>
-      </w:r>
-      <w:proofErr w:type="spellEnd"/>
-      <w:r>
-        <w:t xml:space="preserve">, А. А. Новые технологии в </w:t>
+      <w:r>
+        <w:t xml:space="preserve">Калентьев, А. А. Новые технологии в </w:t>
       </w:r>
       <w:proofErr w:type="gramStart"/>
       <w:r>
@@ -9852,31 +9578,7 @@
       </w:r>
       <w:proofErr w:type="gramEnd"/>
       <w:r>
-        <w:t xml:space="preserve"> учебное пособие / А. А. </w:t>
-      </w:r>
-      <w:proofErr w:type="spellStart"/>
-      <w:r>
-        <w:t>Калентьев</w:t>
-      </w:r>
-      <w:proofErr w:type="spellEnd"/>
-      <w:r>
-        <w:t xml:space="preserve">, Д. В. </w:t>
-      </w:r>
-      <w:proofErr w:type="spellStart"/>
-      <w:r>
-        <w:t>Гарайс</w:t>
-      </w:r>
-      <w:proofErr w:type="spellEnd"/>
-      <w:r>
-        <w:t xml:space="preserve">, А. Е. </w:t>
-      </w:r>
-      <w:proofErr w:type="spellStart"/>
-      <w:r>
-        <w:t>Гориянов</w:t>
-      </w:r>
-      <w:proofErr w:type="spellEnd"/>
-      <w:r>
-        <w:t xml:space="preserve">. – </w:t>
+        <w:t xml:space="preserve"> учебное пособие / А. А. Калентьев, Д. В. Гарайс, А. Е. Гориянов. – </w:t>
       </w:r>
       <w:proofErr w:type="gramStart"/>
       <w:r>
@@ -9976,15 +9678,7 @@
         <w:t>к.т.н.</w:t>
       </w:r>
       <w:r>
-        <w:t xml:space="preserve">, доцент </w:t>
-      </w:r>
-      <w:proofErr w:type="spellStart"/>
-      <w:r>
-        <w:t>Калентьев</w:t>
-      </w:r>
-      <w:proofErr w:type="spellEnd"/>
-      <w:r>
-        <w:t xml:space="preserve"> А. А.</w:t>
+        <w:t>, доцент Калентьев А. А.</w:t>
       </w:r>
     </w:p>
     <w:p>
@@ -10095,15 +9789,7 @@
         <w:t xml:space="preserve">Заказчик: </w:t>
       </w:r>
       <w:r>
-        <w:t xml:space="preserve">к.т.н., доцент </w:t>
-      </w:r>
-      <w:proofErr w:type="spellStart"/>
-      <w:r>
-        <w:t>Калентьев</w:t>
-      </w:r>
-      <w:proofErr w:type="spellEnd"/>
-      <w:r>
-        <w:t xml:space="preserve"> А. А.</w:t>
+        <w:t>к.т.н., доцент Калентьев А. А.</w:t>
       </w:r>
     </w:p>
     <w:p>
@@ -10722,36 +10408,28 @@
       <w:commentRangeStart w:id="21"/>
       <w:r>
         <w:rPr>
+          <w:rFonts w:cs="Times New Roman"/>
+          <w:color w:val="000000"/>
+          <w:shd w:val="clear" w:color="auto" w:fill="FFFFFF"/>
+          <w:lang w:val="en-US"/>
+        </w:rPr>
+        <w:t>XSD</w:t>
+      </w:r>
+      <w:r>
+        <w:rPr>
+          <w:rFonts w:cs="Times New Roman"/>
+          <w:color w:val="000000"/>
+          <w:shd w:val="clear" w:color="auto" w:fill="FFFFFF"/>
+        </w:rPr>
+        <w:t>-схеме:</w:t>
+      </w:r>
+      <w:r>
+        <w:rPr>
           <w:rFonts w:ascii="Segoe UI" w:hAnsi="Segoe UI" w:cs="Segoe UI"/>
           <w:color w:val="000000"/>
           <w:shd w:val="clear" w:color="auto" w:fill="FFFFFF"/>
-          <w:lang w:val="en-US"/>
-        </w:rPr>
-        <w:t>XSD</w:t>
-      </w:r>
-      <w:r>
-        <w:rPr>
-          <w:rFonts w:ascii="Segoe UI" w:hAnsi="Segoe UI" w:cs="Segoe UI"/>
-          <w:color w:val="000000"/>
-          <w:shd w:val="clear" w:color="auto" w:fill="FFFFFF"/>
-        </w:rPr>
-        <w:t>-</w:t>
-      </w:r>
-      <w:r>
-        <w:rPr>
-          <w:rFonts w:ascii="Segoe UI" w:hAnsi="Segoe UI" w:cs="Segoe UI"/>
-          <w:color w:val="000000"/>
-          <w:shd w:val="clear" w:color="auto" w:fill="FFFFFF"/>
-        </w:rPr>
-        <w:t>схеме</w:t>
-      </w:r>
-      <w:r>
-        <w:rPr>
-          <w:rFonts w:ascii="Segoe UI" w:hAnsi="Segoe UI" w:cs="Segoe UI"/>
-          <w:color w:val="000000"/>
-          <w:shd w:val="clear" w:color="auto" w:fill="FFFFFF"/>
-        </w:rPr>
-        <w:t xml:space="preserve">: </w:t>
+        </w:rPr>
+        <w:t xml:space="preserve"> </w:t>
       </w:r>
       <w:commentRangeEnd w:id="21"/>
       <w:r>
@@ -10803,202 +10481,31 @@
           <w:shd w:val="clear" w:color="auto" w:fill="FFFFFF"/>
           <w:lang w:val="en-US"/>
         </w:rPr>
-        <w:t>-8"?&gt; &lt;ArrayOfPassiveElementBasexmlns:xsi="http://www.w3.org/2001/XMLSchema-instance" xmlns:xsd="http://www.w3.org/2001/XMLSchema"&gt;&lt;PassiveElementBasexsi:type="Resistor"&gt; &lt;Resistance&gt;[Resistance]&lt;/Resistance&gt; &lt;/</w:t>
-      </w:r>
-      <w:proofErr w:type="spellStart"/>
-      <w:r>
-        <w:rPr>
-          <w:rFonts w:cs="Times New Roman"/>
-          <w:color w:val="000000"/>
-          <w:sz w:val="24"/>
-          <w:szCs w:val="24"/>
-          <w:shd w:val="clear" w:color="auto" w:fill="FFFFFF"/>
+        <w:t>-8"?&gt; &lt;ArrayOfPassiveElementBasexmlns:xsi="http://www.w3.org/2001/XMLSchema-instance" xmlns:xsd="http://www.w3.org/2001/XMLSchema"&gt;&lt;PassiveElementBasexsi:type="Resistor"&gt; &lt;Resistance&gt;[Resistance]&lt;/Resistance&gt; &lt;/PassiveElementBase&gt; &lt;PassiveElementBasexsi:type="Capacitor"&gt; &lt;Capacity&gt;[Capacity]&lt;/Capacity&gt; &lt;Frequency&gt;[Frequency]&lt;/Frequency&gt; &lt;/PassiveElementBase&gt; &lt;PassiveElementBasexsi:type="InductorCoil"&gt; &lt;Inductance&gt;[Inductance]&lt;/Inductance&gt; &lt;Frequency&gt;[Frequency]&lt;/Frequency&gt; &lt;/PassiveElementBase&gt; &lt;/ArrayOfPassiveElementBase&gt;</w:t>
+      </w:r>
+    </w:p>
+    <w:p>
+      <w:pPr>
+        <w:rPr>
+          <w:b/>
+          <w:bCs/>
+        </w:rPr>
+      </w:pPr>
+      <w:r>
+        <w:rPr>
+          <w:b/>
+          <w:bCs/>
+        </w:rPr>
+        <w:t>4.3 Функциональные требования</w:t>
+      </w:r>
+    </w:p>
+    <w:p>
+      <w:r>
+        <w:rPr>
+          <w:b/>
+          <w:bCs/>
           <w:lang w:val="en-US"/>
         </w:rPr>
-        <w:t>PassiveElementBase</w:t>
-      </w:r>
-      <w:proofErr w:type="spellEnd"/>
-      <w:r>
-        <w:rPr>
-          <w:rFonts w:cs="Times New Roman"/>
-          <w:color w:val="000000"/>
-          <w:sz w:val="24"/>
-          <w:szCs w:val="24"/>
-          <w:shd w:val="clear" w:color="auto" w:fill="FFFFFF"/>
-          <w:lang w:val="en-US"/>
-        </w:rPr>
-        <w:t>&gt; &lt;</w:t>
-      </w:r>
-      <w:proofErr w:type="spellStart"/>
-      <w:r>
-        <w:rPr>
-          <w:rFonts w:cs="Times New Roman"/>
-          <w:color w:val="000000"/>
-          <w:sz w:val="24"/>
-          <w:szCs w:val="24"/>
-          <w:shd w:val="clear" w:color="auto" w:fill="FFFFFF"/>
-          <w:lang w:val="en-US"/>
-        </w:rPr>
-        <w:t>PassiveElementBasexsi:type</w:t>
-      </w:r>
-      <w:proofErr w:type="spellEnd"/>
-      <w:r>
-        <w:rPr>
-          <w:rFonts w:cs="Times New Roman"/>
-          <w:color w:val="000000"/>
-          <w:sz w:val="24"/>
-          <w:szCs w:val="24"/>
-          <w:shd w:val="clear" w:color="auto" w:fill="FFFFFF"/>
-          <w:lang w:val="en-US"/>
-        </w:rPr>
-        <w:t>="Capacitor"&gt; &lt;Capacity&gt;[Capacity]&lt;/Capacity&gt; &lt;Frequency&gt;[Frequency]&lt;/Frequency&gt; &lt;/</w:t>
-      </w:r>
-      <w:proofErr w:type="spellStart"/>
-      <w:r>
-        <w:rPr>
-          <w:rFonts w:cs="Times New Roman"/>
-          <w:color w:val="000000"/>
-          <w:sz w:val="24"/>
-          <w:szCs w:val="24"/>
-          <w:shd w:val="clear" w:color="auto" w:fill="FFFFFF"/>
-          <w:lang w:val="en-US"/>
-        </w:rPr>
-        <w:t>PassiveElementBase</w:t>
-      </w:r>
-      <w:proofErr w:type="spellEnd"/>
-      <w:r>
-        <w:rPr>
-          <w:rFonts w:cs="Times New Roman"/>
-          <w:color w:val="000000"/>
-          <w:sz w:val="24"/>
-          <w:szCs w:val="24"/>
-          <w:shd w:val="clear" w:color="auto" w:fill="FFFFFF"/>
-          <w:lang w:val="en-US"/>
-        </w:rPr>
-        <w:t>&gt; &lt;</w:t>
-      </w:r>
-      <w:proofErr w:type="spellStart"/>
-      <w:r>
-        <w:rPr>
-          <w:rFonts w:cs="Times New Roman"/>
-          <w:color w:val="000000"/>
-          <w:sz w:val="24"/>
-          <w:szCs w:val="24"/>
-          <w:shd w:val="clear" w:color="auto" w:fill="FFFFFF"/>
-          <w:lang w:val="en-US"/>
-        </w:rPr>
-        <w:t>PassiveElementBasexsi:type</w:t>
-      </w:r>
-      <w:proofErr w:type="spellEnd"/>
-      <w:r>
-        <w:rPr>
-          <w:rFonts w:cs="Times New Roman"/>
-          <w:color w:val="000000"/>
-          <w:sz w:val="24"/>
-          <w:szCs w:val="24"/>
-          <w:shd w:val="clear" w:color="auto" w:fill="FFFFFF"/>
-          <w:lang w:val="en-US"/>
-        </w:rPr>
-        <w:t>="</w:t>
-      </w:r>
-      <w:proofErr w:type="spellStart"/>
-      <w:r>
-        <w:rPr>
-          <w:rFonts w:cs="Times New Roman"/>
-          <w:color w:val="000000"/>
-          <w:sz w:val="24"/>
-          <w:szCs w:val="24"/>
-          <w:shd w:val="clear" w:color="auto" w:fill="FFFFFF"/>
-          <w:lang w:val="en-US"/>
-        </w:rPr>
-        <w:t>InductorCoil</w:t>
-      </w:r>
-      <w:proofErr w:type="spellEnd"/>
-      <w:r>
-        <w:rPr>
-          <w:rFonts w:cs="Times New Roman"/>
-          <w:color w:val="000000"/>
-          <w:sz w:val="24"/>
-          <w:szCs w:val="24"/>
-          <w:shd w:val="clear" w:color="auto" w:fill="FFFFFF"/>
-          <w:lang w:val="en-US"/>
-        </w:rPr>
-        <w:t>"&gt; &lt;Inductance&gt;[Inductance]&lt;/Inductance&gt; &lt;Frequency&gt;[Frequency]&lt;/Frequency&gt; &lt;/</w:t>
-      </w:r>
-      <w:proofErr w:type="spellStart"/>
-      <w:r>
-        <w:rPr>
-          <w:rFonts w:cs="Times New Roman"/>
-          <w:color w:val="000000"/>
-          <w:sz w:val="24"/>
-          <w:szCs w:val="24"/>
-          <w:shd w:val="clear" w:color="auto" w:fill="FFFFFF"/>
-          <w:lang w:val="en-US"/>
-        </w:rPr>
-        <w:t>PassiveElementBase</w:t>
-      </w:r>
-      <w:proofErr w:type="spellEnd"/>
-      <w:r>
-        <w:rPr>
-          <w:rFonts w:cs="Times New Roman"/>
-          <w:color w:val="000000"/>
-          <w:sz w:val="24"/>
-          <w:szCs w:val="24"/>
-          <w:shd w:val="clear" w:color="auto" w:fill="FFFFFF"/>
-          <w:lang w:val="en-US"/>
-        </w:rPr>
-        <w:t>&gt; &lt;/</w:t>
-      </w:r>
-      <w:proofErr w:type="spellStart"/>
-      <w:r>
-        <w:rPr>
-          <w:rFonts w:cs="Times New Roman"/>
-          <w:color w:val="000000"/>
-          <w:sz w:val="24"/>
-          <w:szCs w:val="24"/>
-          <w:shd w:val="clear" w:color="auto" w:fill="FFFFFF"/>
-          <w:lang w:val="en-US"/>
-        </w:rPr>
-        <w:t>ArrayOfPassiveElementBase</w:t>
-      </w:r>
-      <w:proofErr w:type="spellEnd"/>
-      <w:r>
-        <w:rPr>
-          <w:rFonts w:cs="Times New Roman"/>
-          <w:color w:val="000000"/>
-          <w:sz w:val="24"/>
-          <w:szCs w:val="24"/>
-          <w:shd w:val="clear" w:color="auto" w:fill="FFFFFF"/>
-          <w:lang w:val="en-US"/>
-        </w:rPr>
-        <w:t>&gt;</w:t>
-      </w:r>
-    </w:p>
-    <w:p>
-      <w:pPr>
-        <w:rPr>
-          <w:b/>
-          <w:bCs/>
-        </w:rPr>
-      </w:pPr>
-      <w:r>
-        <w:rPr>
-          <w:b/>
-          <w:bCs/>
-        </w:rPr>
-        <w:t>4.3 Функциональные требования</w:t>
-      </w:r>
-    </w:p>
-    <w:p>
-      <w:pPr>
-        <w:ind w:firstLine="709"/>
-      </w:pPr>
-      <w:r>
-        <w:rPr>
-          <w:b/>
-          <w:bCs/>
-          <w:lang w:val="en-US"/>
-        </w:rPr>
         <w:t>F</w:t>
       </w:r>
       <w:r>
@@ -11009,29 +10516,10 @@
         <w:t>01.</w:t>
       </w:r>
       <w:r>
-        <w:t xml:space="preserve"> В системе должен быть реализован список элементов.</w:t>
-      </w:r>
-    </w:p>
-    <w:p>
-      <w:pPr>
-        <w:ind w:left="565"/>
-      </w:pPr>
-      <w:r>
-        <w:rPr>
-          <w:b/>
-          <w:lang w:val="en-US"/>
-        </w:rPr>
-        <w:lastRenderedPageBreak/>
-        <w:t>F</w:t>
-      </w:r>
-      <w:r>
-        <w:rPr>
-          <w:b/>
-        </w:rPr>
-        <w:t xml:space="preserve">01.01. </w:t>
-      </w:r>
-      <w:r>
-        <w:t>В зависимости от типа элемента необходимо заполнить следующие параметры:</w:t>
+        <w:t xml:space="preserve"> </w:t>
+      </w:r>
+      <w:r>
+        <w:t>Система должна рассчитывать полное сопротивление для следующих пассивных элементов:</w:t>
       </w:r>
     </w:p>
     <w:p>
@@ -11039,21 +10527,13 @@
         <w:pStyle w:val="aa"/>
         <w:numPr>
           <w:ilvl w:val="0"/>
-          <w:numId w:val="5"/>
+          <w:numId w:val="6"/>
         </w:numPr>
-      </w:pPr>
-      <w:commentRangeStart w:id="22"/>
-      <w:r>
-        <w:t>Резистор</w:t>
-      </w:r>
-      <w:r>
-        <w:t xml:space="preserve"> (</w:t>
-      </w:r>
-      <w:r>
-        <w:t>Сопротивление</w:t>
-      </w:r>
-      <w:r>
-        <w:t>);</w:t>
+        <w:suppressAutoHyphens w:val="0"/>
+      </w:pPr>
+      <w:r>
+        <w:lastRenderedPageBreak/>
+        <w:t>резистивный элемент;</w:t>
       </w:r>
     </w:p>
     <w:p>
@@ -11061,23 +10541,12 @@
         <w:pStyle w:val="aa"/>
         <w:numPr>
           <w:ilvl w:val="0"/>
-          <w:numId w:val="5"/>
+          <w:numId w:val="6"/>
         </w:numPr>
-      </w:pPr>
-      <w:r>
-        <w:t>К</w:t>
-      </w:r>
-      <w:r>
-        <w:t>онденсатор (Ёмкость</w:t>
-      </w:r>
-      <w:r>
-        <w:t xml:space="preserve">, </w:t>
-      </w:r>
-      <w:r>
-        <w:t>Частота</w:t>
-      </w:r>
-      <w:r>
-        <w:t>);</w:t>
+        <w:suppressAutoHyphens w:val="0"/>
+      </w:pPr>
+      <w:r>
+        <w:t>катушка индуктивности;</w:t>
       </w:r>
     </w:p>
     <w:p>
@@ -11085,27 +10554,117 @@
         <w:pStyle w:val="aa"/>
         <w:numPr>
           <w:ilvl w:val="0"/>
-          <w:numId w:val="5"/>
+          <w:numId w:val="6"/>
         </w:numPr>
-      </w:pPr>
-      <w:r>
-        <w:t>Катушка индуктивности (Индуктивность</w:t>
+        <w:suppressAutoHyphens w:val="0"/>
+      </w:pPr>
+      <w:r>
+        <w:t>конденсатор.</w:t>
+      </w:r>
+    </w:p>
+    <w:p>
+      <w:pPr>
+        <w:ind w:left="567" w:firstLine="709"/>
+      </w:pPr>
+      <w:r>
+        <w:rPr>
+          <w:b/>
+          <w:bCs/>
+          <w:lang w:val="en-US"/>
+        </w:rPr>
+        <w:t>F</w:t>
+      </w:r>
+      <w:r>
+        <w:rPr>
+          <w:b/>
+          <w:bCs/>
+        </w:rPr>
+        <w:t>01.01.</w:t>
+      </w:r>
+      <w:r>
+        <w:t xml:space="preserve"> </w:t>
+      </w:r>
+      <w:r>
+        <w:t>Полное сопротивление резистивного элемента должно определяться по выражению:</w:t>
+      </w:r>
+    </w:p>
+    <w:p>
+      <w:pPr>
+        <w:ind w:left="426" w:firstLine="0"/>
+        <w:jc w:val="center"/>
+        <w:rPr>
+          <w:lang w:val="en-US"/>
+        </w:rPr>
+      </w:pPr>
+      <w:r>
+        <w:rPr>
+          <w:position w:val="-12"/>
+        </w:rPr>
+        <w:object w:dxaOrig="1340" w:dyaOrig="380" w14:anchorId="31DBF2AD">
+          <v:shapetype id="_x0000_t75" coordsize="21600,21600" o:spt="75" o:preferrelative="t" path="m@4@5l@4@11@9@11@9@5xe" filled="f" stroked="f">
+            <v:stroke joinstyle="miter"/>
+            <v:formulas>
+              <v:f eqn="if lineDrawn pixelLineWidth 0"/>
+              <v:f eqn="sum @0 1 0"/>
+              <v:f eqn="sum 0 0 @1"/>
+              <v:f eqn="prod @2 1 2"/>
+              <v:f eqn="prod @3 21600 pixelWidth"/>
+              <v:f eqn="prod @3 21600 pixelHeight"/>
+              <v:f eqn="sum @0 0 1"/>
+              <v:f eqn="prod @6 1 2"/>
+              <v:f eqn="prod @7 21600 pixelWidth"/>
+              <v:f eqn="sum @8 21600 0"/>
+              <v:f eqn="prod @7 21600 pixelHeight"/>
+              <v:f eqn="sum @10 21600 0"/>
+            </v:formulas>
+            <v:path o:extrusionok="f" gradientshapeok="t" o:connecttype="rect"/>
+            <o:lock v:ext="edit" aspectratio="t"/>
+          </v:shapetype>
+          <v:shape id="_x0000_i1025" type="#_x0000_t75" style="width:66.75pt;height:20.25pt" o:ole="">
+            <v:imagedata r:id="rId36" o:title=""/>
+          </v:shape>
+          <o:OLEObject Type="Embed" ProgID="Equation.DSMT4" ShapeID="_x0000_i1025" DrawAspect="Content" ObjectID="_1812451409" r:id="rId37"/>
+        </w:object>
+      </w:r>
+    </w:p>
+    <w:p>
+      <w:pPr>
+        <w:ind w:left="567" w:firstLine="709"/>
+      </w:pPr>
+      <w:r>
+        <w:t xml:space="preserve">где </w:t>
+      </w:r>
+      <w:r>
+        <w:rPr>
+          <w:i/>
+          <w:iCs/>
+          <w:lang w:val="en-US"/>
+        </w:rPr>
+        <w:t>R</w:t>
+      </w:r>
+      <w:r>
+        <w:t xml:space="preserve"> – </w:t>
+      </w:r>
+      <w:r>
+        <w:t>активное сопротивление</w:t>
       </w:r>
       <w:r>
         <w:t xml:space="preserve">, </w:t>
       </w:r>
       <w:r>
-        <w:t>Частота).</w:t>
-      </w:r>
-      <w:commentRangeEnd w:id="22"/>
-      <w:r>
-        <w:rPr>
-          <w:rStyle w:val="af1"/>
-        </w:rPr>
-        <w:commentReference w:id="22"/>
-      </w:r>
-    </w:p>
-    <w:p>
+        <w:t>О</w:t>
+      </w:r>
+      <w:r>
+        <w:t>м</w:t>
+      </w:r>
+      <w:r>
+        <w:t>.</w:t>
+      </w:r>
+    </w:p>
+    <w:p>
+      <w:pPr>
+        <w:ind w:left="567" w:firstLine="709"/>
+      </w:pPr>
       <w:r>
         <w:rPr>
           <w:b/>
@@ -11119,10 +10678,696 @@
           <w:b/>
           <w:bCs/>
         </w:rPr>
+        <w:t>01.02.</w:t>
+      </w:r>
+      <w:r>
+        <w:t xml:space="preserve"> </w:t>
+      </w:r>
+      <w:r>
+        <w:t>Полное сопротивление катушки индуктивности должно определяться по выражению:</w:t>
+      </w:r>
+    </w:p>
+    <w:p>
+      <w:pPr>
+        <w:ind w:left="567" w:firstLine="0"/>
+        <w:jc w:val="center"/>
+      </w:pPr>
+      <w:r>
+        <w:rPr>
+          <w:position w:val="-12"/>
+        </w:rPr>
+        <w:object w:dxaOrig="1500" w:dyaOrig="380" w14:anchorId="5DF9ACCA">
+          <v:shape id="_x0000_i1026" type="#_x0000_t75" style="width:74.25pt;height:20.25pt" o:ole="">
+            <v:imagedata r:id="rId38" o:title=""/>
+          </v:shape>
+          <o:OLEObject Type="Embed" ProgID="Equation.DSMT4" ShapeID="_x0000_i1026" DrawAspect="Content" ObjectID="_1812451410" r:id="rId39"/>
+        </w:object>
+      </w:r>
+    </w:p>
+    <w:p>
+      <w:pPr>
+        <w:ind w:left="567" w:firstLine="709"/>
+      </w:pPr>
+      <w:r>
+        <w:t xml:space="preserve">где </w:t>
+      </w:r>
+      <w:r>
+        <w:rPr>
+          <w:position w:val="-6"/>
+        </w:rPr>
+        <w:object w:dxaOrig="260" w:dyaOrig="240" w14:anchorId="4E66A855">
+          <v:shape id="_x0000_i1027" type="#_x0000_t75" style="width:13.5pt;height:12.75pt" o:ole="">
+            <v:imagedata r:id="rId40" o:title=""/>
+          </v:shape>
+          <o:OLEObject Type="Embed" ProgID="Equation.DSMT4" ShapeID="_x0000_i1027" DrawAspect="Content" ObjectID="_1812451411" r:id="rId41"/>
+        </w:object>
+      </w:r>
+      <w:r>
+        <w:t xml:space="preserve"> – </w:t>
+      </w:r>
+      <w:r>
+        <w:t>циклическая частота, рад/с</w:t>
+      </w:r>
+      <w:r>
+        <w:t>;</w:t>
+      </w:r>
+      <w:r>
+        <w:t xml:space="preserve"> </w:t>
+      </w:r>
+      <w:r>
+        <w:rPr>
+          <w:i/>
+          <w:iCs/>
+          <w:lang w:val="en-US"/>
+        </w:rPr>
+        <w:t>L</w:t>
+      </w:r>
+      <w:r>
+        <w:t xml:space="preserve"> – </w:t>
+      </w:r>
+      <w:r>
+        <w:t>индуктивность</w:t>
+      </w:r>
+      <w:r>
+        <w:t xml:space="preserve">, </w:t>
+      </w:r>
+      <w:r>
+        <w:t>Гн</w:t>
+      </w:r>
+      <w:r>
+        <w:t>.</w:t>
+      </w:r>
+    </w:p>
+    <w:p>
+      <w:pPr>
+        <w:ind w:left="567" w:firstLine="709"/>
+      </w:pPr>
+      <w:r>
+        <w:rPr>
+          <w:b/>
+          <w:bCs/>
+          <w:lang w:val="en-US"/>
+        </w:rPr>
+        <w:t>F</w:t>
+      </w:r>
+      <w:r>
+        <w:rPr>
+          <w:b/>
+          <w:bCs/>
+        </w:rPr>
+        <w:t>01.03.</w:t>
+      </w:r>
+      <w:r>
+        <w:t xml:space="preserve"> </w:t>
+      </w:r>
+      <w:r>
+        <w:t>Полное сопротивление конденсатора должно определяться по выражению:</w:t>
+      </w:r>
+    </w:p>
+    <w:p>
+      <w:pPr>
+        <w:ind w:left="567" w:firstLine="0"/>
+        <w:jc w:val="center"/>
+      </w:pPr>
+      <w:r>
+        <w:rPr>
+          <w:position w:val="-28"/>
+        </w:rPr>
+        <w:object w:dxaOrig="1620" w:dyaOrig="720" w14:anchorId="5354B4BF">
+          <v:shape id="_x0000_i1028" type="#_x0000_t75" style="width:81pt;height:36pt" o:ole="">
+            <v:imagedata r:id="rId42" o:title=""/>
+          </v:shape>
+          <o:OLEObject Type="Embed" ProgID="Equation.DSMT4" ShapeID="_x0000_i1028" DrawAspect="Content" ObjectID="_1812451412" r:id="rId43"/>
+        </w:object>
+      </w:r>
+    </w:p>
+    <w:p>
+      <w:pPr>
+        <w:ind w:left="567" w:firstLine="709"/>
+      </w:pPr>
+      <w:r>
+        <w:t xml:space="preserve">где </w:t>
+      </w:r>
+      <w:r>
+        <w:rPr>
+          <w:position w:val="-6"/>
+        </w:rPr>
+        <w:object w:dxaOrig="260" w:dyaOrig="240" w14:anchorId="73A6E47E">
+          <v:shape id="_x0000_i1029" type="#_x0000_t75" style="width:13.5pt;height:12.75pt" o:ole="">
+            <v:imagedata r:id="rId40" o:title=""/>
+          </v:shape>
+          <o:OLEObject Type="Embed" ProgID="Equation.DSMT4" ShapeID="_x0000_i1029" DrawAspect="Content" ObjectID="_1812451413" r:id="rId44"/>
+        </w:object>
+      </w:r>
+      <w:r>
+        <w:t xml:space="preserve"> – </w:t>
+      </w:r>
+      <w:r>
+        <w:t>циклическая частота, рад/с</w:t>
+      </w:r>
+      <w:r>
+        <w:t>;</w:t>
+      </w:r>
+      <w:r>
+        <w:t xml:space="preserve"> </w:t>
+      </w:r>
+      <w:r>
+        <w:rPr>
+          <w:i/>
+          <w:iCs/>
+        </w:rPr>
+        <w:t>С</w:t>
+      </w:r>
+      <w:r>
+        <w:t xml:space="preserve"> – </w:t>
+      </w:r>
+      <w:r>
+        <w:t>ёмкость</w:t>
+      </w:r>
+      <w:r>
+        <w:t xml:space="preserve">, </w:t>
+      </w:r>
+      <w:r>
+        <w:t>Ф</w:t>
+      </w:r>
+      <w:r>
+        <w:t>.</w:t>
+      </w:r>
+    </w:p>
+    <w:p>
+      <w:pPr>
+        <w:ind w:firstLine="709"/>
+      </w:pPr>
+      <w:r>
+        <w:rPr>
+          <w:b/>
+          <w:bCs/>
+          <w:lang w:val="en-US"/>
+        </w:rPr>
+        <w:t>F</w:t>
+      </w:r>
+      <w:r>
+        <w:rPr>
+          <w:b/>
+          <w:bCs/>
+        </w:rPr>
+        <w:t>02</w:t>
+      </w:r>
+      <w:r>
+        <w:rPr>
+          <w:b/>
+          <w:bCs/>
+        </w:rPr>
+        <w:t xml:space="preserve">. </w:t>
+      </w:r>
+      <w:r>
+        <w:t>Размерность ввода параметров должна быть в случае:</w:t>
+      </w:r>
+    </w:p>
+    <w:p>
+      <w:pPr>
+        <w:pStyle w:val="aa"/>
+        <w:numPr>
+          <w:ilvl w:val="0"/>
+          <w:numId w:val="8"/>
+        </w:numPr>
+        <w:suppressAutoHyphens w:val="0"/>
+      </w:pPr>
+      <w:r>
+        <w:t xml:space="preserve">Катушки индуктивности равна </w:t>
+      </w:r>
+      <m:oMath>
+        <m:sSup>
+          <m:sSupPr>
+            <m:ctrlPr>
+              <w:rPr>
+                <w:rFonts w:ascii="Cambria Math" w:hAnsi="Cambria Math"/>
+                <w:i/>
+              </w:rPr>
+            </m:ctrlPr>
+          </m:sSupPr>
+          <m:e>
+            <m:r>
+              <w:rPr>
+                <w:rFonts w:ascii="Cambria Math" w:hAnsi="Cambria Math"/>
+              </w:rPr>
+              <m:t>10</m:t>
+            </m:r>
+          </m:e>
+          <m:sup>
+            <m:r>
+              <w:rPr>
+                <w:rFonts w:ascii="Cambria Math" w:hAnsi="Cambria Math"/>
+              </w:rPr>
+              <m:t>-3</m:t>
+            </m:r>
+          </m:sup>
+        </m:sSup>
+      </m:oMath>
+      <w:r>
+        <w:rPr>
+          <w:rFonts w:eastAsiaTheme="minorEastAsia"/>
+        </w:rPr>
+        <w:t xml:space="preserve"> Гн;</w:t>
+      </w:r>
+    </w:p>
+    <w:p>
+      <w:pPr>
+        <w:pStyle w:val="aa"/>
+        <w:numPr>
+          <w:ilvl w:val="0"/>
+          <w:numId w:val="8"/>
+        </w:numPr>
+        <w:suppressAutoHyphens w:val="0"/>
+      </w:pPr>
+      <w:r>
+        <w:rPr>
+          <w:rFonts w:eastAsiaTheme="minorEastAsia"/>
+        </w:rPr>
+        <w:t xml:space="preserve">Конденсатора равна </w:t>
+      </w:r>
+      <m:oMath>
+        <m:sSup>
+          <m:sSupPr>
+            <m:ctrlPr>
+              <w:rPr>
+                <w:rFonts w:ascii="Cambria Math" w:hAnsi="Cambria Math"/>
+                <w:i/>
+              </w:rPr>
+            </m:ctrlPr>
+          </m:sSupPr>
+          <m:e>
+            <m:r>
+              <w:rPr>
+                <w:rFonts w:ascii="Cambria Math" w:hAnsi="Cambria Math"/>
+              </w:rPr>
+              <m:t>10</m:t>
+            </m:r>
+          </m:e>
+          <m:sup>
+            <m:r>
+              <w:rPr>
+                <w:rFonts w:ascii="Cambria Math" w:hAnsi="Cambria Math"/>
+              </w:rPr>
+              <m:t>-6</m:t>
+            </m:r>
+          </m:sup>
+        </m:sSup>
+      </m:oMath>
+      <w:r>
+        <w:rPr>
+          <w:rFonts w:eastAsiaTheme="minorEastAsia"/>
+        </w:rPr>
+        <w:t xml:space="preserve"> Ф</w:t>
+      </w:r>
+    </w:p>
+    <w:p>
+      <w:pPr>
+        <w:ind w:firstLine="709"/>
+      </w:pPr>
+      <w:r>
+        <w:rPr>
+          <w:b/>
+          <w:bCs/>
+          <w:lang w:val="en-US"/>
+        </w:rPr>
+        <w:t>F</w:t>
+      </w:r>
+      <w:r>
+        <w:rPr>
+          <w:b/>
+          <w:bCs/>
+        </w:rPr>
+        <w:t>0</w:t>
+      </w:r>
+      <w:r>
+        <w:rPr>
+          <w:b/>
+          <w:bCs/>
+        </w:rPr>
+        <w:t>3</w:t>
+      </w:r>
+      <w:r>
+        <w:rPr>
+          <w:b/>
+          <w:bCs/>
+        </w:rPr>
+        <w:t>.</w:t>
+      </w:r>
+      <w:r>
+        <w:t xml:space="preserve"> </w:t>
+      </w:r>
+      <w:r>
+        <w:t>В системе должен быть реализован список элементов электрических схем.</w:t>
+      </w:r>
+    </w:p>
+    <w:p>
+      <w:pPr>
+        <w:ind w:left="567"/>
+      </w:pPr>
+      <w:r>
+        <w:rPr>
+          <w:b/>
+          <w:bCs/>
+          <w:lang w:val="en-US"/>
+        </w:rPr>
+        <w:t>F</w:t>
+      </w:r>
+      <w:r>
+        <w:rPr>
+          <w:b/>
+          <w:bCs/>
+        </w:rPr>
+        <w:t>02.01.</w:t>
+      </w:r>
+      <w:r>
+        <w:t xml:space="preserve"> </w:t>
+      </w:r>
+      <w:r>
+        <w:t>Каждый элемент должен иметь следующие параметры:</w:t>
+      </w:r>
+    </w:p>
+    <w:p>
+      <w:pPr>
+        <w:pStyle w:val="aa"/>
+        <w:numPr>
+          <w:ilvl w:val="0"/>
+          <w:numId w:val="7"/>
+        </w:numPr>
+        <w:suppressAutoHyphens w:val="0"/>
+        <w:ind w:left="567"/>
+      </w:pPr>
+      <w:r>
+        <w:t>тип элемента;</w:t>
+      </w:r>
+    </w:p>
+    <w:p>
+      <w:pPr>
+        <w:pStyle w:val="aa"/>
+        <w:numPr>
+          <w:ilvl w:val="0"/>
+          <w:numId w:val="7"/>
+        </w:numPr>
+        <w:suppressAutoHyphens w:val="0"/>
+        <w:ind w:left="567"/>
+      </w:pPr>
+      <w:r>
+        <w:t>параметр в соответствии с типом элемента.</w:t>
+      </w:r>
+    </w:p>
+    <w:p>
+      <w:r>
+        <w:rPr>
+          <w:b/>
+          <w:bCs/>
+          <w:lang w:val="en-US"/>
+        </w:rPr>
+        <w:t>F</w:t>
+      </w:r>
+      <w:r>
+        <w:rPr>
+          <w:b/>
+          <w:bCs/>
+        </w:rPr>
+        <w:t>0</w:t>
+      </w:r>
+      <w:r>
+        <w:rPr>
+          <w:b/>
+          <w:bCs/>
+        </w:rPr>
+        <w:t>4</w:t>
+      </w:r>
+      <w:r>
+        <w:rPr>
+          <w:b/>
+          <w:bCs/>
+        </w:rPr>
+        <w:t>.</w:t>
+      </w:r>
+      <w:r>
+        <w:t xml:space="preserve"> </w:t>
+      </w:r>
+      <w:r>
+        <w:t>В Системе должна присутствовать функция добавления элементов в список.</w:t>
+      </w:r>
+    </w:p>
+    <w:p>
+      <w:r>
+        <w:rPr>
+          <w:b/>
+          <w:bCs/>
+          <w:lang w:val="en-US"/>
+        </w:rPr>
+        <w:t>F</w:t>
+      </w:r>
+      <w:r>
+        <w:rPr>
+          <w:b/>
+          <w:bCs/>
+        </w:rPr>
+        <w:t>0</w:t>
+      </w:r>
+      <w:r>
+        <w:rPr>
+          <w:b/>
+          <w:bCs/>
+        </w:rPr>
+        <w:t>5</w:t>
+      </w:r>
+      <w:r>
+        <w:rPr>
+          <w:b/>
+          <w:bCs/>
+        </w:rPr>
+        <w:t>.</w:t>
+      </w:r>
+      <w:r>
+        <w:t xml:space="preserve"> </w:t>
+      </w:r>
+      <w:r>
+        <w:t>В Системе должна присутствовать функция удаления элементов из списка.</w:t>
+      </w:r>
+    </w:p>
+    <w:p>
+      <w:r>
+        <w:rPr>
+          <w:b/>
+          <w:bCs/>
+          <w:lang w:val="en-US"/>
+        </w:rPr>
+        <w:t>F</w:t>
+      </w:r>
+      <w:r>
+        <w:rPr>
+          <w:b/>
+          <w:bCs/>
+        </w:rPr>
+        <w:t>0</w:t>
+      </w:r>
+      <w:r>
+        <w:rPr>
+          <w:b/>
+          <w:bCs/>
+        </w:rPr>
+        <w:t>6</w:t>
+      </w:r>
+      <w:r>
+        <w:rPr>
+          <w:b/>
+          <w:bCs/>
+        </w:rPr>
+        <w:t>.</w:t>
+      </w:r>
+      <w:r>
+        <w:t xml:space="preserve"> </w:t>
+      </w:r>
+      <w:r>
+        <w:t xml:space="preserve">В Системе должна присутствовать функция поиска элементов по параметрам, указанным в </w:t>
+      </w:r>
+      <w:r>
+        <w:rPr>
+          <w:b/>
+          <w:bCs/>
+          <w:lang w:val="en-US"/>
+        </w:rPr>
+        <w:t>F</w:t>
+      </w:r>
+      <w:r>
+        <w:rPr>
+          <w:b/>
+          <w:bCs/>
+        </w:rPr>
+        <w:t>02.01</w:t>
+      </w:r>
+      <w:r>
+        <w:t>.</w:t>
+      </w:r>
+    </w:p>
+    <w:p>
+      <w:r>
+        <w:rPr>
+          <w:b/>
+          <w:bCs/>
+          <w:lang w:val="en-US"/>
+        </w:rPr>
+        <w:lastRenderedPageBreak/>
+        <w:t>F</w:t>
+      </w:r>
+      <w:r>
+        <w:rPr>
+          <w:b/>
+          <w:bCs/>
+        </w:rPr>
+        <w:t>0</w:t>
+      </w:r>
+      <w:r>
+        <w:rPr>
+          <w:b/>
+          <w:bCs/>
+        </w:rPr>
+        <w:t>7</w:t>
+      </w:r>
+      <w:r>
+        <w:rPr>
+          <w:b/>
+          <w:bCs/>
+        </w:rPr>
+        <w:t>.</w:t>
+      </w:r>
+      <w:r>
+        <w:t xml:space="preserve"> </w:t>
+      </w:r>
+      <w:r>
+        <w:t>В Системе должна присутствовать функция сохранения списка элементов в файл (</w:t>
+      </w:r>
+      <w:r>
+        <w:rPr>
+          <w:b/>
+          <w:bCs/>
+          <w:lang w:val="en-US"/>
+        </w:rPr>
+        <w:t>D</w:t>
+      </w:r>
+      <w:r>
+        <w:rPr>
+          <w:b/>
+          <w:bCs/>
+        </w:rPr>
+        <w:t>01</w:t>
+      </w:r>
+      <w:r>
+        <w:t>).</w:t>
+      </w:r>
+    </w:p>
+    <w:p>
+      <w:r>
+        <w:rPr>
+          <w:b/>
+          <w:bCs/>
+          <w:lang w:val="en-US"/>
+        </w:rPr>
+        <w:t>F</w:t>
+      </w:r>
+      <w:r>
+        <w:rPr>
+          <w:b/>
+          <w:bCs/>
+        </w:rPr>
+        <w:t>0</w:t>
+      </w:r>
+      <w:r>
+        <w:rPr>
+          <w:b/>
+          <w:bCs/>
+        </w:rPr>
+        <w:t>8</w:t>
+      </w:r>
+      <w:r>
+        <w:rPr>
+          <w:b/>
+          <w:bCs/>
+        </w:rPr>
+        <w:t>.</w:t>
+      </w:r>
+      <w:r>
+        <w:t xml:space="preserve"> </w:t>
+      </w:r>
+      <w:r>
+        <w:t>В Системе должна присутствовать функция загрузки списка элементов из файла (</w:t>
+      </w:r>
+      <w:r>
+        <w:rPr>
+          <w:b/>
+          <w:bCs/>
+          <w:lang w:val="en-US"/>
+        </w:rPr>
+        <w:t>D</w:t>
+      </w:r>
+      <w:r>
+        <w:rPr>
+          <w:b/>
+          <w:bCs/>
+        </w:rPr>
+        <w:t>01</w:t>
+      </w:r>
+      <w:r>
+        <w:t>).</w:t>
+      </w:r>
+    </w:p>
+    <w:p>
+      <w:pPr>
+        <w:rPr>
+          <w:b/>
+          <w:bCs/>
+        </w:rPr>
+      </w:pPr>
+      <w:r>
+        <w:rPr>
+          <w:b/>
+          <w:bCs/>
+        </w:rPr>
+        <w:t>4.4 Требования к пользовательскому интерфейсу</w:t>
+      </w:r>
+    </w:p>
+    <w:p>
+      <w:r>
+        <w:rPr>
+          <w:b/>
+          <w:bCs/>
+          <w:lang w:val="en-US"/>
+        </w:rPr>
+        <w:t>U</w:t>
+      </w:r>
+      <w:r>
+        <w:rPr>
+          <w:b/>
+          <w:bCs/>
+        </w:rPr>
+        <w:t>01.</w:t>
+      </w:r>
+      <w:r>
+        <w:t xml:space="preserve"> Система должна иметь графический интерфейс пользователя.</w:t>
+      </w:r>
+    </w:p>
+    <w:p>
+      <w:r>
+        <w:rPr>
+          <w:b/>
+          <w:bCs/>
+          <w:lang w:val="en-US"/>
+        </w:rPr>
+        <w:t>U</w:t>
+      </w:r>
+      <w:r>
+        <w:rPr>
+          <w:b/>
+          <w:bCs/>
+        </w:rPr>
         <w:t>02.</w:t>
       </w:r>
       <w:r>
-        <w:t xml:space="preserve"> В системе должна присутствовать функция добавления элементов в список.</w:t>
+        <w:t xml:space="preserve"> Данные должны быть представлены в табличном виде.</w:t>
       </w:r>
     </w:p>
     <w:p>
@@ -11132,7 +11377,7 @@
           <w:bCs/>
           <w:lang w:val="en-US"/>
         </w:rPr>
-        <w:t>F</w:t>
+        <w:t>U</w:t>
       </w:r>
       <w:r>
         <w:rPr>
@@ -11142,7 +11387,23 @@
         <w:t>03.</w:t>
       </w:r>
       <w:r>
-        <w:t xml:space="preserve"> В системе должна присутствовать функция удаления элементов из списка.</w:t>
+        <w:t xml:space="preserve"> В системе должна быть реализована система обработки ошибок.</w:t>
+      </w:r>
+    </w:p>
+    <w:p/>
+    <w:p>
+      <w:pPr>
+        <w:rPr>
+          <w:b/>
+          <w:bCs/>
+        </w:rPr>
+      </w:pPr>
+      <w:r>
+        <w:rPr>
+          <w:b/>
+          <w:bCs/>
+        </w:rPr>
+        <w:t>4.5 Требования к программному обеспечению</w:t>
       </w:r>
     </w:p>
     <w:p>
@@ -11152,264 +11413,41 @@
           <w:bCs/>
           <w:lang w:val="en-US"/>
         </w:rPr>
-        <w:t>F</w:t>
-      </w:r>
-      <w:r>
-        <w:rPr>
-          <w:b/>
-          <w:bCs/>
-        </w:rPr>
-        <w:t>04.</w:t>
-      </w:r>
-      <w:r>
-        <w:t xml:space="preserve"> В системе должна присутствовать функция поиска элементов по результатам вычисления указанных параметров в </w:t>
-      </w:r>
-      <w:r>
-        <w:rPr>
-          <w:b/>
-          <w:bCs/>
+        <w:t>C</w:t>
+      </w:r>
+      <w:r>
+        <w:rPr>
+          <w:b/>
+          <w:bCs/>
+        </w:rPr>
+        <w:t>01.</w:t>
+      </w:r>
+      <w:r>
+        <w:t xml:space="preserve"> Система должна работать на операционной системе </w:t>
+      </w:r>
+      <w:r>
+        <w:t xml:space="preserve">минимум на </w:t>
+      </w:r>
+      <w:r>
+        <w:rPr>
           <w:lang w:val="en-US"/>
         </w:rPr>
-        <w:t>F</w:t>
-      </w:r>
-      <w:r>
-        <w:rPr>
-          <w:b/>
-          <w:bCs/>
-        </w:rPr>
-        <w:t>01.01</w:t>
-      </w:r>
-      <w:r>
-        <w:t>.</w:t>
-      </w:r>
-    </w:p>
-    <w:p>
-      <w:r>
-        <w:rPr>
-          <w:b/>
-          <w:bCs/>
-          <w:lang w:val="en-US"/>
-        </w:rPr>
-        <w:t>F</w:t>
-      </w:r>
-      <w:r>
-        <w:rPr>
-          <w:b/>
-          <w:bCs/>
-        </w:rPr>
-        <w:t>05.</w:t>
-      </w:r>
-      <w:r>
-        <w:t xml:space="preserve"> В системе должна присутствовать функция сохранения списка элементов в файл (</w:t>
-      </w:r>
-      <w:r>
-        <w:rPr>
-          <w:b/>
-          <w:bCs/>
-          <w:lang w:val="en-US"/>
-        </w:rPr>
-        <w:t>D</w:t>
-      </w:r>
-      <w:r>
-        <w:rPr>
-          <w:b/>
-          <w:bCs/>
-        </w:rPr>
-        <w:t>01</w:t>
-      </w:r>
-      <w:r>
-        <w:t>).</w:t>
-      </w:r>
-    </w:p>
-    <w:p>
-      <w:r>
-        <w:rPr>
-          <w:b/>
-          <w:bCs/>
-          <w:lang w:val="en-US"/>
-        </w:rPr>
-        <w:t>F</w:t>
-      </w:r>
-      <w:r>
-        <w:rPr>
-          <w:b/>
-          <w:bCs/>
-        </w:rPr>
-        <w:t>06.</w:t>
-      </w:r>
-      <w:r>
-        <w:t xml:space="preserve"> В системе должна присутствовать функция загрузки списка элементов из файла (</w:t>
-      </w:r>
-      <w:r>
-        <w:rPr>
-          <w:b/>
-          <w:bCs/>
-          <w:lang w:val="en-US"/>
-        </w:rPr>
-        <w:t>D</w:t>
-      </w:r>
-      <w:r>
-        <w:rPr>
-          <w:b/>
-          <w:bCs/>
-        </w:rPr>
-        <w:t>01</w:t>
-      </w:r>
-      <w:r>
-        <w:t>).</w:t>
-      </w:r>
-    </w:p>
-    <w:p/>
-    <w:p>
-      <w:pPr>
-        <w:rPr>
-          <w:b/>
-          <w:bCs/>
-        </w:rPr>
-      </w:pPr>
-      <w:r>
-        <w:rPr>
-          <w:b/>
-          <w:bCs/>
-        </w:rPr>
-        <w:t>4.4 Требования к пользовательскому интерфейсу</w:t>
-      </w:r>
-    </w:p>
-    <w:p>
-      <w:r>
-        <w:rPr>
-          <w:b/>
-          <w:bCs/>
-          <w:lang w:val="en-US"/>
-        </w:rPr>
-        <w:t>U</w:t>
-      </w:r>
-      <w:r>
-        <w:rPr>
-          <w:b/>
-          <w:bCs/>
-        </w:rPr>
-        <w:t>01.</w:t>
-      </w:r>
-      <w:r>
-        <w:t xml:space="preserve"> Система должна иметь графический интерфейс пользователя.</w:t>
-      </w:r>
-    </w:p>
-    <w:p>
-      <w:r>
-        <w:rPr>
-          <w:b/>
-          <w:bCs/>
-          <w:lang w:val="en-US"/>
-        </w:rPr>
-        <w:t>U</w:t>
-      </w:r>
-      <w:r>
-        <w:rPr>
-          <w:b/>
-          <w:bCs/>
-        </w:rPr>
-        <w:t>02.</w:t>
-      </w:r>
-      <w:r>
-        <w:t xml:space="preserve"> Данные должны быть представлены в табличном виде.</w:t>
-      </w:r>
-    </w:p>
-    <w:p>
-      <w:r>
-        <w:rPr>
-          <w:b/>
-          <w:bCs/>
-          <w:lang w:val="en-US"/>
-        </w:rPr>
-        <w:t>U</w:t>
-      </w:r>
-      <w:r>
-        <w:rPr>
-          <w:b/>
-          <w:bCs/>
-        </w:rPr>
-        <w:t>03.</w:t>
-      </w:r>
-      <w:r>
-        <w:t xml:space="preserve"> В системе должна быть реализована система обработки ошибок.</w:t>
-      </w:r>
-    </w:p>
-    <w:p/>
-    <w:p>
-      <w:pPr>
-        <w:rPr>
-          <w:b/>
-          <w:bCs/>
-        </w:rPr>
-      </w:pPr>
-      <w:r>
-        <w:rPr>
-          <w:b/>
-          <w:bCs/>
-        </w:rPr>
-        <w:t>4.5 Требования к программному обеспечению</w:t>
-      </w:r>
-    </w:p>
-    <w:p>
-      <w:r>
-        <w:rPr>
-          <w:b/>
-          <w:bCs/>
-          <w:lang w:val="en-US"/>
-        </w:rPr>
-        <w:t>C</w:t>
-      </w:r>
-      <w:r>
-        <w:rPr>
-          <w:b/>
-          <w:bCs/>
-        </w:rPr>
-        <w:t>01.</w:t>
-      </w:r>
-      <w:r>
-        <w:t xml:space="preserve"> Система должна работать на операционной системе </w:t>
-      </w:r>
-      <w:commentRangeStart w:id="23"/>
-      <w:r>
-        <w:rPr>
-          <w:lang w:val="en-US"/>
-        </w:rPr>
         <w:t>Windows</w:t>
       </w:r>
       <w:r>
-        <w:t xml:space="preserve"> 11</w:t>
-      </w:r>
-      <w:r>
-        <w:t xml:space="preserve"> </w:t>
-      </w:r>
-      <w:r>
-        <w:rPr>
-          <w:lang w:val="en-US"/>
-        </w:rPr>
-        <w:t>Pro</w:t>
-      </w:r>
-      <w:r>
-        <w:t xml:space="preserve"> 20</w:t>
-      </w:r>
-      <w:r>
-        <w:rPr>
-          <w:lang w:val="en-US"/>
-        </w:rPr>
-        <w:t>H</w:t>
-      </w:r>
-      <w:r>
-        <w:t>2</w:t>
-      </w:r>
-      <w:commentRangeEnd w:id="23"/>
-      <w:r>
-        <w:rPr>
-          <w:rStyle w:val="af1"/>
-        </w:rPr>
-        <w:commentReference w:id="23"/>
-      </w:r>
-      <w:r>
-        <w:t>. Работоспособность на других выпусках и версиях не гарантируется.</w:t>
+        <w:t xml:space="preserve"> 1</w:t>
+      </w:r>
+      <w:r>
+        <w:t>0</w:t>
+      </w:r>
+      <w:r>
+        <w:t xml:space="preserve">. Работоспособность на </w:t>
+      </w:r>
+      <w:r>
+        <w:t xml:space="preserve">предыдущих версиях ОС </w:t>
+      </w:r>
+      <w:r>
+        <w:t>не гарантируется.</w:t>
       </w:r>
     </w:p>
     <w:p>
@@ -11523,7 +11561,6 @@
           <w:b/>
           <w:bCs/>
         </w:rPr>
-        <w:lastRenderedPageBreak/>
         <w:t xml:space="preserve">  </w:t>
       </w:r>
       <w:r>
@@ -11605,7 +11642,19 @@
         <w:t>.</w:t>
       </w:r>
       <w:r>
-        <w:t>Место на жестком диске: 16 ГБ для 32-разрядных систем или 32 ГБ для 64-разрядных систем</w:t>
+        <w:t xml:space="preserve">Место на жестком диске: </w:t>
+      </w:r>
+      <w:r>
+        <w:t>4</w:t>
+      </w:r>
+      <w:r>
+        <w:t xml:space="preserve"> ГБ для 32-разрядных систем или </w:t>
+      </w:r>
+      <w:r>
+        <w:t>8</w:t>
+      </w:r>
+      <w:r>
+        <w:t xml:space="preserve"> ГБ для 64-разрядных систем</w:t>
       </w:r>
     </w:p>
     <w:p/>
@@ -11631,6 +11680,9 @@
     <w:p>
       <w:pPr>
         <w:pStyle w:val="af2"/>
+        <w:rPr>
+          <w:lang w:val="en-US"/>
+        </w:rPr>
       </w:pPr>
       <w:r>
         <w:rPr>
@@ -11638,46 +11690,11 @@
         </w:rPr>
         <w:annotationRef/>
       </w:r>
-    </w:p>
-  </w:comment>
-  <w:comment w:id="22" w:author="Aleksey A. Kalentev" w:date="2025-06-26T13:17:00Z" w:initials="AAK">
-    <w:p>
-      <w:pPr>
-        <w:pStyle w:val="af2"/>
-      </w:pPr>
-      <w:r>
-        <w:rPr>
-          <w:rStyle w:val="af1"/>
-        </w:rPr>
-        <w:annotationRef/>
-      </w:r>
-      <w:r>
-        <w:t>Расписать параметры и единицы измерения + добавить формулы расчёта</w:t>
-      </w:r>
-    </w:p>
-  </w:comment>
-  <w:comment w:id="23" w:author="Aleksey A. Kalentev" w:date="2025-06-26T13:19:00Z" w:initials="AAK">
-    <w:p>
-      <w:pPr>
-        <w:pStyle w:val="af2"/>
+      <w:r>
         <w:rPr>
           <w:lang w:val="en-US"/>
         </w:rPr>
-      </w:pPr>
-      <w:r>
-        <w:rPr>
-          <w:rStyle w:val="af1"/>
-        </w:rPr>
-        <w:annotationRef/>
-      </w:r>
-      <w:r>
-        <w:t xml:space="preserve">Есть ли </w:t>
-      </w:r>
-      <w:r>
-        <w:rPr>
-          <w:lang w:val="en-US"/>
-        </w:rPr>
-        <w:t>x86?</w:t>
+        <w:t>+</w:t>
       </w:r>
     </w:p>
   </w:comment>
@@ -11687,24 +11704,18 @@
 <file path=word/commentsExtended.xml><?xml version="1.0" encoding="utf-8"?>
 <w15:commentsEx xmlns:wpc="http://schemas.microsoft.com/office/word/2010/wordprocessingCanvas" xmlns:cx="http://schemas.microsoft.com/office/drawing/2014/chartex" xmlns:cx1="http://schemas.microsoft.com/office/drawing/2015/9/8/chartex" xmlns:cx2="http://schemas.microsoft.com/office/drawing/2015/10/21/chartex" xmlns:cx3="http://schemas.microsoft.com/office/drawing/2016/5/9/chartex" xmlns:cx4="http://schemas.microsoft.com/office/drawing/2016/5/10/chartex" xmlns:cx5="http://schemas.microsoft.com/office/drawing/2016/5/11/chartex" xmlns:cx6="http://schemas.microsoft.com/office/drawing/2016/5/12/chartex" xmlns:cx7="http://schemas.microsoft.com/office/drawing/2016/5/13/chartex" xmlns:cx8="http://schemas.microsoft.com/office/drawing/2016/5/14/chartex" xmlns:mc="http://schemas.openxmlformats.org/markup-compatibility/2006" xmlns:aink="http://schemas.microsoft.com/office/drawing/2016/ink" xmlns:am3d="http://schemas.microsoft.com/office/drawing/2017/model3d" xmlns:o="urn:schemas-microsoft-com:office:office" xmlns:r="http://schemas.openxmlformats.org/officeDocument/2006/relationships" xmlns:m="http://schemas.openxmlformats.org/officeDocument/2006/math" xmlns:v="urn:schemas-microsoft-com:vml" xmlns:wp14="http://schemas.microsoft.com/office/word/2010/wordprocessingDrawing" xmlns:wp="http://schemas.openxmlformats.org/drawingml/2006/wordprocessingDrawing" xmlns:w10="urn:schemas-microsoft-com:office:word" xmlns:w="http://schemas.openxmlformats.org/wordprocessingml/2006/main" xmlns:w14="http://schemas.microsoft.com/office/word/2010/wordml" xmlns:w15="http://schemas.microsoft.com/office/word/2012/wordml" xmlns:w16cex="http://schemas.microsoft.com/office/word/2018/wordml/cex" xmlns:w16cid="http://schemas.microsoft.com/office/word/2016/wordml/cid" xmlns:w16="http://schemas.microsoft.com/office/word/2018/wordml" xmlns:w16sdtdh="http://schemas.microsoft.com/office/word/2020/wordml/sdtdatahash" xmlns:w16se="http://schemas.microsoft.com/office/word/2015/wordml/symex" xmlns:wpg="http://schemas.microsoft.com/office/word/2010/wordprocessingGroup" xmlns:wpi="http://schemas.microsoft.com/office/word/2010/wordprocessingInk" xmlns:wne="http://schemas.microsoft.com/office/word/2006/wordml" xmlns:wps="http://schemas.microsoft.com/office/word/2010/wordprocessingShape" mc:Ignorable="w14 w15 w16se w16cid w16 w16cex w16sdtdh wp14">
   <w15:commentEx w15:paraId="7FE9E413" w15:done="0"/>
-  <w15:commentEx w15:paraId="5B78C37E" w15:done="0"/>
-  <w15:commentEx w15:paraId="00D6A0F0" w15:done="0"/>
 </w15:commentsEx>
 </file>
 
 <file path=word/commentsExtensible.xml><?xml version="1.0" encoding="utf-8"?>
 <w16cex:commentsExtensible xmlns:wpc="http://schemas.microsoft.com/office/word/2010/wordprocessingCanvas" xmlns:cx="http://schemas.microsoft.com/office/drawing/2014/chartex" xmlns:cx1="http://schemas.microsoft.com/office/drawing/2015/9/8/chartex" xmlns:cx2="http://schemas.microsoft.com/office/drawing/2015/10/21/chartex" xmlns:cx3="http://schemas.microsoft.com/office/drawing/2016/5/9/chartex" xmlns:cx4="http://schemas.microsoft.com/office/drawing/2016/5/10/chartex" xmlns:cx5="http://schemas.microsoft.com/office/drawing/2016/5/11/chartex" xmlns:cx6="http://schemas.microsoft.com/office/drawing/2016/5/12/chartex" xmlns:cx7="http://schemas.microsoft.com/office/drawing/2016/5/13/chartex" xmlns:cx8="http://schemas.microsoft.com/office/drawing/2016/5/14/chartex" xmlns:mc="http://schemas.openxmlformats.org/markup-compatibility/2006" xmlns:aink="http://schemas.microsoft.com/office/drawing/2016/ink" xmlns:am3d="http://schemas.microsoft.com/office/drawing/2017/model3d" xmlns:o="urn:schemas-microsoft-com:office:office" xmlns:r="http://schemas.openxmlformats.org/officeDocument/2006/relationships" xmlns:m="http://schemas.openxmlformats.org/officeDocument/2006/math" xmlns:v="urn:schemas-microsoft-com:vml" xmlns:wp14="http://schemas.microsoft.com/office/word/2010/wordprocessingDrawing" xmlns:wp="http://schemas.openxmlformats.org/drawingml/2006/wordprocessingDrawing" xmlns:w10="urn:schemas-microsoft-com:office:word" xmlns:w="http://schemas.openxmlformats.org/wordprocessingml/2006/main" xmlns:w14="http://schemas.microsoft.com/office/word/2010/wordml" xmlns:w15="http://schemas.microsoft.com/office/word/2012/wordml" xmlns:w16cex="http://schemas.microsoft.com/office/word/2018/wordml/cex" xmlns:w16cid="http://schemas.microsoft.com/office/word/2016/wordml/cid" xmlns:w16="http://schemas.microsoft.com/office/word/2018/wordml" xmlns:w16sdtdh="http://schemas.microsoft.com/office/word/2020/wordml/sdtdatahash" xmlns:w16se="http://schemas.microsoft.com/office/word/2015/wordml/symex" xmlns:wpg="http://schemas.microsoft.com/office/word/2010/wordprocessingGroup" xmlns:wpi="http://schemas.microsoft.com/office/word/2010/wordprocessingInk" xmlns:wne="http://schemas.microsoft.com/office/word/2006/wordml" xmlns:wps="http://schemas.microsoft.com/office/word/2010/wordprocessingShape" mc:Ignorable="w14 w15 w16se w16cid w16 w16cex w16sdtdh wp14">
   <w16cex:commentExtensible w16cex:durableId="2C07C77D" w16cex:dateUtc="2025-06-26T06:19:00Z"/>
-  <w16cex:commentExtensible w16cex:durableId="2C07C6F8" w16cex:dateUtc="2025-06-26T06:17:00Z"/>
-  <w16cex:commentExtensible w16cex:durableId="2C07C746" w16cex:dateUtc="2025-06-26T06:19:00Z"/>
 </w16cex:commentsExtensible>
 </file>
 
 <file path=word/commentsIds.xml><?xml version="1.0" encoding="utf-8"?>
 <w16cid:commentsIds xmlns:wpc="http://schemas.microsoft.com/office/word/2010/wordprocessingCanvas" xmlns:cx="http://schemas.microsoft.com/office/drawing/2014/chartex" xmlns:cx1="http://schemas.microsoft.com/office/drawing/2015/9/8/chartex" xmlns:cx2="http://schemas.microsoft.com/office/drawing/2015/10/21/chartex" xmlns:cx3="http://schemas.microsoft.com/office/drawing/2016/5/9/chartex" xmlns:cx4="http://schemas.microsoft.com/office/drawing/2016/5/10/chartex" xmlns:cx5="http://schemas.microsoft.com/office/drawing/2016/5/11/chartex" xmlns:cx6="http://schemas.microsoft.com/office/drawing/2016/5/12/chartex" xmlns:cx7="http://schemas.microsoft.com/office/drawing/2016/5/13/chartex" xmlns:cx8="http://schemas.microsoft.com/office/drawing/2016/5/14/chartex" xmlns:mc="http://schemas.openxmlformats.org/markup-compatibility/2006" xmlns:aink="http://schemas.microsoft.com/office/drawing/2016/ink" xmlns:am3d="http://schemas.microsoft.com/office/drawing/2017/model3d" xmlns:o="urn:schemas-microsoft-com:office:office" xmlns:r="http://schemas.openxmlformats.org/officeDocument/2006/relationships" xmlns:m="http://schemas.openxmlformats.org/officeDocument/2006/math" xmlns:v="urn:schemas-microsoft-com:vml" xmlns:wp14="http://schemas.microsoft.com/office/word/2010/wordprocessingDrawing" xmlns:wp="http://schemas.openxmlformats.org/drawingml/2006/wordprocessingDrawing" xmlns:w10="urn:schemas-microsoft-com:office:word" xmlns:w="http://schemas.openxmlformats.org/wordprocessingml/2006/main" xmlns:w14="http://schemas.microsoft.com/office/word/2010/wordml" xmlns:w15="http://schemas.microsoft.com/office/word/2012/wordml" xmlns:w16cex="http://schemas.microsoft.com/office/word/2018/wordml/cex" xmlns:w16cid="http://schemas.microsoft.com/office/word/2016/wordml/cid" xmlns:w16="http://schemas.microsoft.com/office/word/2018/wordml" xmlns:w16sdtdh="http://schemas.microsoft.com/office/word/2020/wordml/sdtdatahash" xmlns:w16se="http://schemas.microsoft.com/office/word/2015/wordml/symex" xmlns:wpg="http://schemas.microsoft.com/office/word/2010/wordprocessingGroup" xmlns:wpi="http://schemas.microsoft.com/office/word/2010/wordprocessingInk" xmlns:wne="http://schemas.microsoft.com/office/word/2006/wordml" xmlns:wps="http://schemas.microsoft.com/office/word/2010/wordprocessingShape" mc:Ignorable="w14 w15 w16se w16cid w16 w16cex w16sdtdh wp14">
   <w16cid:commentId w16cid:paraId="7FE9E413" w16cid:durableId="2C07C77D"/>
-  <w16cid:commentId w16cid:paraId="5B78C37E" w16cid:durableId="2C07C6F8"/>
-  <w16cid:commentId w16cid:paraId="00D6A0F0" w16cid:durableId="2C07C746"/>
 </w16cid:commentsIds>
 </file>
 
@@ -12155,6 +12166,233 @@
     </w:lvl>
   </w:abstractNum>
   <w:abstractNum w:abstractNumId="3" w15:restartNumberingAfterBreak="0">
+    <w:nsid w:val="2C422B74"/>
+    <w:multiLevelType w:val="hybridMultilevel"/>
+    <w:tmpl w:val="1DBE65F4"/>
+    <w:lvl w:ilvl="0" w:tplc="75DAD1D2">
+      <w:start w:val="1"/>
+      <w:numFmt w:val="bullet"/>
+      <w:suff w:val="space"/>
+      <w:lvlText w:val=""/>
+      <w:lvlJc w:val="left"/>
+      <w:pPr>
+        <w:ind w:left="0" w:firstLine="851"/>
+      </w:pPr>
+      <w:rPr>
+        <w:rFonts w:ascii="Symbol" w:hAnsi="Symbol" w:hint="default"/>
+      </w:rPr>
+    </w:lvl>
+    <w:lvl w:ilvl="1" w:tplc="04190003" w:tentative="1">
+      <w:start w:val="1"/>
+      <w:numFmt w:val="bullet"/>
+      <w:lvlText w:val="o"/>
+      <w:lvlJc w:val="left"/>
+      <w:pPr>
+        <w:ind w:left="2291" w:hanging="360"/>
+      </w:pPr>
+      <w:rPr>
+        <w:rFonts w:ascii="Courier New" w:hAnsi="Courier New" w:cs="Courier New" w:hint="default"/>
+      </w:rPr>
+    </w:lvl>
+    <w:lvl w:ilvl="2" w:tplc="04190005" w:tentative="1">
+      <w:start w:val="1"/>
+      <w:numFmt w:val="bullet"/>
+      <w:lvlText w:val=""/>
+      <w:lvlJc w:val="left"/>
+      <w:pPr>
+        <w:ind w:left="3011" w:hanging="360"/>
+      </w:pPr>
+      <w:rPr>
+        <w:rFonts w:ascii="Wingdings" w:hAnsi="Wingdings" w:hint="default"/>
+      </w:rPr>
+    </w:lvl>
+    <w:lvl w:ilvl="3" w:tplc="04190001" w:tentative="1">
+      <w:start w:val="1"/>
+      <w:numFmt w:val="bullet"/>
+      <w:lvlText w:val=""/>
+      <w:lvlJc w:val="left"/>
+      <w:pPr>
+        <w:ind w:left="3731" w:hanging="360"/>
+      </w:pPr>
+      <w:rPr>
+        <w:rFonts w:ascii="Symbol" w:hAnsi="Symbol" w:hint="default"/>
+      </w:rPr>
+    </w:lvl>
+    <w:lvl w:ilvl="4" w:tplc="04190003" w:tentative="1">
+      <w:start w:val="1"/>
+      <w:numFmt w:val="bullet"/>
+      <w:lvlText w:val="o"/>
+      <w:lvlJc w:val="left"/>
+      <w:pPr>
+        <w:ind w:left="4451" w:hanging="360"/>
+      </w:pPr>
+      <w:rPr>
+        <w:rFonts w:ascii="Courier New" w:hAnsi="Courier New" w:cs="Courier New" w:hint="default"/>
+      </w:rPr>
+    </w:lvl>
+    <w:lvl w:ilvl="5" w:tplc="04190005" w:tentative="1">
+      <w:start w:val="1"/>
+      <w:numFmt w:val="bullet"/>
+      <w:lvlText w:val=""/>
+      <w:lvlJc w:val="left"/>
+      <w:pPr>
+        <w:ind w:left="5171" w:hanging="360"/>
+      </w:pPr>
+      <w:rPr>
+        <w:rFonts w:ascii="Wingdings" w:hAnsi="Wingdings" w:hint="default"/>
+      </w:rPr>
+    </w:lvl>
+    <w:lvl w:ilvl="6" w:tplc="04190001" w:tentative="1">
+      <w:start w:val="1"/>
+      <w:numFmt w:val="bullet"/>
+      <w:lvlText w:val=""/>
+      <w:lvlJc w:val="left"/>
+      <w:pPr>
+        <w:ind w:left="5891" w:hanging="360"/>
+      </w:pPr>
+      <w:rPr>
+        <w:rFonts w:ascii="Symbol" w:hAnsi="Symbol" w:hint="default"/>
+      </w:rPr>
+    </w:lvl>
+    <w:lvl w:ilvl="7" w:tplc="04190003" w:tentative="1">
+      <w:start w:val="1"/>
+      <w:numFmt w:val="bullet"/>
+      <w:lvlText w:val="o"/>
+      <w:lvlJc w:val="left"/>
+      <w:pPr>
+        <w:ind w:left="6611" w:hanging="360"/>
+      </w:pPr>
+      <w:rPr>
+        <w:rFonts w:ascii="Courier New" w:hAnsi="Courier New" w:cs="Courier New" w:hint="default"/>
+      </w:rPr>
+    </w:lvl>
+    <w:lvl w:ilvl="8" w:tplc="04190005" w:tentative="1">
+      <w:start w:val="1"/>
+      <w:numFmt w:val="bullet"/>
+      <w:lvlText w:val=""/>
+      <w:lvlJc w:val="left"/>
+      <w:pPr>
+        <w:ind w:left="7331" w:hanging="360"/>
+      </w:pPr>
+      <w:rPr>
+        <w:rFonts w:ascii="Wingdings" w:hAnsi="Wingdings" w:hint="default"/>
+      </w:rPr>
+    </w:lvl>
+  </w:abstractNum>
+  <w:abstractNum w:abstractNumId="4" w15:restartNumberingAfterBreak="0">
+    <w:nsid w:val="470662A6"/>
+    <w:multiLevelType w:val="hybridMultilevel"/>
+    <w:tmpl w:val="79CE4148"/>
+    <w:lvl w:ilvl="0" w:tplc="75DAD1D2">
+      <w:start w:val="1"/>
+      <w:numFmt w:val="bullet"/>
+      <w:lvlText w:val=""/>
+      <w:lvlJc w:val="left"/>
+      <w:pPr>
+        <w:ind w:left="2130" w:hanging="360"/>
+      </w:pPr>
+      <w:rPr>
+        <w:rFonts w:ascii="Symbol" w:hAnsi="Symbol" w:hint="default"/>
+      </w:rPr>
+    </w:lvl>
+    <w:lvl w:ilvl="1" w:tplc="04190003" w:tentative="1">
+      <w:start w:val="1"/>
+      <w:numFmt w:val="bullet"/>
+      <w:lvlText w:val="o"/>
+      <w:lvlJc w:val="left"/>
+      <w:pPr>
+        <w:ind w:left="2850" w:hanging="360"/>
+      </w:pPr>
+      <w:rPr>
+        <w:rFonts w:ascii="Courier New" w:hAnsi="Courier New" w:cs="Courier New" w:hint="default"/>
+      </w:rPr>
+    </w:lvl>
+    <w:lvl w:ilvl="2" w:tplc="04190005" w:tentative="1">
+      <w:start w:val="1"/>
+      <w:numFmt w:val="bullet"/>
+      <w:lvlText w:val=""/>
+      <w:lvlJc w:val="left"/>
+      <w:pPr>
+        <w:ind w:left="3570" w:hanging="360"/>
+      </w:pPr>
+      <w:rPr>
+        <w:rFonts w:ascii="Wingdings" w:hAnsi="Wingdings" w:hint="default"/>
+      </w:rPr>
+    </w:lvl>
+    <w:lvl w:ilvl="3" w:tplc="04190001" w:tentative="1">
+      <w:start w:val="1"/>
+      <w:numFmt w:val="bullet"/>
+      <w:lvlText w:val=""/>
+      <w:lvlJc w:val="left"/>
+      <w:pPr>
+        <w:ind w:left="4290" w:hanging="360"/>
+      </w:pPr>
+      <w:rPr>
+        <w:rFonts w:ascii="Symbol" w:hAnsi="Symbol" w:hint="default"/>
+      </w:rPr>
+    </w:lvl>
+    <w:lvl w:ilvl="4" w:tplc="04190003" w:tentative="1">
+      <w:start w:val="1"/>
+      <w:numFmt w:val="bullet"/>
+      <w:lvlText w:val="o"/>
+      <w:lvlJc w:val="left"/>
+      <w:pPr>
+        <w:ind w:left="5010" w:hanging="360"/>
+      </w:pPr>
+      <w:rPr>
+        <w:rFonts w:ascii="Courier New" w:hAnsi="Courier New" w:cs="Courier New" w:hint="default"/>
+      </w:rPr>
+    </w:lvl>
+    <w:lvl w:ilvl="5" w:tplc="04190005" w:tentative="1">
+      <w:start w:val="1"/>
+      <w:numFmt w:val="bullet"/>
+      <w:lvlText w:val=""/>
+      <w:lvlJc w:val="left"/>
+      <w:pPr>
+        <w:ind w:left="5730" w:hanging="360"/>
+      </w:pPr>
+      <w:rPr>
+        <w:rFonts w:ascii="Wingdings" w:hAnsi="Wingdings" w:hint="default"/>
+      </w:rPr>
+    </w:lvl>
+    <w:lvl w:ilvl="6" w:tplc="04190001" w:tentative="1">
+      <w:start w:val="1"/>
+      <w:numFmt w:val="bullet"/>
+      <w:lvlText w:val=""/>
+      <w:lvlJc w:val="left"/>
+      <w:pPr>
+        <w:ind w:left="6450" w:hanging="360"/>
+      </w:pPr>
+      <w:rPr>
+        <w:rFonts w:ascii="Symbol" w:hAnsi="Symbol" w:hint="default"/>
+      </w:rPr>
+    </w:lvl>
+    <w:lvl w:ilvl="7" w:tplc="04190003" w:tentative="1">
+      <w:start w:val="1"/>
+      <w:numFmt w:val="bullet"/>
+      <w:lvlText w:val="o"/>
+      <w:lvlJc w:val="left"/>
+      <w:pPr>
+        <w:ind w:left="7170" w:hanging="360"/>
+      </w:pPr>
+      <w:rPr>
+        <w:rFonts w:ascii="Courier New" w:hAnsi="Courier New" w:cs="Courier New" w:hint="default"/>
+      </w:rPr>
+    </w:lvl>
+    <w:lvl w:ilvl="8" w:tplc="04190005" w:tentative="1">
+      <w:start w:val="1"/>
+      <w:numFmt w:val="bullet"/>
+      <w:lvlText w:val=""/>
+      <w:lvlJc w:val="left"/>
+      <w:pPr>
+        <w:ind w:left="7890" w:hanging="360"/>
+      </w:pPr>
+      <w:rPr>
+        <w:rFonts w:ascii="Wingdings" w:hAnsi="Wingdings" w:hint="default"/>
+      </w:rPr>
+    </w:lvl>
+  </w:abstractNum>
+  <w:abstractNum w:abstractNumId="5" w15:restartNumberingAfterBreak="0">
     <w:nsid w:val="7250250A"/>
     <w:multiLevelType w:val="multilevel"/>
     <w:tmpl w:val="3AD2F56E"/>
@@ -12270,7 +12508,7 @@
       </w:pPr>
     </w:lvl>
   </w:abstractNum>
-  <w:abstractNum w:abstractNumId="4" w15:restartNumberingAfterBreak="0">
+  <w:abstractNum w:abstractNumId="6" w15:restartNumberingAfterBreak="0">
     <w:nsid w:val="7988242E"/>
     <w:multiLevelType w:val="hybridMultilevel"/>
     <w:tmpl w:val="588C4C56"/>
@@ -12383,8 +12621,122 @@
       </w:rPr>
     </w:lvl>
   </w:abstractNum>
+  <w:abstractNum w:abstractNumId="7" w15:restartNumberingAfterBreak="0">
+    <w:nsid w:val="7D46388E"/>
+    <w:multiLevelType w:val="hybridMultilevel"/>
+    <w:tmpl w:val="E22A0CF8"/>
+    <w:lvl w:ilvl="0" w:tplc="2654B45E">
+      <w:start w:val="1"/>
+      <w:numFmt w:val="bullet"/>
+      <w:suff w:val="space"/>
+      <w:lvlText w:val=""/>
+      <w:lvlJc w:val="left"/>
+      <w:pPr>
+        <w:ind w:left="0" w:firstLine="851"/>
+      </w:pPr>
+      <w:rPr>
+        <w:rFonts w:ascii="Symbol" w:hAnsi="Symbol" w:hint="default"/>
+      </w:rPr>
+    </w:lvl>
+    <w:lvl w:ilvl="1" w:tplc="04190003" w:tentative="1">
+      <w:start w:val="1"/>
+      <w:numFmt w:val="bullet"/>
+      <w:lvlText w:val="o"/>
+      <w:lvlJc w:val="left"/>
+      <w:pPr>
+        <w:ind w:left="2291" w:hanging="360"/>
+      </w:pPr>
+      <w:rPr>
+        <w:rFonts w:ascii="Courier New" w:hAnsi="Courier New" w:cs="Courier New" w:hint="default"/>
+      </w:rPr>
+    </w:lvl>
+    <w:lvl w:ilvl="2" w:tplc="04190005" w:tentative="1">
+      <w:start w:val="1"/>
+      <w:numFmt w:val="bullet"/>
+      <w:lvlText w:val=""/>
+      <w:lvlJc w:val="left"/>
+      <w:pPr>
+        <w:ind w:left="3011" w:hanging="360"/>
+      </w:pPr>
+      <w:rPr>
+        <w:rFonts w:ascii="Wingdings" w:hAnsi="Wingdings" w:hint="default"/>
+      </w:rPr>
+    </w:lvl>
+    <w:lvl w:ilvl="3" w:tplc="04190001" w:tentative="1">
+      <w:start w:val="1"/>
+      <w:numFmt w:val="bullet"/>
+      <w:lvlText w:val=""/>
+      <w:lvlJc w:val="left"/>
+      <w:pPr>
+        <w:ind w:left="3731" w:hanging="360"/>
+      </w:pPr>
+      <w:rPr>
+        <w:rFonts w:ascii="Symbol" w:hAnsi="Symbol" w:hint="default"/>
+      </w:rPr>
+    </w:lvl>
+    <w:lvl w:ilvl="4" w:tplc="04190003" w:tentative="1">
+      <w:start w:val="1"/>
+      <w:numFmt w:val="bullet"/>
+      <w:lvlText w:val="o"/>
+      <w:lvlJc w:val="left"/>
+      <w:pPr>
+        <w:ind w:left="4451" w:hanging="360"/>
+      </w:pPr>
+      <w:rPr>
+        <w:rFonts w:ascii="Courier New" w:hAnsi="Courier New" w:cs="Courier New" w:hint="default"/>
+      </w:rPr>
+    </w:lvl>
+    <w:lvl w:ilvl="5" w:tplc="04190005" w:tentative="1">
+      <w:start w:val="1"/>
+      <w:numFmt w:val="bullet"/>
+      <w:lvlText w:val=""/>
+      <w:lvlJc w:val="left"/>
+      <w:pPr>
+        <w:ind w:left="5171" w:hanging="360"/>
+      </w:pPr>
+      <w:rPr>
+        <w:rFonts w:ascii="Wingdings" w:hAnsi="Wingdings" w:hint="default"/>
+      </w:rPr>
+    </w:lvl>
+    <w:lvl w:ilvl="6" w:tplc="04190001" w:tentative="1">
+      <w:start w:val="1"/>
+      <w:numFmt w:val="bullet"/>
+      <w:lvlText w:val=""/>
+      <w:lvlJc w:val="left"/>
+      <w:pPr>
+        <w:ind w:left="5891" w:hanging="360"/>
+      </w:pPr>
+      <w:rPr>
+        <w:rFonts w:ascii="Symbol" w:hAnsi="Symbol" w:hint="default"/>
+      </w:rPr>
+    </w:lvl>
+    <w:lvl w:ilvl="7" w:tplc="04190003" w:tentative="1">
+      <w:start w:val="1"/>
+      <w:numFmt w:val="bullet"/>
+      <w:lvlText w:val="o"/>
+      <w:lvlJc w:val="left"/>
+      <w:pPr>
+        <w:ind w:left="6611" w:hanging="360"/>
+      </w:pPr>
+      <w:rPr>
+        <w:rFonts w:ascii="Courier New" w:hAnsi="Courier New" w:cs="Courier New" w:hint="default"/>
+      </w:rPr>
+    </w:lvl>
+    <w:lvl w:ilvl="8" w:tplc="04190005" w:tentative="1">
+      <w:start w:val="1"/>
+      <w:numFmt w:val="bullet"/>
+      <w:lvlText w:val=""/>
+      <w:lvlJc w:val="left"/>
+      <w:pPr>
+        <w:ind w:left="7331" w:hanging="360"/>
+      </w:pPr>
+      <w:rPr>
+        <w:rFonts w:ascii="Wingdings" w:hAnsi="Wingdings" w:hint="default"/>
+      </w:rPr>
+    </w:lvl>
+  </w:abstractNum>
   <w:num w:numId="1">
-    <w:abstractNumId w:val="3"/>
+    <w:abstractNumId w:val="5"/>
   </w:num>
   <w:num w:numId="2">
     <w:abstractNumId w:val="2"/>
@@ -12396,6 +12748,15 @@
     <w:abstractNumId w:val="1"/>
   </w:num>
   <w:num w:numId="5">
+    <w:abstractNumId w:val="6"/>
+  </w:num>
+  <w:num w:numId="6">
+    <w:abstractNumId w:val="3"/>
+  </w:num>
+  <w:num w:numId="7">
+    <w:abstractNumId w:val="7"/>
+  </w:num>
+  <w:num w:numId="8">
     <w:abstractNumId w:val="4"/>
   </w:num>
 </w:numbering>
@@ -12532,6 +12893,7 @@
     <w:lsdException w:name="HTML Sample" w:semiHidden="1" w:unhideWhenUsed="1"/>
     <w:lsdException w:name="HTML Typewriter" w:semiHidden="1" w:unhideWhenUsed="1"/>
     <w:lsdException w:name="HTML Variable" w:semiHidden="1" w:unhideWhenUsed="1"/>
+    <w:lsdException w:name="Normal Table" w:semiHidden="1" w:unhideWhenUsed="1"/>
     <w:lsdException w:name="annotation subject" w:semiHidden="1" w:unhideWhenUsed="1"/>
     <w:lsdException w:name="No List" w:semiHidden="1" w:unhideWhenUsed="1"/>
     <w:lsdException w:name="Outline List 1" w:semiHidden="1" w:unhideWhenUsed="1"/>
@@ -12574,8 +12936,11 @@
     <w:lsdException w:name="Table Contemporary" w:semiHidden="1" w:unhideWhenUsed="1"/>
     <w:lsdException w:name="Table Elegant" w:semiHidden="1" w:unhideWhenUsed="1"/>
     <w:lsdException w:name="Table Professional" w:semiHidden="1" w:unhideWhenUsed="1"/>
+    <w:lsdException w:name="Table Subtle 1" w:semiHidden="1" w:unhideWhenUsed="1"/>
     <w:lsdException w:name="Table Subtle 2" w:semiHidden="1" w:unhideWhenUsed="1"/>
     <w:lsdException w:name="Table Web 1" w:semiHidden="1" w:unhideWhenUsed="1"/>
+    <w:lsdException w:name="Table Web 2" w:semiHidden="1" w:unhideWhenUsed="1"/>
+    <w:lsdException w:name="Table Web 3" w:semiHidden="1" w:unhideWhenUsed="1"/>
     <w:lsdException w:name="Balloon Text" w:semiHidden="1" w:unhideWhenUsed="1"/>
     <w:lsdException w:name="Table Grid" w:uiPriority="39"/>
     <w:lsdException w:name="Table Theme" w:semiHidden="1" w:unhideWhenUsed="1"/>

--- a/ЛР 5/ЛР5_Новиков А.И..docx
+++ b/ЛР 5/ЛР5_Новиков А.И..docx
@@ -2252,10 +2252,10 @@
         </w:rPr>
         <w:lastRenderedPageBreak/>
         <w:drawing>
-          <wp:inline distT="0" distB="0" distL="0" distR="0" wp14:anchorId="39EA968F" wp14:editId="1A1329F7">
+          <wp:inline distT="0" distB="0" distL="0" distR="0" wp14:anchorId="4A2DBCD1" wp14:editId="66369119">
             <wp:extent cx="9251950" cy="5033645"/>
             <wp:effectExtent l="0" t="0" r="6350" b="0"/>
-            <wp:docPr id="3" name="Рисунок 3"/>
+            <wp:docPr id="2" name="Рисунок 2"/>
             <wp:cNvGraphicFramePr>
               <a:graphicFrameLocks xmlns:a="http://schemas.openxmlformats.org/drawingml/2006/main" noChangeAspect="1"/>
             </wp:cNvGraphicFramePr>
@@ -3965,7 +3965,6 @@
       <w:r>
         <w:t xml:space="preserve">, </w:t>
       </w:r>
-      <w:proofErr w:type="gramStart"/>
       <w:r>
         <w:rPr>
           <w:i/>
@@ -3983,7 +3982,6 @@
         </w:rPr>
         <w:t>InductorCoil</w:t>
       </w:r>
-      <w:proofErr w:type="gramEnd"/>
       <w:r>
         <w:t xml:space="preserve">, которые наследуются от </w:t>
       </w:r>
@@ -8012,6 +8010,9 @@
         <w:jc w:val="center"/>
       </w:pPr>
       <w:r>
+        <w:rPr>
+          <w:noProof/>
+        </w:rPr>
         <w:drawing>
           <wp:inline distT="0" distB="0" distL="0" distR="0" wp14:anchorId="7E0BCEC8" wp14:editId="4899E0D2">
             <wp:extent cx="5940425" cy="3665220"/>
@@ -9570,23 +9571,7 @@
         <w:ind w:left="0" w:firstLine="709"/>
       </w:pPr>
       <w:r>
-        <w:t xml:space="preserve">Калентьев, А. А. Новые технологии в </w:t>
-      </w:r>
-      <w:proofErr w:type="gramStart"/>
-      <w:r>
-        <w:t>программировании :</w:t>
-      </w:r>
-      <w:proofErr w:type="gramEnd"/>
-      <w:r>
-        <w:t xml:space="preserve"> учебное пособие / А. А. Калентьев, Д. В. Гарайс, А. Е. Гориянов. – </w:t>
-      </w:r>
-      <w:proofErr w:type="gramStart"/>
-      <w:r>
-        <w:t>Томск :</w:t>
-      </w:r>
-      <w:proofErr w:type="gramEnd"/>
-      <w:r>
-        <w:t xml:space="preserve"> Эль Контент, 2014. – 176 с. – </w:t>
+        <w:t xml:space="preserve">Калентьев, А. А. Новые технологии в программировании : учебное пособие / А. А. Калентьев, Д. В. Гарайс, А. Е. Гориянов. – Томск : Эль Контент, 2014. – 176 с. – </w:t>
       </w:r>
       <w:r>
         <w:rPr>
@@ -10623,7 +10608,7 @@
           <v:shape id="_x0000_i1025" type="#_x0000_t75" style="width:66.75pt;height:20.25pt" o:ole="">
             <v:imagedata r:id="rId36" o:title=""/>
           </v:shape>
-          <o:OLEObject Type="Embed" ProgID="Equation.DSMT4" ShapeID="_x0000_i1025" DrawAspect="Content" ObjectID="_1812451409" r:id="rId37"/>
+          <o:OLEObject Type="Embed" ProgID="Equation.DSMT4" ShapeID="_x0000_i1025" DrawAspect="Content" ObjectID="_1812452114" r:id="rId37"/>
         </w:object>
       </w:r>
     </w:p>
@@ -10700,7 +10685,7 @@
           <v:shape id="_x0000_i1026" type="#_x0000_t75" style="width:74.25pt;height:20.25pt" o:ole="">
             <v:imagedata r:id="rId38" o:title=""/>
           </v:shape>
-          <o:OLEObject Type="Embed" ProgID="Equation.DSMT4" ShapeID="_x0000_i1026" DrawAspect="Content" ObjectID="_1812451410" r:id="rId39"/>
+          <o:OLEObject Type="Embed" ProgID="Equation.DSMT4" ShapeID="_x0000_i1026" DrawAspect="Content" ObjectID="_1812452115" r:id="rId39"/>
         </w:object>
       </w:r>
     </w:p>
@@ -10719,7 +10704,7 @@
           <v:shape id="_x0000_i1027" type="#_x0000_t75" style="width:13.5pt;height:12.75pt" o:ole="">
             <v:imagedata r:id="rId40" o:title=""/>
           </v:shape>
-          <o:OLEObject Type="Embed" ProgID="Equation.DSMT4" ShapeID="_x0000_i1027" DrawAspect="Content" ObjectID="_1812451411" r:id="rId41"/>
+          <o:OLEObject Type="Embed" ProgID="Equation.DSMT4" ShapeID="_x0000_i1027" DrawAspect="Content" ObjectID="_1812452116" r:id="rId41"/>
         </w:object>
       </w:r>
       <w:r>
@@ -10797,7 +10782,7 @@
           <v:shape id="_x0000_i1028" type="#_x0000_t75" style="width:81pt;height:36pt" o:ole="">
             <v:imagedata r:id="rId42" o:title=""/>
           </v:shape>
-          <o:OLEObject Type="Embed" ProgID="Equation.DSMT4" ShapeID="_x0000_i1028" DrawAspect="Content" ObjectID="_1812451412" r:id="rId43"/>
+          <o:OLEObject Type="Embed" ProgID="Equation.DSMT4" ShapeID="_x0000_i1028" DrawAspect="Content" ObjectID="_1812452117" r:id="rId43"/>
         </w:object>
       </w:r>
     </w:p>
@@ -10816,7 +10801,7 @@
           <v:shape id="_x0000_i1029" type="#_x0000_t75" style="width:13.5pt;height:12.75pt" o:ole="">
             <v:imagedata r:id="rId40" o:title=""/>
           </v:shape>
-          <o:OLEObject Type="Embed" ProgID="Equation.DSMT4" ShapeID="_x0000_i1029" DrawAspect="Content" ObjectID="_1812451413" r:id="rId44"/>
+          <o:OLEObject Type="Embed" ProgID="Equation.DSMT4" ShapeID="_x0000_i1029" DrawAspect="Content" ObjectID="_1812452118" r:id="rId44"/>
         </w:object>
       </w:r>
       <w:r>
@@ -10871,133 +10856,6 @@
           <w:b/>
           <w:bCs/>
         </w:rPr>
-        <w:t>02</w:t>
-      </w:r>
-      <w:r>
-        <w:rPr>
-          <w:b/>
-          <w:bCs/>
-        </w:rPr>
-        <w:t xml:space="preserve">. </w:t>
-      </w:r>
-      <w:r>
-        <w:t>Размерность ввода параметров должна быть в случае:</w:t>
-      </w:r>
-    </w:p>
-    <w:p>
-      <w:pPr>
-        <w:pStyle w:val="aa"/>
-        <w:numPr>
-          <w:ilvl w:val="0"/>
-          <w:numId w:val="8"/>
-        </w:numPr>
-        <w:suppressAutoHyphens w:val="0"/>
-      </w:pPr>
-      <w:r>
-        <w:t xml:space="preserve">Катушки индуктивности равна </w:t>
-      </w:r>
-      <m:oMath>
-        <m:sSup>
-          <m:sSupPr>
-            <m:ctrlPr>
-              <w:rPr>
-                <w:rFonts w:ascii="Cambria Math" w:hAnsi="Cambria Math"/>
-                <w:i/>
-              </w:rPr>
-            </m:ctrlPr>
-          </m:sSupPr>
-          <m:e>
-            <m:r>
-              <w:rPr>
-                <w:rFonts w:ascii="Cambria Math" w:hAnsi="Cambria Math"/>
-              </w:rPr>
-              <m:t>10</m:t>
-            </m:r>
-          </m:e>
-          <m:sup>
-            <m:r>
-              <w:rPr>
-                <w:rFonts w:ascii="Cambria Math" w:hAnsi="Cambria Math"/>
-              </w:rPr>
-              <m:t>-3</m:t>
-            </m:r>
-          </m:sup>
-        </m:sSup>
-      </m:oMath>
-      <w:r>
-        <w:rPr>
-          <w:rFonts w:eastAsiaTheme="minorEastAsia"/>
-        </w:rPr>
-        <w:t xml:space="preserve"> Гн;</w:t>
-      </w:r>
-    </w:p>
-    <w:p>
-      <w:pPr>
-        <w:pStyle w:val="aa"/>
-        <w:numPr>
-          <w:ilvl w:val="0"/>
-          <w:numId w:val="8"/>
-        </w:numPr>
-        <w:suppressAutoHyphens w:val="0"/>
-      </w:pPr>
-      <w:r>
-        <w:rPr>
-          <w:rFonts w:eastAsiaTheme="minorEastAsia"/>
-        </w:rPr>
-        <w:t xml:space="preserve">Конденсатора равна </w:t>
-      </w:r>
-      <m:oMath>
-        <m:sSup>
-          <m:sSupPr>
-            <m:ctrlPr>
-              <w:rPr>
-                <w:rFonts w:ascii="Cambria Math" w:hAnsi="Cambria Math"/>
-                <w:i/>
-              </w:rPr>
-            </m:ctrlPr>
-          </m:sSupPr>
-          <m:e>
-            <m:r>
-              <w:rPr>
-                <w:rFonts w:ascii="Cambria Math" w:hAnsi="Cambria Math"/>
-              </w:rPr>
-              <m:t>10</m:t>
-            </m:r>
-          </m:e>
-          <m:sup>
-            <m:r>
-              <w:rPr>
-                <w:rFonts w:ascii="Cambria Math" w:hAnsi="Cambria Math"/>
-              </w:rPr>
-              <m:t>-6</m:t>
-            </m:r>
-          </m:sup>
-        </m:sSup>
-      </m:oMath>
-      <w:r>
-        <w:rPr>
-          <w:rFonts w:eastAsiaTheme="minorEastAsia"/>
-        </w:rPr>
-        <w:t xml:space="preserve"> Ф</w:t>
-      </w:r>
-    </w:p>
-    <w:p>
-      <w:pPr>
-        <w:ind w:firstLine="709"/>
-      </w:pPr>
-      <w:r>
-        <w:rPr>
-          <w:b/>
-          <w:bCs/>
-          <w:lang w:val="en-US"/>
-        </w:rPr>
-        <w:t>F</w:t>
-      </w:r>
-      <w:r>
-        <w:rPr>
-          <w:b/>
-          <w:bCs/>
-        </w:rPr>
         <w:t>0</w:t>
       </w:r>
       <w:r>
@@ -11005,7 +10863,7 @@
           <w:b/>
           <w:bCs/>
         </w:rPr>
-        <w:t>3</w:t>
+        <w:t>2</w:t>
       </w:r>
       <w:r>
         <w:rPr>
@@ -11096,6 +10954,43 @@
           <w:b/>
           <w:bCs/>
         </w:rPr>
+        <w:t>3</w:t>
+      </w:r>
+      <w:r>
+        <w:rPr>
+          <w:b/>
+          <w:bCs/>
+        </w:rPr>
+        <w:t>.</w:t>
+      </w:r>
+      <w:r>
+        <w:t xml:space="preserve"> </w:t>
+      </w:r>
+      <w:r>
+        <w:t>В Системе должна присутствовать функция добавления элементов в список.</w:t>
+      </w:r>
+    </w:p>
+    <w:p>
+      <w:r>
+        <w:rPr>
+          <w:b/>
+          <w:bCs/>
+          <w:lang w:val="en-US"/>
+        </w:rPr>
+        <w:t>F</w:t>
+      </w:r>
+      <w:r>
+        <w:rPr>
+          <w:b/>
+          <w:bCs/>
+        </w:rPr>
+        <w:t>0</w:t>
+      </w:r>
+      <w:r>
+        <w:rPr>
+          <w:b/>
+          <w:bCs/>
+        </w:rPr>
         <w:t>4</w:t>
       </w:r>
       <w:r>
@@ -11109,7 +11004,7 @@
         <w:t xml:space="preserve"> </w:t>
       </w:r>
       <w:r>
-        <w:t>В Системе должна присутствовать функция добавления элементов в список.</w:t>
+        <w:t>В Системе должна присутствовать функция удаления элементов из списка.</w:t>
       </w:r>
     </w:p>
     <w:p>
@@ -11146,10 +11041,8 @@
         <w:t xml:space="preserve"> </w:t>
       </w:r>
       <w:r>
-        <w:t>В Системе должна присутствовать функция удаления элементов из списка.</w:t>
-      </w:r>
-    </w:p>
-    <w:p>
+        <w:t xml:space="preserve">В Системе должна присутствовать функция поиска элементов по параметрам, указанным в </w:t>
+      </w:r>
       <w:r>
         <w:rPr>
           <w:b/>
@@ -11163,6 +11056,26 @@
           <w:b/>
           <w:bCs/>
         </w:rPr>
+        <w:t>02.01</w:t>
+      </w:r>
+      <w:r>
+        <w:t>.</w:t>
+      </w:r>
+    </w:p>
+    <w:p>
+      <w:r>
+        <w:rPr>
+          <w:b/>
+          <w:bCs/>
+          <w:lang w:val="en-US"/>
+        </w:rPr>
+        <w:t>F</w:t>
+      </w:r>
+      <w:r>
+        <w:rPr>
+          <w:b/>
+          <w:bCs/>
+        </w:rPr>
         <w:t>0</w:t>
       </w:r>
       <w:r>
@@ -11183,7 +11096,7 @@
         <w:t xml:space="preserve"> </w:t>
       </w:r>
       <w:r>
-        <w:t xml:space="preserve">В Системе должна присутствовать функция поиска элементов по параметрам, указанным в </w:t>
+        <w:t>В Системе должна присутствовать функция сохранения списка элементов в файл (</w:t>
       </w:r>
       <w:r>
         <w:rPr>
@@ -11191,17 +11104,17 @@
           <w:bCs/>
           <w:lang w:val="en-US"/>
         </w:rPr>
-        <w:t>F</w:t>
-      </w:r>
-      <w:r>
-        <w:rPr>
-          <w:b/>
-          <w:bCs/>
-        </w:rPr>
-        <w:t>02.01</w:t>
-      </w:r>
-      <w:r>
-        <w:t>.</w:t>
+        <w:t>D</w:t>
+      </w:r>
+      <w:r>
+        <w:rPr>
+          <w:b/>
+          <w:bCs/>
+        </w:rPr>
+        <w:t>01</w:t>
+      </w:r>
+      <w:r>
+        <w:t>).</w:t>
       </w:r>
     </w:p>
     <w:p>
@@ -11239,7 +11152,7 @@
         <w:t xml:space="preserve"> </w:t>
       </w:r>
       <w:r>
-        <w:t>В Системе должна присутствовать функция сохранения списка элементов в файл (</w:t>
+        <w:t>В Системе должна присутствовать функция загрузки списка элементов из файла (</w:t>
       </w:r>
       <w:r>
         <w:rPr>
@@ -11261,184 +11174,141 @@
       </w:r>
     </w:p>
     <w:p>
+      <w:pPr>
+        <w:rPr>
+          <w:b/>
+          <w:bCs/>
+        </w:rPr>
+      </w:pPr>
+      <w:r>
+        <w:rPr>
+          <w:b/>
+          <w:bCs/>
+        </w:rPr>
+        <w:t>4.4 Требования к пользовательскому интерфейсу</w:t>
+      </w:r>
+    </w:p>
+    <w:p>
       <w:r>
         <w:rPr>
           <w:b/>
           <w:bCs/>
           <w:lang w:val="en-US"/>
         </w:rPr>
-        <w:t>F</w:t>
-      </w:r>
-      <w:r>
-        <w:rPr>
-          <w:b/>
-          <w:bCs/>
-        </w:rPr>
+        <w:t>U</w:t>
+      </w:r>
+      <w:r>
+        <w:rPr>
+          <w:b/>
+          <w:bCs/>
+        </w:rPr>
+        <w:t>01.</w:t>
+      </w:r>
+      <w:r>
+        <w:t xml:space="preserve"> Система должна иметь графический интерфейс пользователя.</w:t>
+      </w:r>
+    </w:p>
+    <w:p>
+      <w:r>
+        <w:rPr>
+          <w:b/>
+          <w:bCs/>
+          <w:lang w:val="en-US"/>
+        </w:rPr>
+        <w:t>U</w:t>
+      </w:r>
+      <w:r>
+        <w:rPr>
+          <w:b/>
+          <w:bCs/>
+        </w:rPr>
+        <w:t>02.</w:t>
+      </w:r>
+      <w:r>
+        <w:t xml:space="preserve"> Данные должны быть представлены в табличном виде.</w:t>
+      </w:r>
+    </w:p>
+    <w:p>
+      <w:r>
+        <w:rPr>
+          <w:b/>
+          <w:bCs/>
+          <w:lang w:val="en-US"/>
+        </w:rPr>
+        <w:t>U</w:t>
+      </w:r>
+      <w:r>
+        <w:rPr>
+          <w:b/>
+          <w:bCs/>
+        </w:rPr>
+        <w:t>03.</w:t>
+      </w:r>
+      <w:r>
+        <w:t xml:space="preserve"> В системе должна быть реализована система обработки ошибок.</w:t>
+      </w:r>
+    </w:p>
+    <w:p/>
+    <w:p>
+      <w:pPr>
+        <w:rPr>
+          <w:b/>
+          <w:bCs/>
+        </w:rPr>
+      </w:pPr>
+      <w:r>
+        <w:rPr>
+          <w:b/>
+          <w:bCs/>
+        </w:rPr>
+        <w:t>4.5 Требования к программному обеспечению</w:t>
+      </w:r>
+    </w:p>
+    <w:p>
+      <w:r>
+        <w:rPr>
+          <w:b/>
+          <w:bCs/>
+          <w:lang w:val="en-US"/>
+        </w:rPr>
+        <w:t>C</w:t>
+      </w:r>
+      <w:r>
+        <w:rPr>
+          <w:b/>
+          <w:bCs/>
+        </w:rPr>
+        <w:t>01.</w:t>
+      </w:r>
+      <w:r>
+        <w:t xml:space="preserve"> Система должна работать на операционной системе </w:t>
+      </w:r>
+      <w:r>
+        <w:t xml:space="preserve">минимум на </w:t>
+      </w:r>
+      <w:r>
+        <w:rPr>
+          <w:lang w:val="en-US"/>
+        </w:rPr>
+        <w:t>Windows</w:t>
+      </w:r>
+      <w:r>
+        <w:t xml:space="preserve"> 1</w:t>
+      </w:r>
+      <w:r>
         <w:t>0</w:t>
       </w:r>
       <w:r>
-        <w:rPr>
-          <w:b/>
-          <w:bCs/>
-        </w:rPr>
-        <w:t>8</w:t>
-      </w:r>
-      <w:r>
-        <w:rPr>
-          <w:b/>
-          <w:bCs/>
-        </w:rPr>
-        <w:t>.</w:t>
-      </w:r>
-      <w:r>
-        <w:t xml:space="preserve"> </w:t>
-      </w:r>
-      <w:r>
-        <w:t>В Системе должна присутствовать функция загрузки списка элементов из файла (</w:t>
-      </w:r>
-      <w:r>
-        <w:rPr>
-          <w:b/>
-          <w:bCs/>
+        <w:t xml:space="preserve"> 22</w:t>
+      </w:r>
+      <w:r>
+        <w:rPr>
           <w:lang w:val="en-US"/>
         </w:rPr>
-        <w:t>D</w:t>
-      </w:r>
-      <w:r>
-        <w:rPr>
-          <w:b/>
-          <w:bCs/>
-        </w:rPr>
-        <w:t>01</w:t>
-      </w:r>
-      <w:r>
-        <w:t>).</w:t>
-      </w:r>
-    </w:p>
-    <w:p>
-      <w:pPr>
-        <w:rPr>
-          <w:b/>
-          <w:bCs/>
-        </w:rPr>
-      </w:pPr>
-      <w:r>
-        <w:rPr>
-          <w:b/>
-          <w:bCs/>
-        </w:rPr>
-        <w:t>4.4 Требования к пользовательскому интерфейсу</w:t>
-      </w:r>
-    </w:p>
-    <w:p>
-      <w:r>
-        <w:rPr>
-          <w:b/>
-          <w:bCs/>
-          <w:lang w:val="en-US"/>
-        </w:rPr>
-        <w:t>U</w:t>
-      </w:r>
-      <w:r>
-        <w:rPr>
-          <w:b/>
-          <w:bCs/>
-        </w:rPr>
-        <w:t>01.</w:t>
-      </w:r>
-      <w:r>
-        <w:t xml:space="preserve"> Система должна иметь графический интерфейс пользователя.</w:t>
-      </w:r>
-    </w:p>
-    <w:p>
-      <w:r>
-        <w:rPr>
-          <w:b/>
-          <w:bCs/>
-          <w:lang w:val="en-US"/>
-        </w:rPr>
-        <w:t>U</w:t>
-      </w:r>
-      <w:r>
-        <w:rPr>
-          <w:b/>
-          <w:bCs/>
-        </w:rPr>
-        <w:t>02.</w:t>
-      </w:r>
-      <w:r>
-        <w:t xml:space="preserve"> Данные должны быть представлены в табличном виде.</w:t>
-      </w:r>
-    </w:p>
-    <w:p>
-      <w:r>
-        <w:rPr>
-          <w:b/>
-          <w:bCs/>
-          <w:lang w:val="en-US"/>
-        </w:rPr>
-        <w:t>U</w:t>
-      </w:r>
-      <w:r>
-        <w:rPr>
-          <w:b/>
-          <w:bCs/>
-        </w:rPr>
-        <w:t>03.</w:t>
-      </w:r>
-      <w:r>
-        <w:t xml:space="preserve"> В системе должна быть реализована система обработки ошибок.</w:t>
-      </w:r>
-    </w:p>
-    <w:p/>
-    <w:p>
-      <w:pPr>
-        <w:rPr>
-          <w:b/>
-          <w:bCs/>
-        </w:rPr>
-      </w:pPr>
-      <w:r>
-        <w:rPr>
-          <w:b/>
-          <w:bCs/>
-        </w:rPr>
-        <w:t>4.5 Требования к программному обеспечению</w:t>
-      </w:r>
-    </w:p>
-    <w:p>
-      <w:r>
-        <w:rPr>
-          <w:b/>
-          <w:bCs/>
-          <w:lang w:val="en-US"/>
-        </w:rPr>
-        <w:t>C</w:t>
-      </w:r>
-      <w:r>
-        <w:rPr>
-          <w:b/>
-          <w:bCs/>
-        </w:rPr>
-        <w:t>01.</w:t>
-      </w:r>
-      <w:r>
-        <w:t xml:space="preserve"> Система должна работать на операционной системе </w:t>
-      </w:r>
-      <w:r>
-        <w:t xml:space="preserve">минимум на </w:t>
-      </w:r>
-      <w:r>
-        <w:rPr>
-          <w:lang w:val="en-US"/>
-        </w:rPr>
-        <w:t>Windows</w:t>
-      </w:r>
-      <w:r>
-        <w:t xml:space="preserve"> 1</w:t>
-      </w:r>
-      <w:r>
-        <w:t>0</w:t>
+        <w:t>H</w:t>
+      </w:r>
+      <w:r>
+        <w:t>2</w:t>
       </w:r>
       <w:r>
         <w:t xml:space="preserve">. Работоспособность на </w:t>

--- a/ЛР 5/ЛР5_Новиков А.И..docx
+++ b/ЛР 5/ЛР5_Новиков А.И..docx
@@ -2252,10 +2252,10 @@
         </w:rPr>
         <w:lastRenderedPageBreak/>
         <w:drawing>
-          <wp:inline distT="0" distB="0" distL="0" distR="0" wp14:anchorId="4A2DBCD1" wp14:editId="66369119">
+          <wp:inline distT="0" distB="0" distL="0" distR="0" wp14:anchorId="5A6384DB" wp14:editId="78021CB1">
             <wp:extent cx="9251950" cy="5033645"/>
             <wp:effectExtent l="0" t="0" r="6350" b="0"/>
-            <wp:docPr id="2" name="Рисунок 2"/>
+            <wp:docPr id="5" name="Рисунок 5"/>
             <wp:cNvGraphicFramePr>
               <a:graphicFrameLocks xmlns:a="http://schemas.openxmlformats.org/drawingml/2006/main" noChangeAspect="1"/>
             </wp:cNvGraphicFramePr>
@@ -10608,7 +10608,7 @@
           <v:shape id="_x0000_i1025" type="#_x0000_t75" style="width:66.75pt;height:20.25pt" o:ole="">
             <v:imagedata r:id="rId36" o:title=""/>
           </v:shape>
-          <o:OLEObject Type="Embed" ProgID="Equation.DSMT4" ShapeID="_x0000_i1025" DrawAspect="Content" ObjectID="_1812452114" r:id="rId37"/>
+          <o:OLEObject Type="Embed" ProgID="Equation.DSMT4" ShapeID="_x0000_i1025" DrawAspect="Content" ObjectID="_1812452471" r:id="rId37"/>
         </w:object>
       </w:r>
     </w:p>
@@ -10685,7 +10685,7 @@
           <v:shape id="_x0000_i1026" type="#_x0000_t75" style="width:74.25pt;height:20.25pt" o:ole="">
             <v:imagedata r:id="rId38" o:title=""/>
           </v:shape>
-          <o:OLEObject Type="Embed" ProgID="Equation.DSMT4" ShapeID="_x0000_i1026" DrawAspect="Content" ObjectID="_1812452115" r:id="rId39"/>
+          <o:OLEObject Type="Embed" ProgID="Equation.DSMT4" ShapeID="_x0000_i1026" DrawAspect="Content" ObjectID="_1812452472" r:id="rId39"/>
         </w:object>
       </w:r>
     </w:p>
@@ -10704,7 +10704,7 @@
           <v:shape id="_x0000_i1027" type="#_x0000_t75" style="width:13.5pt;height:12.75pt" o:ole="">
             <v:imagedata r:id="rId40" o:title=""/>
           </v:shape>
-          <o:OLEObject Type="Embed" ProgID="Equation.DSMT4" ShapeID="_x0000_i1027" DrawAspect="Content" ObjectID="_1812452116" r:id="rId41"/>
+          <o:OLEObject Type="Embed" ProgID="Equation.DSMT4" ShapeID="_x0000_i1027" DrawAspect="Content" ObjectID="_1812452473" r:id="rId41"/>
         </w:object>
       </w:r>
       <w:r>
@@ -10782,7 +10782,7 @@
           <v:shape id="_x0000_i1028" type="#_x0000_t75" style="width:81pt;height:36pt" o:ole="">
             <v:imagedata r:id="rId42" o:title=""/>
           </v:shape>
-          <o:OLEObject Type="Embed" ProgID="Equation.DSMT4" ShapeID="_x0000_i1028" DrawAspect="Content" ObjectID="_1812452117" r:id="rId43"/>
+          <o:OLEObject Type="Embed" ProgID="Equation.DSMT4" ShapeID="_x0000_i1028" DrawAspect="Content" ObjectID="_1812452474" r:id="rId43"/>
         </w:object>
       </w:r>
     </w:p>
@@ -10801,7 +10801,7 @@
           <v:shape id="_x0000_i1029" type="#_x0000_t75" style="width:13.5pt;height:12.75pt" o:ole="">
             <v:imagedata r:id="rId40" o:title=""/>
           </v:shape>
-          <o:OLEObject Type="Embed" ProgID="Equation.DSMT4" ShapeID="_x0000_i1029" DrawAspect="Content" ObjectID="_1812452118" r:id="rId44"/>
+          <o:OLEObject Type="Embed" ProgID="Equation.DSMT4" ShapeID="_x0000_i1029" DrawAspect="Content" ObjectID="_1812452475" r:id="rId44"/>
         </w:object>
       </w:r>
       <w:r>

--- a/ЛР 5/ЛР5_Новиков А.И..docx
+++ b/ЛР 5/ЛР5_Новиков А.И..docx
@@ -847,13 +847,23 @@
                 <w:u w:val="single"/>
               </w:rPr>
             </w:pPr>
+            <w:proofErr w:type="spellStart"/>
             <w:r>
               <w:rPr>
                 <w:rFonts w:eastAsia="Calibri" w:cs="Times New Roman"/>
                 <w:szCs w:val="28"/>
                 <w:u w:val="single"/>
               </w:rPr>
-              <w:t>Калентьев А. А.</w:t>
+              <w:t>Калентьев</w:t>
+            </w:r>
+            <w:proofErr w:type="spellEnd"/>
+            <w:r>
+              <w:rPr>
+                <w:rFonts w:eastAsia="Calibri" w:cs="Times New Roman"/>
+                <w:szCs w:val="28"/>
+                <w:u w:val="single"/>
+              </w:rPr>
+              <w:t xml:space="preserve"> А. А.</w:t>
             </w:r>
           </w:p>
         </w:tc>
@@ -2070,7 +2080,23 @@
     </w:p>
     <w:p>
       <w:r>
-        <w:t>Вариант использования (use case) — это описание множества последовательных действий (включая вариации), которые выполняются некоторым субъектом с целью получения результата, значимого для некоторого действующего лица [1]. ВИ предполагает взаимодействие действующих лиц и системы или другого объекта. Действующее лицо представляет собой логически связанное множество ролей, которые играют пользователи системы во время взаимодействия с ней.</w:t>
+        <w:t>Вариант использования (</w:t>
+      </w:r>
+      <w:proofErr w:type="spellStart"/>
+      <w:r>
+        <w:t>use</w:t>
+      </w:r>
+      <w:proofErr w:type="spellEnd"/>
+      <w:r>
+        <w:t xml:space="preserve"> </w:t>
+      </w:r>
+      <w:proofErr w:type="spellStart"/>
+      <w:r>
+        <w:t>case</w:t>
+      </w:r>
+      <w:proofErr w:type="spellEnd"/>
+      <w:r>
+        <w:t>) — это описание множества последовательных действий (включая вариации), которые выполняются некоторым субъектом с целью получения результата, значимого для некоторого действующего лица [1]. ВИ предполагает взаимодействие действующих лиц и системы или другого объекта. Действующее лицо представляет собой логически связанное множество ролей, которые играют пользователи системы во время взаимодействия с ней.</w:t>
       </w:r>
     </w:p>
     <w:p>
@@ -2213,7 +2239,23 @@
         <w:ind w:firstLine="709"/>
       </w:pPr>
       <w:r>
-        <w:t>Диаграмма классов (англ. class diagram) — структурная диаграмма языка моделирования UML, демонстрирующая общую структуру иерархии классов системы, их коопераций, атрибутов (полей), методов, интерфейсов и взаимосвязей (отношений) между ними. Широко применяется не только для документирования и визуализации, но также для конструирования посредством прямого или обратного проектирования.</w:t>
+        <w:t xml:space="preserve">Диаграмма классов (англ. </w:t>
+      </w:r>
+      <w:proofErr w:type="spellStart"/>
+      <w:r>
+        <w:t>class</w:t>
+      </w:r>
+      <w:proofErr w:type="spellEnd"/>
+      <w:r>
+        <w:t xml:space="preserve"> </w:t>
+      </w:r>
+      <w:proofErr w:type="spellStart"/>
+      <w:r>
+        <w:t>diagram</w:t>
+      </w:r>
+      <w:proofErr w:type="spellEnd"/>
+      <w:r>
+        <w:t>) — структурная диаграмма языка моделирования UML, демонстрирующая общую структуру иерархии классов системы, их коопераций, атрибутов (полей), методов, интерфейсов и взаимосвязей (отношений) между ними. Широко применяется не только для документирования и визуализации, но также для конструирования посредством прямого или обратного проектирования.</w:t>
       </w:r>
     </w:p>
     <w:p>
@@ -2344,6 +2386,7 @@
       <w:r>
         <w:t xml:space="preserve">В таблице 1 приведено описание абстрактного класса </w:t>
       </w:r>
+      <w:proofErr w:type="spellStart"/>
       <w:r>
         <w:rPr>
           <w:i/>
@@ -2353,6 +2396,7 @@
         </w:rPr>
         <w:t>PassiveElementBase</w:t>
       </w:r>
+      <w:proofErr w:type="spellEnd"/>
       <w:r>
         <w:rPr>
           <w:i/>
@@ -2374,6 +2418,7 @@
       <w:r>
         <w:t xml:space="preserve">Таблица 1 – Описание класса </w:t>
       </w:r>
+      <w:proofErr w:type="spellStart"/>
       <w:r>
         <w:rPr>
           <w:i/>
@@ -2383,6 +2428,7 @@
         </w:rPr>
         <w:t>PassiveElementBase</w:t>
       </w:r>
+      <w:proofErr w:type="spellEnd"/>
     </w:p>
     <w:tbl>
       <w:tblPr>
@@ -2517,6 +2563,7 @@
               </w:rPr>
               <w:t xml:space="preserve">Класс </w:t>
             </w:r>
+            <w:proofErr w:type="spellStart"/>
             <w:r>
               <w:rPr>
                 <w:rFonts w:eastAsia="Calibri"/>
@@ -2527,6 +2574,7 @@
               </w:rPr>
               <w:t>PassiveElementBase</w:t>
             </w:r>
+            <w:proofErr w:type="spellEnd"/>
             <w:r>
               <w:rPr>
                 <w:rFonts w:eastAsia="Calibri"/>
@@ -2596,6 +2644,7 @@
               </w:rPr>
               <w:t>-_</w:t>
             </w:r>
+            <w:proofErr w:type="spellStart"/>
             <w:r>
               <w:rPr>
                 <w:rFonts w:eastAsia="Times New Roman" w:cs="Times New Roman"/>
@@ -2606,6 +2655,7 @@
               </w:rPr>
               <w:t>minValue</w:t>
             </w:r>
+            <w:proofErr w:type="spellEnd"/>
           </w:p>
         </w:tc>
         <w:tc>
@@ -2623,6 +2673,7 @@
                 <w:lang w:val="en-US"/>
               </w:rPr>
             </w:pPr>
+            <w:proofErr w:type="spellStart"/>
             <w:r>
               <w:rPr>
                 <w:rFonts w:eastAsia="Times New Roman" w:cs="Times New Roman"/>
@@ -2632,6 +2683,7 @@
               </w:rPr>
               <w:t>double</w:t>
             </w:r>
+            <w:proofErr w:type="spellEnd"/>
           </w:p>
         </w:tc>
         <w:tc>
@@ -2721,6 +2773,7 @@
               </w:rPr>
               <w:t xml:space="preserve"> </w:t>
             </w:r>
+            <w:proofErr w:type="spellStart"/>
             <w:r>
               <w:rPr>
                 <w:rFonts w:eastAsia="Times New Roman" w:cs="Times New Roman"/>
@@ -2731,6 +2784,7 @@
               </w:rPr>
               <w:t>FilterImpedance</w:t>
             </w:r>
+            <w:proofErr w:type="spellEnd"/>
           </w:p>
         </w:tc>
         <w:tc>
@@ -2818,6 +2872,7 @@
               </w:rPr>
               <w:t xml:space="preserve"> </w:t>
             </w:r>
+            <w:proofErr w:type="spellStart"/>
             <w:r>
               <w:rPr>
                 <w:rFonts w:eastAsia="Times New Roman" w:cs="Times New Roman"/>
@@ -2828,6 +2883,7 @@
               </w:rPr>
               <w:t>GetImpedance</w:t>
             </w:r>
+            <w:proofErr w:type="spellEnd"/>
           </w:p>
         </w:tc>
         <w:tc>
@@ -3317,6 +3373,7 @@
               </w:rPr>
               <w:t xml:space="preserve">+ </w:t>
             </w:r>
+            <w:proofErr w:type="spellStart"/>
             <w:r>
               <w:rPr>
                 <w:rFonts w:eastAsia="Times New Roman" w:cs="Times New Roman"/>
@@ -3327,6 +3384,7 @@
               </w:rPr>
               <w:t>PassiveElement</w:t>
             </w:r>
+            <w:proofErr w:type="spellEnd"/>
           </w:p>
         </w:tc>
         <w:tc>
@@ -3458,7 +3516,27 @@
                 <w:szCs w:val="20"/>
                 <w:lang w:val="en-US"/>
               </w:rPr>
-              <w:t># CheckValue(double)</w:t>
+              <w:t xml:space="preserve"># </w:t>
+            </w:r>
+            <w:proofErr w:type="spellStart"/>
+            <w:r>
+              <w:rPr>
+                <w:rFonts w:eastAsia="Calibri"/>
+                <w:sz w:val="20"/>
+                <w:szCs w:val="20"/>
+                <w:lang w:val="en-US"/>
+              </w:rPr>
+              <w:t>CheckValue</w:t>
+            </w:r>
+            <w:proofErr w:type="spellEnd"/>
+            <w:r>
+              <w:rPr>
+                <w:rFonts w:eastAsia="Calibri"/>
+                <w:sz w:val="20"/>
+                <w:szCs w:val="20"/>
+                <w:lang w:val="en-US"/>
+              </w:rPr>
+              <w:t>(double)</w:t>
             </w:r>
           </w:p>
         </w:tc>
@@ -3568,8 +3646,21 @@
                 <w:szCs w:val="20"/>
                 <w:lang w:val="en-US"/>
               </w:rPr>
-              <w:t>+ FilteredImpedance</w:t>
-            </w:r>
+              <w:t xml:space="preserve">+ </w:t>
+            </w:r>
+            <w:proofErr w:type="spellStart"/>
+            <w:proofErr w:type="gramStart"/>
+            <w:r>
+              <w:rPr>
+                <w:rFonts w:eastAsia="Times New Roman" w:cs="Times New Roman"/>
+                <w:color w:val="000000"/>
+                <w:sz w:val="20"/>
+                <w:szCs w:val="20"/>
+                <w:lang w:val="en-US"/>
+              </w:rPr>
+              <w:t>FilteredImpedance</w:t>
+            </w:r>
+            <w:proofErr w:type="spellEnd"/>
             <w:r>
               <w:rPr>
                 <w:rFonts w:eastAsia="Times New Roman" w:cs="Times New Roman"/>
@@ -3579,6 +3670,7 @@
               </w:rPr>
               <w:t>(</w:t>
             </w:r>
+            <w:proofErr w:type="gramEnd"/>
             <w:r>
               <w:rPr>
                 <w:rFonts w:eastAsia="Times New Roman" w:cs="Times New Roman"/>
@@ -3760,8 +3852,20 @@
                 <w:szCs w:val="20"/>
                 <w:lang w:val="en-US"/>
               </w:rPr>
-              <w:t>- RoundImpedance</w:t>
-            </w:r>
+              <w:t xml:space="preserve">- </w:t>
+            </w:r>
+            <w:proofErr w:type="spellStart"/>
+            <w:r>
+              <w:rPr>
+                <w:rFonts w:eastAsia="Times New Roman" w:cs="Times New Roman"/>
+                <w:color w:val="000000"/>
+                <w:sz w:val="20"/>
+                <w:szCs w:val="20"/>
+                <w:lang w:val="en-US"/>
+              </w:rPr>
+              <w:t>RoundImpedance</w:t>
+            </w:r>
+            <w:proofErr w:type="spellEnd"/>
             <w:r>
               <w:rPr>
                 <w:rFonts w:eastAsia="Times New Roman" w:cs="Times New Roman"/>
@@ -3965,6 +4069,7 @@
       <w:r>
         <w:t xml:space="preserve">, </w:t>
       </w:r>
+      <w:proofErr w:type="gramStart"/>
       <w:r>
         <w:rPr>
           <w:i/>
@@ -3975,6 +4080,7 @@
       <w:r>
         <w:t xml:space="preserve">,  </w:t>
       </w:r>
+      <w:proofErr w:type="spellStart"/>
       <w:r>
         <w:rPr>
           <w:i/>
@@ -3982,9 +4088,12 @@
         </w:rPr>
         <w:t>InductorCoil</w:t>
       </w:r>
+      <w:proofErr w:type="spellEnd"/>
+      <w:proofErr w:type="gramEnd"/>
       <w:r>
         <w:t xml:space="preserve">, которые наследуются от </w:t>
       </w:r>
+      <w:proofErr w:type="spellStart"/>
       <w:r>
         <w:rPr>
           <w:i/>
@@ -3994,6 +4103,7 @@
         </w:rPr>
         <w:t>PassiveElementBase</w:t>
       </w:r>
+      <w:proofErr w:type="spellEnd"/>
       <w:r>
         <w:t>.</w:t>
       </w:r>
@@ -4350,6 +4460,7 @@
               </w:rPr>
               <w:t xml:space="preserve"> </w:t>
             </w:r>
+            <w:proofErr w:type="spellStart"/>
             <w:r>
               <w:rPr>
                 <w:rFonts w:eastAsia="Times New Roman" w:cs="Times New Roman"/>
@@ -4359,6 +4470,7 @@
               </w:rPr>
               <w:t>GetImpedance</w:t>
             </w:r>
+            <w:proofErr w:type="spellEnd"/>
           </w:p>
         </w:tc>
         <w:tc>
@@ -4755,8 +4867,20 @@
                 <w:szCs w:val="20"/>
                 <w:lang w:val="en-US"/>
               </w:rPr>
-              <w:t xml:space="preserve"> PassiveElement</w:t>
-            </w:r>
+              <w:t xml:space="preserve"> </w:t>
+            </w:r>
+            <w:proofErr w:type="spellStart"/>
+            <w:r>
+              <w:rPr>
+                <w:rFonts w:eastAsia="Times New Roman" w:cs="Times New Roman"/>
+                <w:color w:val="000000"/>
+                <w:sz w:val="20"/>
+                <w:szCs w:val="20"/>
+                <w:lang w:val="en-US"/>
+              </w:rPr>
+              <w:t>PassiveElement</w:t>
+            </w:r>
+            <w:proofErr w:type="spellEnd"/>
           </w:p>
         </w:tc>
         <w:tc>
@@ -5048,13 +5172,23 @@
                 <w:szCs w:val="20"/>
               </w:rPr>
             </w:pPr>
+            <w:proofErr w:type="spellStart"/>
             <w:r>
               <w:rPr>
                 <w:rFonts w:eastAsia="Calibri"/>
                 <w:sz w:val="20"/>
                 <w:szCs w:val="20"/>
               </w:rPr>
-              <w:t>double - Сопротивление резистора</w:t>
+              <w:t>double</w:t>
+            </w:r>
+            <w:proofErr w:type="spellEnd"/>
+            <w:r>
+              <w:rPr>
+                <w:rFonts w:eastAsia="Calibri"/>
+                <w:sz w:val="20"/>
+                <w:szCs w:val="20"/>
+              </w:rPr>
+              <w:t xml:space="preserve"> - Сопротивление резистора</w:t>
             </w:r>
           </w:p>
         </w:tc>
@@ -5094,14 +5228,25 @@
               </w:rPr>
               <w:t xml:space="preserve"> </w:t>
             </w:r>
-            <w:r>
-              <w:rPr>
-                <w:rFonts w:eastAsia="Times New Roman" w:cs="Times New Roman"/>
-                <w:sz w:val="20"/>
-                <w:szCs w:val="20"/>
-                <w:lang w:val="en-US"/>
-              </w:rPr>
-              <w:t>Resistor()</w:t>
+            <w:proofErr w:type="gramStart"/>
+            <w:r>
+              <w:rPr>
+                <w:rFonts w:eastAsia="Times New Roman" w:cs="Times New Roman"/>
+                <w:sz w:val="20"/>
+                <w:szCs w:val="20"/>
+                <w:lang w:val="en-US"/>
+              </w:rPr>
+              <w:t>Resistor(</w:t>
+            </w:r>
+            <w:proofErr w:type="gramEnd"/>
+            <w:r>
+              <w:rPr>
+                <w:rFonts w:eastAsia="Times New Roman" w:cs="Times New Roman"/>
+                <w:sz w:val="20"/>
+                <w:szCs w:val="20"/>
+                <w:lang w:val="en-US"/>
+              </w:rPr>
+              <w:t>)</w:t>
             </w:r>
           </w:p>
         </w:tc>
@@ -5393,8 +5538,18 @@
                 <w:sz w:val="20"/>
                 <w:szCs w:val="20"/>
               </w:rPr>
-              <w:t>_capacity</w:t>
-            </w:r>
+              <w:t>_</w:t>
+            </w:r>
+            <w:proofErr w:type="spellStart"/>
+            <w:r>
+              <w:rPr>
+                <w:rFonts w:eastAsia="Times New Roman" w:cs="Times New Roman"/>
+                <w:sz w:val="20"/>
+                <w:szCs w:val="20"/>
+              </w:rPr>
+              <w:t>capacity</w:t>
+            </w:r>
+            <w:proofErr w:type="spellEnd"/>
           </w:p>
         </w:tc>
         <w:tc>
@@ -5604,6 +5759,7 @@
               </w:rPr>
               <w:t xml:space="preserve"> </w:t>
             </w:r>
+            <w:proofErr w:type="spellStart"/>
             <w:r>
               <w:rPr>
                 <w:rFonts w:eastAsia="Times New Roman" w:cs="Times New Roman"/>
@@ -5613,6 +5769,7 @@
               </w:rPr>
               <w:t>GetImpedance</w:t>
             </w:r>
+            <w:proofErr w:type="spellEnd"/>
           </w:p>
         </w:tc>
         <w:tc>
@@ -6008,8 +6165,20 @@
                 <w:szCs w:val="20"/>
                 <w:lang w:val="en-US"/>
               </w:rPr>
-              <w:t xml:space="preserve"> PassiveElement</w:t>
-            </w:r>
+              <w:t xml:space="preserve"> </w:t>
+            </w:r>
+            <w:proofErr w:type="spellStart"/>
+            <w:r>
+              <w:rPr>
+                <w:rFonts w:eastAsia="Times New Roman" w:cs="Times New Roman"/>
+                <w:color w:val="000000"/>
+                <w:sz w:val="20"/>
+                <w:szCs w:val="20"/>
+                <w:lang w:val="en-US"/>
+              </w:rPr>
+              <w:t>PassiveElement</w:t>
+            </w:r>
+            <w:proofErr w:type="spellEnd"/>
           </w:p>
         </w:tc>
         <w:tc>
@@ -6104,8 +6273,18 @@
                 <w:sz w:val="20"/>
                 <w:szCs w:val="20"/>
               </w:rPr>
-              <w:t xml:space="preserve"> Сapacity</w:t>
-            </w:r>
+              <w:t xml:space="preserve"> </w:t>
+            </w:r>
+            <w:proofErr w:type="spellStart"/>
+            <w:r>
+              <w:rPr>
+                <w:rFonts w:eastAsia="Times New Roman" w:cs="Times New Roman"/>
+                <w:sz w:val="20"/>
+                <w:szCs w:val="20"/>
+              </w:rPr>
+              <w:t>Сapacity</w:t>
+            </w:r>
+            <w:proofErr w:type="spellEnd"/>
           </w:p>
         </w:tc>
         <w:tc>
@@ -6320,14 +6499,25 @@
               </w:rPr>
               <w:t xml:space="preserve"> </w:t>
             </w:r>
-            <w:r>
-              <w:rPr>
-                <w:rFonts w:eastAsia="Times New Roman" w:cs="Times New Roman"/>
-                <w:sz w:val="20"/>
-                <w:szCs w:val="20"/>
-                <w:lang w:val="en-US"/>
-              </w:rPr>
-              <w:t>Capacitor(double</w:t>
+            <w:proofErr w:type="gramStart"/>
+            <w:r>
+              <w:rPr>
+                <w:rFonts w:eastAsia="Times New Roman" w:cs="Times New Roman"/>
+                <w:sz w:val="20"/>
+                <w:szCs w:val="20"/>
+                <w:lang w:val="en-US"/>
+              </w:rPr>
+              <w:t>Capacitor(</w:t>
+            </w:r>
+            <w:proofErr w:type="gramEnd"/>
+            <w:r>
+              <w:rPr>
+                <w:rFonts w:eastAsia="Times New Roman" w:cs="Times New Roman"/>
+                <w:sz w:val="20"/>
+                <w:szCs w:val="20"/>
+                <w:lang w:val="en-US"/>
+              </w:rPr>
+              <w:t>double</w:t>
             </w:r>
             <w:r>
               <w:rPr>
@@ -6400,31 +6590,51 @@
                 <w:szCs w:val="20"/>
               </w:rPr>
             </w:pPr>
+            <w:proofErr w:type="spellStart"/>
             <w:r>
               <w:rPr>
                 <w:rFonts w:eastAsia="Calibri"/>
                 <w:sz w:val="20"/>
                 <w:szCs w:val="20"/>
               </w:rPr>
-              <w:t>double – ёмкость конденсатора,</w:t>
-            </w:r>
-          </w:p>
-          <w:p>
-            <w:pPr>
-              <w:spacing w:line="240" w:lineRule="auto"/>
-              <w:ind w:firstLine="0"/>
-              <w:rPr>
-                <w:sz w:val="20"/>
-                <w:szCs w:val="20"/>
-              </w:rPr>
-            </w:pPr>
+              <w:t>double</w:t>
+            </w:r>
+            <w:proofErr w:type="spellEnd"/>
             <w:r>
               <w:rPr>
                 <w:rFonts w:eastAsia="Calibri"/>
                 <w:sz w:val="20"/>
                 <w:szCs w:val="20"/>
               </w:rPr>
-              <w:t>double – частота конденсатора</w:t>
+              <w:t xml:space="preserve"> – ёмкость конденсатора,</w:t>
+            </w:r>
+          </w:p>
+          <w:p>
+            <w:pPr>
+              <w:spacing w:line="240" w:lineRule="auto"/>
+              <w:ind w:firstLine="0"/>
+              <w:rPr>
+                <w:sz w:val="20"/>
+                <w:szCs w:val="20"/>
+              </w:rPr>
+            </w:pPr>
+            <w:proofErr w:type="spellStart"/>
+            <w:r>
+              <w:rPr>
+                <w:rFonts w:eastAsia="Calibri"/>
+                <w:sz w:val="20"/>
+                <w:szCs w:val="20"/>
+              </w:rPr>
+              <w:t>double</w:t>
+            </w:r>
+            <w:proofErr w:type="spellEnd"/>
+            <w:r>
+              <w:rPr>
+                <w:rFonts w:eastAsia="Calibri"/>
+                <w:sz w:val="20"/>
+                <w:szCs w:val="20"/>
+              </w:rPr>
+              <w:t xml:space="preserve"> – частота конденсатора</w:t>
             </w:r>
           </w:p>
         </w:tc>
@@ -6463,7 +6673,27 @@
                 <w:szCs w:val="20"/>
                 <w:lang w:val="en-US"/>
               </w:rPr>
-              <w:t xml:space="preserve"> Capacitor()</w:t>
+              <w:t xml:space="preserve"> </w:t>
+            </w:r>
+            <w:proofErr w:type="gramStart"/>
+            <w:r>
+              <w:rPr>
+                <w:rFonts w:eastAsia="Times New Roman" w:cs="Times New Roman"/>
+                <w:sz w:val="20"/>
+                <w:szCs w:val="20"/>
+                <w:lang w:val="en-US"/>
+              </w:rPr>
+              <w:t>Capacitor(</w:t>
+            </w:r>
+            <w:proofErr w:type="gramEnd"/>
+            <w:r>
+              <w:rPr>
+                <w:rFonts w:eastAsia="Times New Roman" w:cs="Times New Roman"/>
+                <w:sz w:val="20"/>
+                <w:szCs w:val="20"/>
+                <w:lang w:val="en-US"/>
+              </w:rPr>
+              <w:t>)</w:t>
             </w:r>
           </w:p>
         </w:tc>
@@ -6535,6 +6765,7 @@
       <w:r>
         <w:t xml:space="preserve">4 – Описание класса </w:t>
       </w:r>
+      <w:proofErr w:type="spellStart"/>
       <w:r>
         <w:rPr>
           <w:i/>
@@ -6542,6 +6773,7 @@
         </w:rPr>
         <w:t>InductorCoil</w:t>
       </w:r>
+      <w:proofErr w:type="spellEnd"/>
     </w:p>
     <w:tbl>
       <w:tblPr>
@@ -6675,6 +6907,7 @@
               </w:rPr>
               <w:t xml:space="preserve">Класс </w:t>
             </w:r>
+            <w:proofErr w:type="spellStart"/>
             <w:r>
               <w:rPr>
                 <w:i/>
@@ -6682,6 +6915,7 @@
               </w:rPr>
               <w:t>InductorCoil</w:t>
             </w:r>
+            <w:proofErr w:type="spellEnd"/>
             <w:r>
               <w:rPr>
                 <w:sz w:val="24"/>
@@ -6973,6 +7207,7 @@
               </w:rPr>
               <w:t xml:space="preserve"> </w:t>
             </w:r>
+            <w:proofErr w:type="spellStart"/>
             <w:r>
               <w:rPr>
                 <w:rFonts w:eastAsia="Times New Roman" w:cs="Times New Roman"/>
@@ -6982,6 +7217,7 @@
               </w:rPr>
               <w:t>GetImpedance</w:t>
             </w:r>
+            <w:proofErr w:type="spellEnd"/>
           </w:p>
         </w:tc>
         <w:tc>
@@ -7377,8 +7613,20 @@
                 <w:szCs w:val="20"/>
                 <w:lang w:val="en-US"/>
               </w:rPr>
-              <w:t xml:space="preserve"> PassiveElement</w:t>
-            </w:r>
+              <w:t xml:space="preserve"> </w:t>
+            </w:r>
+            <w:proofErr w:type="spellStart"/>
+            <w:r>
+              <w:rPr>
+                <w:rFonts w:eastAsia="Times New Roman" w:cs="Times New Roman"/>
+                <w:color w:val="000000"/>
+                <w:sz w:val="20"/>
+                <w:szCs w:val="20"/>
+                <w:lang w:val="en-US"/>
+              </w:rPr>
+              <w:t>PassiveElement</w:t>
+            </w:r>
+            <w:proofErr w:type="spellEnd"/>
           </w:p>
         </w:tc>
         <w:tc>
@@ -7699,14 +7947,36 @@
               </w:rPr>
               <w:t xml:space="preserve"> </w:t>
             </w:r>
-            <w:r>
-              <w:rPr>
-                <w:rFonts w:eastAsia="Times New Roman" w:cs="Times New Roman"/>
-                <w:sz w:val="20"/>
-                <w:szCs w:val="20"/>
-                <w:lang w:val="en-US"/>
-              </w:rPr>
-              <w:t>InductorCoil(double</w:t>
+            <w:proofErr w:type="spellStart"/>
+            <w:proofErr w:type="gramStart"/>
+            <w:r>
+              <w:rPr>
+                <w:rFonts w:eastAsia="Times New Roman" w:cs="Times New Roman"/>
+                <w:sz w:val="20"/>
+                <w:szCs w:val="20"/>
+                <w:lang w:val="en-US"/>
+              </w:rPr>
+              <w:t>InductorCoil</w:t>
+            </w:r>
+            <w:proofErr w:type="spellEnd"/>
+            <w:r>
+              <w:rPr>
+                <w:rFonts w:eastAsia="Times New Roman" w:cs="Times New Roman"/>
+                <w:sz w:val="20"/>
+                <w:szCs w:val="20"/>
+                <w:lang w:val="en-US"/>
+              </w:rPr>
+              <w:t>(</w:t>
+            </w:r>
+            <w:proofErr w:type="gramEnd"/>
+            <w:r>
+              <w:rPr>
+                <w:rFonts w:eastAsia="Times New Roman" w:cs="Times New Roman"/>
+                <w:sz w:val="20"/>
+                <w:szCs w:val="20"/>
+                <w:lang w:val="en-US"/>
+              </w:rPr>
+              <w:t>double</w:t>
             </w:r>
             <w:r>
               <w:rPr>
@@ -7787,13 +8057,23 @@
                 <w:szCs w:val="20"/>
               </w:rPr>
             </w:pPr>
+            <w:proofErr w:type="spellStart"/>
             <w:r>
               <w:rPr>
                 <w:rFonts w:eastAsia="Calibri"/>
                 <w:sz w:val="20"/>
                 <w:szCs w:val="20"/>
               </w:rPr>
-              <w:t xml:space="preserve">double – </w:t>
+              <w:t>double</w:t>
+            </w:r>
+            <w:proofErr w:type="spellEnd"/>
+            <w:r>
+              <w:rPr>
+                <w:rFonts w:eastAsia="Calibri"/>
+                <w:sz w:val="20"/>
+                <w:szCs w:val="20"/>
+              </w:rPr>
+              <w:t xml:space="preserve"> – </w:t>
             </w:r>
             <w:r>
               <w:rPr>
@@ -7837,13 +8117,23 @@
                 <w:szCs w:val="20"/>
               </w:rPr>
             </w:pPr>
+            <w:proofErr w:type="spellStart"/>
             <w:r>
               <w:rPr>
                 <w:rFonts w:eastAsia="Calibri"/>
                 <w:sz w:val="20"/>
                 <w:szCs w:val="20"/>
               </w:rPr>
-              <w:t xml:space="preserve">double – частота </w:t>
+              <w:t>double</w:t>
+            </w:r>
+            <w:proofErr w:type="spellEnd"/>
+            <w:r>
+              <w:rPr>
+                <w:rFonts w:eastAsia="Calibri"/>
+                <w:sz w:val="20"/>
+                <w:szCs w:val="20"/>
+              </w:rPr>
+              <w:t xml:space="preserve"> – частота </w:t>
             </w:r>
             <w:r>
               <w:rPr>
@@ -7890,7 +8180,38 @@
                 <w:szCs w:val="20"/>
                 <w:lang w:val="en-US"/>
               </w:rPr>
-              <w:t xml:space="preserve"> InductorCoil()</w:t>
+              <w:t xml:space="preserve"> </w:t>
+            </w:r>
+            <w:proofErr w:type="spellStart"/>
+            <w:proofErr w:type="gramStart"/>
+            <w:r>
+              <w:rPr>
+                <w:rFonts w:eastAsia="Times New Roman" w:cs="Times New Roman"/>
+                <w:sz w:val="20"/>
+                <w:szCs w:val="20"/>
+                <w:lang w:val="en-US"/>
+              </w:rPr>
+              <w:t>InductorCoil</w:t>
+            </w:r>
+            <w:proofErr w:type="spellEnd"/>
+            <w:r>
+              <w:rPr>
+                <w:rFonts w:eastAsia="Times New Roman" w:cs="Times New Roman"/>
+                <w:sz w:val="20"/>
+                <w:szCs w:val="20"/>
+                <w:lang w:val="en-US"/>
+              </w:rPr>
+              <w:t>(</w:t>
+            </w:r>
+            <w:proofErr w:type="gramEnd"/>
+            <w:r>
+              <w:rPr>
+                <w:rFonts w:eastAsia="Times New Roman" w:cs="Times New Roman"/>
+                <w:sz w:val="20"/>
+                <w:szCs w:val="20"/>
+                <w:lang w:val="en-US"/>
+              </w:rPr>
+              <w:t>)</w:t>
             </w:r>
           </w:p>
         </w:tc>
@@ -9570,8 +9891,53 @@
         </w:numPr>
         <w:ind w:left="0" w:firstLine="709"/>
       </w:pPr>
-      <w:r>
-        <w:t xml:space="preserve">Калентьев, А. А. Новые технологии в программировании : учебное пособие / А. А. Калентьев, Д. В. Гарайс, А. Е. Гориянов. – Томск : Эль Контент, 2014. – 176 с. – </w:t>
+      <w:proofErr w:type="spellStart"/>
+      <w:r>
+        <w:t>Калентьев</w:t>
+      </w:r>
+      <w:proofErr w:type="spellEnd"/>
+      <w:r>
+        <w:t xml:space="preserve">, А. А. Новые технологии в </w:t>
+      </w:r>
+      <w:proofErr w:type="gramStart"/>
+      <w:r>
+        <w:t>программировании :</w:t>
+      </w:r>
+      <w:proofErr w:type="gramEnd"/>
+      <w:r>
+        <w:t xml:space="preserve"> учебное пособие / А. А. </w:t>
+      </w:r>
+      <w:proofErr w:type="spellStart"/>
+      <w:r>
+        <w:t>Калентьев</w:t>
+      </w:r>
+      <w:proofErr w:type="spellEnd"/>
+      <w:r>
+        <w:t xml:space="preserve">, Д. В. </w:t>
+      </w:r>
+      <w:proofErr w:type="spellStart"/>
+      <w:r>
+        <w:t>Гарайс</w:t>
+      </w:r>
+      <w:proofErr w:type="spellEnd"/>
+      <w:r>
+        <w:t xml:space="preserve">, А. Е. </w:t>
+      </w:r>
+      <w:proofErr w:type="spellStart"/>
+      <w:r>
+        <w:t>Гориянов</w:t>
+      </w:r>
+      <w:proofErr w:type="spellEnd"/>
+      <w:r>
+        <w:t xml:space="preserve">. – </w:t>
+      </w:r>
+      <w:proofErr w:type="gramStart"/>
+      <w:r>
+        <w:t>Томск :</w:t>
+      </w:r>
+      <w:proofErr w:type="gramEnd"/>
+      <w:r>
+        <w:t xml:space="preserve"> Эль Контент, 2014. – 176 с. – </w:t>
       </w:r>
       <w:r>
         <w:rPr>
@@ -9663,7 +10029,15 @@
         <w:t>к.т.н.</w:t>
       </w:r>
       <w:r>
-        <w:t>, доцент Калентьев А. А.</w:t>
+        <w:t xml:space="preserve">, доцент </w:t>
+      </w:r>
+      <w:proofErr w:type="spellStart"/>
+      <w:r>
+        <w:t>Калентьев</w:t>
+      </w:r>
+      <w:proofErr w:type="spellEnd"/>
+      <w:r>
+        <w:t xml:space="preserve"> А. А.</w:t>
       </w:r>
     </w:p>
     <w:p>
@@ -9774,7 +10148,15 @@
         <w:t xml:space="preserve">Заказчик: </w:t>
       </w:r>
       <w:r>
-        <w:t>к.т.н., доцент Калентьев А. А.</w:t>
+        <w:t xml:space="preserve">к.т.н., доцент </w:t>
+      </w:r>
+      <w:proofErr w:type="spellStart"/>
+      <w:r>
+        <w:t>Калентьев</w:t>
+      </w:r>
+      <w:proofErr w:type="spellEnd"/>
+      <w:r>
+        <w:t xml:space="preserve"> А. А.</w:t>
       </w:r>
     </w:p>
     <w:p>
@@ -10390,7 +10772,6 @@
       <w:r>
         <w:t xml:space="preserve"> </w:t>
       </w:r>
-      <w:commentRangeStart w:id="21"/>
       <w:r>
         <w:rPr>
           <w:rFonts w:cs="Times New Roman"/>
@@ -10415,13 +10796,6 @@
           <w:shd w:val="clear" w:color="auto" w:fill="FFFFFF"/>
         </w:rPr>
         <w:t xml:space="preserve"> </w:t>
-      </w:r>
-      <w:commentRangeEnd w:id="21"/>
-      <w:r>
-        <w:rPr>
-          <w:rStyle w:val="af1"/>
-        </w:rPr>
-        <w:commentReference w:id="21"/>
       </w:r>
     </w:p>
     <w:p>
@@ -10466,7 +10840,175 @@
           <w:shd w:val="clear" w:color="auto" w:fill="FFFFFF"/>
           <w:lang w:val="en-US"/>
         </w:rPr>
-        <w:t>-8"?&gt; &lt;ArrayOfPassiveElementBasexmlns:xsi="http://www.w3.org/2001/XMLSchema-instance" xmlns:xsd="http://www.w3.org/2001/XMLSchema"&gt;&lt;PassiveElementBasexsi:type="Resistor"&gt; &lt;Resistance&gt;[Resistance]&lt;/Resistance&gt; &lt;/PassiveElementBase&gt; &lt;PassiveElementBasexsi:type="Capacitor"&gt; &lt;Capacity&gt;[Capacity]&lt;/Capacity&gt; &lt;Frequency&gt;[Frequency]&lt;/Frequency&gt; &lt;/PassiveElementBase&gt; &lt;PassiveElementBasexsi:type="InductorCoil"&gt; &lt;Inductance&gt;[Inductance]&lt;/Inductance&gt; &lt;Frequency&gt;[Frequency]&lt;/Frequency&gt; &lt;/PassiveElementBase&gt; &lt;/ArrayOfPassiveElementBase&gt;</w:t>
+        <w:t>-8"?&gt; &lt;ArrayOfPassiveElementBasexmlns:xsi="http://www.w3.org/2001/XMLSchema-instance" xmlns:xsd="http://www.w3.org/2001/XMLSchema"&gt;&lt;PassiveElementBasexsi:type="Resistor"&gt; &lt;Resistance&gt;[Resistance]&lt;/Resistance&gt; &lt;/</w:t>
+      </w:r>
+      <w:proofErr w:type="spellStart"/>
+      <w:r>
+        <w:rPr>
+          <w:rFonts w:cs="Times New Roman"/>
+          <w:color w:val="000000"/>
+          <w:sz w:val="24"/>
+          <w:szCs w:val="24"/>
+          <w:shd w:val="clear" w:color="auto" w:fill="FFFFFF"/>
+          <w:lang w:val="en-US"/>
+        </w:rPr>
+        <w:t>PassiveElementBase</w:t>
+      </w:r>
+      <w:proofErr w:type="spellEnd"/>
+      <w:r>
+        <w:rPr>
+          <w:rFonts w:cs="Times New Roman"/>
+          <w:color w:val="000000"/>
+          <w:sz w:val="24"/>
+          <w:szCs w:val="24"/>
+          <w:shd w:val="clear" w:color="auto" w:fill="FFFFFF"/>
+          <w:lang w:val="en-US"/>
+        </w:rPr>
+        <w:t>&gt; &lt;</w:t>
+      </w:r>
+      <w:proofErr w:type="spellStart"/>
+      <w:r>
+        <w:rPr>
+          <w:rFonts w:cs="Times New Roman"/>
+          <w:color w:val="000000"/>
+          <w:sz w:val="24"/>
+          <w:szCs w:val="24"/>
+          <w:shd w:val="clear" w:color="auto" w:fill="FFFFFF"/>
+          <w:lang w:val="en-US"/>
+        </w:rPr>
+        <w:t>PassiveElementBasexsi:type</w:t>
+      </w:r>
+      <w:proofErr w:type="spellEnd"/>
+      <w:r>
+        <w:rPr>
+          <w:rFonts w:cs="Times New Roman"/>
+          <w:color w:val="000000"/>
+          <w:sz w:val="24"/>
+          <w:szCs w:val="24"/>
+          <w:shd w:val="clear" w:color="auto" w:fill="FFFFFF"/>
+          <w:lang w:val="en-US"/>
+        </w:rPr>
+        <w:t>="Capacitor"&gt; &lt;Capacity&gt;[Capacity]&lt;/Capacity&gt; &lt;Frequency&gt;[Frequency]&lt;/Frequency&gt; &lt;/</w:t>
+      </w:r>
+      <w:proofErr w:type="spellStart"/>
+      <w:r>
+        <w:rPr>
+          <w:rFonts w:cs="Times New Roman"/>
+          <w:color w:val="000000"/>
+          <w:sz w:val="24"/>
+          <w:szCs w:val="24"/>
+          <w:shd w:val="clear" w:color="auto" w:fill="FFFFFF"/>
+          <w:lang w:val="en-US"/>
+        </w:rPr>
+        <w:t>PassiveElementBase</w:t>
+      </w:r>
+      <w:proofErr w:type="spellEnd"/>
+      <w:r>
+        <w:rPr>
+          <w:rFonts w:cs="Times New Roman"/>
+          <w:color w:val="000000"/>
+          <w:sz w:val="24"/>
+          <w:szCs w:val="24"/>
+          <w:shd w:val="clear" w:color="auto" w:fill="FFFFFF"/>
+          <w:lang w:val="en-US"/>
+        </w:rPr>
+        <w:t>&gt; &lt;</w:t>
+      </w:r>
+      <w:proofErr w:type="spellStart"/>
+      <w:r>
+        <w:rPr>
+          <w:rFonts w:cs="Times New Roman"/>
+          <w:color w:val="000000"/>
+          <w:sz w:val="24"/>
+          <w:szCs w:val="24"/>
+          <w:shd w:val="clear" w:color="auto" w:fill="FFFFFF"/>
+          <w:lang w:val="en-US"/>
+        </w:rPr>
+        <w:t>PassiveElementBasexsi:type</w:t>
+      </w:r>
+      <w:proofErr w:type="spellEnd"/>
+      <w:r>
+        <w:rPr>
+          <w:rFonts w:cs="Times New Roman"/>
+          <w:color w:val="000000"/>
+          <w:sz w:val="24"/>
+          <w:szCs w:val="24"/>
+          <w:shd w:val="clear" w:color="auto" w:fill="FFFFFF"/>
+          <w:lang w:val="en-US"/>
+        </w:rPr>
+        <w:t>="</w:t>
+      </w:r>
+      <w:proofErr w:type="spellStart"/>
+      <w:r>
+        <w:rPr>
+          <w:rFonts w:cs="Times New Roman"/>
+          <w:color w:val="000000"/>
+          <w:sz w:val="24"/>
+          <w:szCs w:val="24"/>
+          <w:shd w:val="clear" w:color="auto" w:fill="FFFFFF"/>
+          <w:lang w:val="en-US"/>
+        </w:rPr>
+        <w:t>InductorCoil</w:t>
+      </w:r>
+      <w:proofErr w:type="spellEnd"/>
+      <w:r>
+        <w:rPr>
+          <w:rFonts w:cs="Times New Roman"/>
+          <w:color w:val="000000"/>
+          <w:sz w:val="24"/>
+          <w:szCs w:val="24"/>
+          <w:shd w:val="clear" w:color="auto" w:fill="FFFFFF"/>
+          <w:lang w:val="en-US"/>
+        </w:rPr>
+        <w:t>"&gt; &lt;Inductance&gt;[Inductance]&lt;/Inductance&gt; &lt;Frequency&gt;[Frequency]&lt;/Frequency&gt; &lt;/</w:t>
+      </w:r>
+      <w:proofErr w:type="spellStart"/>
+      <w:r>
+        <w:rPr>
+          <w:rFonts w:cs="Times New Roman"/>
+          <w:color w:val="000000"/>
+          <w:sz w:val="24"/>
+          <w:szCs w:val="24"/>
+          <w:shd w:val="clear" w:color="auto" w:fill="FFFFFF"/>
+          <w:lang w:val="en-US"/>
+        </w:rPr>
+        <w:t>PassiveElementBase</w:t>
+      </w:r>
+      <w:proofErr w:type="spellEnd"/>
+      <w:r>
+        <w:rPr>
+          <w:rFonts w:cs="Times New Roman"/>
+          <w:color w:val="000000"/>
+          <w:sz w:val="24"/>
+          <w:szCs w:val="24"/>
+          <w:shd w:val="clear" w:color="auto" w:fill="FFFFFF"/>
+          <w:lang w:val="en-US"/>
+        </w:rPr>
+        <w:t>&gt; &lt;/</w:t>
+      </w:r>
+      <w:proofErr w:type="spellStart"/>
+      <w:r>
+        <w:rPr>
+          <w:rFonts w:cs="Times New Roman"/>
+          <w:color w:val="000000"/>
+          <w:sz w:val="24"/>
+          <w:szCs w:val="24"/>
+          <w:shd w:val="clear" w:color="auto" w:fill="FFFFFF"/>
+          <w:lang w:val="en-US"/>
+        </w:rPr>
+        <w:t>ArrayOfPassiveElementBase</w:t>
+      </w:r>
+      <w:proofErr w:type="spellEnd"/>
+      <w:r>
+        <w:rPr>
+          <w:rFonts w:cs="Times New Roman"/>
+          <w:color w:val="000000"/>
+          <w:sz w:val="24"/>
+          <w:szCs w:val="24"/>
+          <w:shd w:val="clear" w:color="auto" w:fill="FFFFFF"/>
+          <w:lang w:val="en-US"/>
+        </w:rPr>
+        <w:t>&gt;</w:t>
       </w:r>
     </w:p>
     <w:p>
@@ -10605,10 +11147,10 @@
             <v:path o:extrusionok="f" gradientshapeok="t" o:connecttype="rect"/>
             <o:lock v:ext="edit" aspectratio="t"/>
           </v:shapetype>
-          <v:shape id="_x0000_i1025" type="#_x0000_t75" style="width:66.75pt;height:20.25pt" o:ole="">
-            <v:imagedata r:id="rId36" o:title=""/>
+          <v:shape id="_x0000_i1025" type="#_x0000_t75" style="width:66.65pt;height:20.35pt" o:ole="">
+            <v:imagedata r:id="rId32" o:title=""/>
           </v:shape>
-          <o:OLEObject Type="Embed" ProgID="Equation.DSMT4" ShapeID="_x0000_i1025" DrawAspect="Content" ObjectID="_1812452471" r:id="rId37"/>
+          <o:OLEObject Type="Embed" ProgID="Equation.DSMT4" ShapeID="_x0000_i1025" DrawAspect="Content" ObjectID="_1812452578" r:id="rId33"/>
         </w:object>
       </w:r>
     </w:p>
@@ -10682,10 +11224,10 @@
           <w:position w:val="-12"/>
         </w:rPr>
         <w:object w:dxaOrig="1500" w:dyaOrig="380" w14:anchorId="5DF9ACCA">
-          <v:shape id="_x0000_i1026" type="#_x0000_t75" style="width:74.25pt;height:20.25pt" o:ole="">
-            <v:imagedata r:id="rId38" o:title=""/>
+          <v:shape id="_x0000_i1026" type="#_x0000_t75" style="width:74.15pt;height:20.35pt" o:ole="">
+            <v:imagedata r:id="rId34" o:title=""/>
           </v:shape>
-          <o:OLEObject Type="Embed" ProgID="Equation.DSMT4" ShapeID="_x0000_i1026" DrawAspect="Content" ObjectID="_1812452472" r:id="rId39"/>
+          <o:OLEObject Type="Embed" ProgID="Equation.DSMT4" ShapeID="_x0000_i1026" DrawAspect="Content" ObjectID="_1812452579" r:id="rId35"/>
         </w:object>
       </w:r>
     </w:p>
@@ -10701,10 +11243,10 @@
           <w:position w:val="-6"/>
         </w:rPr>
         <w:object w:dxaOrig="260" w:dyaOrig="240" w14:anchorId="4E66A855">
-          <v:shape id="_x0000_i1027" type="#_x0000_t75" style="width:13.5pt;height:12.75pt" o:ole="">
-            <v:imagedata r:id="rId40" o:title=""/>
+          <v:shape id="_x0000_i1027" type="#_x0000_t75" style="width:13.4pt;height:12.85pt" o:ole="">
+            <v:imagedata r:id="rId36" o:title=""/>
           </v:shape>
-          <o:OLEObject Type="Embed" ProgID="Equation.DSMT4" ShapeID="_x0000_i1027" DrawAspect="Content" ObjectID="_1812452473" r:id="rId41"/>
+          <o:OLEObject Type="Embed" ProgID="Equation.DSMT4" ShapeID="_x0000_i1027" DrawAspect="Content" ObjectID="_1812452580" r:id="rId37"/>
         </w:object>
       </w:r>
       <w:r>
@@ -10779,10 +11321,10 @@
           <w:position w:val="-28"/>
         </w:rPr>
         <w:object w:dxaOrig="1620" w:dyaOrig="720" w14:anchorId="5354B4BF">
-          <v:shape id="_x0000_i1028" type="#_x0000_t75" style="width:81pt;height:36pt" o:ole="">
-            <v:imagedata r:id="rId42" o:title=""/>
+          <v:shape id="_x0000_i1028" type="#_x0000_t75" style="width:81.1pt;height:36.15pt" o:ole="">
+            <v:imagedata r:id="rId38" o:title=""/>
           </v:shape>
-          <o:OLEObject Type="Embed" ProgID="Equation.DSMT4" ShapeID="_x0000_i1028" DrawAspect="Content" ObjectID="_1812452474" r:id="rId43"/>
+          <o:OLEObject Type="Embed" ProgID="Equation.DSMT4" ShapeID="_x0000_i1028" DrawAspect="Content" ObjectID="_1812452581" r:id="rId39"/>
         </w:object>
       </w:r>
     </w:p>
@@ -10798,10 +11340,10 @@
           <w:position w:val="-6"/>
         </w:rPr>
         <w:object w:dxaOrig="260" w:dyaOrig="240" w14:anchorId="73A6E47E">
-          <v:shape id="_x0000_i1029" type="#_x0000_t75" style="width:13.5pt;height:12.75pt" o:ole="">
-            <v:imagedata r:id="rId40" o:title=""/>
+          <v:shape id="_x0000_i1029" type="#_x0000_t75" style="width:13.4pt;height:12.85pt" o:ole="">
+            <v:imagedata r:id="rId36" o:title=""/>
           </v:shape>
-          <o:OLEObject Type="Embed" ProgID="Equation.DSMT4" ShapeID="_x0000_i1029" DrawAspect="Content" ObjectID="_1812452475" r:id="rId44"/>
+          <o:OLEObject Type="Embed" ProgID="Equation.DSMT4" ShapeID="_x0000_i1029" DrawAspect="Content" ObjectID="_1812452582" r:id="rId40"/>
         </w:object>
       </w:r>
       <w:r>
@@ -11542,51 +12084,6 @@
     </w:sectPr>
   </w:body>
 </w:document>
-</file>
-
-<file path=word/comments.xml><?xml version="1.0" encoding="utf-8"?>
-<w:comments xmlns:wpc="http://schemas.microsoft.com/office/word/2010/wordprocessingCanvas" xmlns:cx="http://schemas.microsoft.com/office/drawing/2014/chartex" xmlns:cx1="http://schemas.microsoft.com/office/drawing/2015/9/8/chartex" xmlns:cx2="http://schemas.microsoft.com/office/drawing/2015/10/21/chartex" xmlns:cx3="http://schemas.microsoft.com/office/drawing/2016/5/9/chartex" xmlns:cx4="http://schemas.microsoft.com/office/drawing/2016/5/10/chartex" xmlns:cx5="http://schemas.microsoft.com/office/drawing/2016/5/11/chartex" xmlns:cx6="http://schemas.microsoft.com/office/drawing/2016/5/12/chartex" xmlns:cx7="http://schemas.microsoft.com/office/drawing/2016/5/13/chartex" xmlns:cx8="http://schemas.microsoft.com/office/drawing/2016/5/14/chartex" xmlns:mc="http://schemas.openxmlformats.org/markup-compatibility/2006" xmlns:aink="http://schemas.microsoft.com/office/drawing/2016/ink" xmlns:am3d="http://schemas.microsoft.com/office/drawing/2017/model3d" xmlns:o="urn:schemas-microsoft-com:office:office" xmlns:r="http://schemas.openxmlformats.org/officeDocument/2006/relationships" xmlns:m="http://schemas.openxmlformats.org/officeDocument/2006/math" xmlns:v="urn:schemas-microsoft-com:vml" xmlns:wp14="http://schemas.microsoft.com/office/word/2010/wordprocessingDrawing" xmlns:wp="http://schemas.openxmlformats.org/drawingml/2006/wordprocessingDrawing" xmlns:w10="urn:schemas-microsoft-com:office:word" xmlns:w="http://schemas.openxmlformats.org/wordprocessingml/2006/main" xmlns:w14="http://schemas.microsoft.com/office/word/2010/wordml" xmlns:w15="http://schemas.microsoft.com/office/word/2012/wordml" xmlns:w16cex="http://schemas.microsoft.com/office/word/2018/wordml/cex" xmlns:w16cid="http://schemas.microsoft.com/office/word/2016/wordml/cid" xmlns:w16="http://schemas.microsoft.com/office/word/2018/wordml" xmlns:w16sdtdh="http://schemas.microsoft.com/office/word/2020/wordml/sdtdatahash" xmlns:w16se="http://schemas.microsoft.com/office/word/2015/wordml/symex" xmlns:wpg="http://schemas.microsoft.com/office/word/2010/wordprocessingGroup" xmlns:wpi="http://schemas.microsoft.com/office/word/2010/wordprocessingInk" xmlns:wne="http://schemas.microsoft.com/office/word/2006/wordml" xmlns:wps="http://schemas.microsoft.com/office/word/2010/wordprocessingShape" mc:Ignorable="w14 w15 w16se w16cid w16 w16cex w16sdtdh wp14">
-  <w:comment w:id="21" w:author="Aleksey A. Kalentev" w:date="2025-06-26T13:19:00Z" w:initials="AAK">
-    <w:p>
-      <w:pPr>
-        <w:pStyle w:val="af2"/>
-        <w:rPr>
-          <w:lang w:val="en-US"/>
-        </w:rPr>
-      </w:pPr>
-      <w:r>
-        <w:rPr>
-          <w:rStyle w:val="af1"/>
-        </w:rPr>
-        <w:annotationRef/>
-      </w:r>
-      <w:r>
-        <w:rPr>
-          <w:lang w:val="en-US"/>
-        </w:rPr>
-        <w:t>+</w:t>
-      </w:r>
-    </w:p>
-  </w:comment>
-</w:comments>
-</file>
-
-<file path=word/commentsExtended.xml><?xml version="1.0" encoding="utf-8"?>
-<w15:commentsEx xmlns:wpc="http://schemas.microsoft.com/office/word/2010/wordprocessingCanvas" xmlns:cx="http://schemas.microsoft.com/office/drawing/2014/chartex" xmlns:cx1="http://schemas.microsoft.com/office/drawing/2015/9/8/chartex" xmlns:cx2="http://schemas.microsoft.com/office/drawing/2015/10/21/chartex" xmlns:cx3="http://schemas.microsoft.com/office/drawing/2016/5/9/chartex" xmlns:cx4="http://schemas.microsoft.com/office/drawing/2016/5/10/chartex" xmlns:cx5="http://schemas.microsoft.com/office/drawing/2016/5/11/chartex" xmlns:cx6="http://schemas.microsoft.com/office/drawing/2016/5/12/chartex" xmlns:cx7="http://schemas.microsoft.com/office/drawing/2016/5/13/chartex" xmlns:cx8="http://schemas.microsoft.com/office/drawing/2016/5/14/chartex" xmlns:mc="http://schemas.openxmlformats.org/markup-compatibility/2006" xmlns:aink="http://schemas.microsoft.com/office/drawing/2016/ink" xmlns:am3d="http://schemas.microsoft.com/office/drawing/2017/model3d" xmlns:o="urn:schemas-microsoft-com:office:office" xmlns:r="http://schemas.openxmlformats.org/officeDocument/2006/relationships" xmlns:m="http://schemas.openxmlformats.org/officeDocument/2006/math" xmlns:v="urn:schemas-microsoft-com:vml" xmlns:wp14="http://schemas.microsoft.com/office/word/2010/wordprocessingDrawing" xmlns:wp="http://schemas.openxmlformats.org/drawingml/2006/wordprocessingDrawing" xmlns:w10="urn:schemas-microsoft-com:office:word" xmlns:w="http://schemas.openxmlformats.org/wordprocessingml/2006/main" xmlns:w14="http://schemas.microsoft.com/office/word/2010/wordml" xmlns:w15="http://schemas.microsoft.com/office/word/2012/wordml" xmlns:w16cex="http://schemas.microsoft.com/office/word/2018/wordml/cex" xmlns:w16cid="http://schemas.microsoft.com/office/word/2016/wordml/cid" xmlns:w16="http://schemas.microsoft.com/office/word/2018/wordml" xmlns:w16sdtdh="http://schemas.microsoft.com/office/word/2020/wordml/sdtdatahash" xmlns:w16se="http://schemas.microsoft.com/office/word/2015/wordml/symex" xmlns:wpg="http://schemas.microsoft.com/office/word/2010/wordprocessingGroup" xmlns:wpi="http://schemas.microsoft.com/office/word/2010/wordprocessingInk" xmlns:wne="http://schemas.microsoft.com/office/word/2006/wordml" xmlns:wps="http://schemas.microsoft.com/office/word/2010/wordprocessingShape" mc:Ignorable="w14 w15 w16se w16cid w16 w16cex w16sdtdh wp14">
-  <w15:commentEx w15:paraId="7FE9E413" w15:done="0"/>
-</w15:commentsEx>
-</file>
-
-<file path=word/commentsExtensible.xml><?xml version="1.0" encoding="utf-8"?>
-<w16cex:commentsExtensible xmlns:wpc="http://schemas.microsoft.com/office/word/2010/wordprocessingCanvas" xmlns:cx="http://schemas.microsoft.com/office/drawing/2014/chartex" xmlns:cx1="http://schemas.microsoft.com/office/drawing/2015/9/8/chartex" xmlns:cx2="http://schemas.microsoft.com/office/drawing/2015/10/21/chartex" xmlns:cx3="http://schemas.microsoft.com/office/drawing/2016/5/9/chartex" xmlns:cx4="http://schemas.microsoft.com/office/drawing/2016/5/10/chartex" xmlns:cx5="http://schemas.microsoft.com/office/drawing/2016/5/11/chartex" xmlns:cx6="http://schemas.microsoft.com/office/drawing/2016/5/12/chartex" xmlns:cx7="http://schemas.microsoft.com/office/drawing/2016/5/13/chartex" xmlns:cx8="http://schemas.microsoft.com/office/drawing/2016/5/14/chartex" xmlns:mc="http://schemas.openxmlformats.org/markup-compatibility/2006" xmlns:aink="http://schemas.microsoft.com/office/drawing/2016/ink" xmlns:am3d="http://schemas.microsoft.com/office/drawing/2017/model3d" xmlns:o="urn:schemas-microsoft-com:office:office" xmlns:r="http://schemas.openxmlformats.org/officeDocument/2006/relationships" xmlns:m="http://schemas.openxmlformats.org/officeDocument/2006/math" xmlns:v="urn:schemas-microsoft-com:vml" xmlns:wp14="http://schemas.microsoft.com/office/word/2010/wordprocessingDrawing" xmlns:wp="http://schemas.openxmlformats.org/drawingml/2006/wordprocessingDrawing" xmlns:w10="urn:schemas-microsoft-com:office:word" xmlns:w="http://schemas.openxmlformats.org/wordprocessingml/2006/main" xmlns:w14="http://schemas.microsoft.com/office/word/2010/wordml" xmlns:w15="http://schemas.microsoft.com/office/word/2012/wordml" xmlns:w16cex="http://schemas.microsoft.com/office/word/2018/wordml/cex" xmlns:w16cid="http://schemas.microsoft.com/office/word/2016/wordml/cid" xmlns:w16="http://schemas.microsoft.com/office/word/2018/wordml" xmlns:w16sdtdh="http://schemas.microsoft.com/office/word/2020/wordml/sdtdatahash" xmlns:w16se="http://schemas.microsoft.com/office/word/2015/wordml/symex" xmlns:wpg="http://schemas.microsoft.com/office/word/2010/wordprocessingGroup" xmlns:wpi="http://schemas.microsoft.com/office/word/2010/wordprocessingInk" xmlns:wne="http://schemas.microsoft.com/office/word/2006/wordml" xmlns:wps="http://schemas.microsoft.com/office/word/2010/wordprocessingShape" mc:Ignorable="w14 w15 w16se w16cid w16 w16cex w16sdtdh wp14">
-  <w16cex:commentExtensible w16cex:durableId="2C07C77D" w16cex:dateUtc="2025-06-26T06:19:00Z"/>
-</w16cex:commentsExtensible>
-</file>
-
-<file path=word/commentsIds.xml><?xml version="1.0" encoding="utf-8"?>
-<w16cid:commentsIds xmlns:wpc="http://schemas.microsoft.com/office/word/2010/wordprocessingCanvas" xmlns:cx="http://schemas.microsoft.com/office/drawing/2014/chartex" xmlns:cx1="http://schemas.microsoft.com/office/drawing/2015/9/8/chartex" xmlns:cx2="http://schemas.microsoft.com/office/drawing/2015/10/21/chartex" xmlns:cx3="http://schemas.microsoft.com/office/drawing/2016/5/9/chartex" xmlns:cx4="http://schemas.microsoft.com/office/drawing/2016/5/10/chartex" xmlns:cx5="http://schemas.microsoft.com/office/drawing/2016/5/11/chartex" xmlns:cx6="http://schemas.microsoft.com/office/drawing/2016/5/12/chartex" xmlns:cx7="http://schemas.microsoft.com/office/drawing/2016/5/13/chartex" xmlns:cx8="http://schemas.microsoft.com/office/drawing/2016/5/14/chartex" xmlns:mc="http://schemas.openxmlformats.org/markup-compatibility/2006" xmlns:aink="http://schemas.microsoft.com/office/drawing/2016/ink" xmlns:am3d="http://schemas.microsoft.com/office/drawing/2017/model3d" xmlns:o="urn:schemas-microsoft-com:office:office" xmlns:r="http://schemas.openxmlformats.org/officeDocument/2006/relationships" xmlns:m="http://schemas.openxmlformats.org/officeDocument/2006/math" xmlns:v="urn:schemas-microsoft-com:vml" xmlns:wp14="http://schemas.microsoft.com/office/word/2010/wordprocessingDrawing" xmlns:wp="http://schemas.openxmlformats.org/drawingml/2006/wordprocessingDrawing" xmlns:w10="urn:schemas-microsoft-com:office:word" xmlns:w="http://schemas.openxmlformats.org/wordprocessingml/2006/main" xmlns:w14="http://schemas.microsoft.com/office/word/2010/wordml" xmlns:w15="http://schemas.microsoft.com/office/word/2012/wordml" xmlns:w16cex="http://schemas.microsoft.com/office/word/2018/wordml/cex" xmlns:w16cid="http://schemas.microsoft.com/office/word/2016/wordml/cid" xmlns:w16="http://schemas.microsoft.com/office/word/2018/wordml" xmlns:w16sdtdh="http://schemas.microsoft.com/office/word/2020/wordml/sdtdatahash" xmlns:w16se="http://schemas.microsoft.com/office/word/2015/wordml/symex" xmlns:wpg="http://schemas.microsoft.com/office/word/2010/wordprocessingGroup" xmlns:wpi="http://schemas.microsoft.com/office/word/2010/wordprocessingInk" xmlns:wne="http://schemas.microsoft.com/office/word/2006/wordml" xmlns:wps="http://schemas.microsoft.com/office/word/2010/wordprocessingShape" mc:Ignorable="w14 w15 w16se w16cid w16 w16cex w16sdtdh wp14">
-  <w16cid:commentId w16cid:paraId="7FE9E413" w16cid:durableId="2C07C77D"/>
-</w16cid:commentsIds>
 </file>
 
 <file path=word/endnotes.xml><?xml version="1.0" encoding="utf-8"?>
@@ -12630,14 +13127,6 @@
     <w:abstractNumId w:val="4"/>
   </w:num>
 </w:numbering>
-</file>
-
-<file path=word/people.xml><?xml version="1.0" encoding="utf-8"?>
-<w15:people xmlns:wpc="http://schemas.microsoft.com/office/word/2010/wordprocessingCanvas" xmlns:cx="http://schemas.microsoft.com/office/drawing/2014/chartex" xmlns:cx1="http://schemas.microsoft.com/office/drawing/2015/9/8/chartex" xmlns:cx2="http://schemas.microsoft.com/office/drawing/2015/10/21/chartex" xmlns:cx3="http://schemas.microsoft.com/office/drawing/2016/5/9/chartex" xmlns:cx4="http://schemas.microsoft.com/office/drawing/2016/5/10/chartex" xmlns:cx5="http://schemas.microsoft.com/office/drawing/2016/5/11/chartex" xmlns:cx6="http://schemas.microsoft.com/office/drawing/2016/5/12/chartex" xmlns:cx7="http://schemas.microsoft.com/office/drawing/2016/5/13/chartex" xmlns:cx8="http://schemas.microsoft.com/office/drawing/2016/5/14/chartex" xmlns:mc="http://schemas.openxmlformats.org/markup-compatibility/2006" xmlns:aink="http://schemas.microsoft.com/office/drawing/2016/ink" xmlns:am3d="http://schemas.microsoft.com/office/drawing/2017/model3d" xmlns:o="urn:schemas-microsoft-com:office:office" xmlns:r="http://schemas.openxmlformats.org/officeDocument/2006/relationships" xmlns:m="http://schemas.openxmlformats.org/officeDocument/2006/math" xmlns:v="urn:schemas-microsoft-com:vml" xmlns:wp14="http://schemas.microsoft.com/office/word/2010/wordprocessingDrawing" xmlns:wp="http://schemas.openxmlformats.org/drawingml/2006/wordprocessingDrawing" xmlns:w10="urn:schemas-microsoft-com:office:word" xmlns:w="http://schemas.openxmlformats.org/wordprocessingml/2006/main" xmlns:w14="http://schemas.microsoft.com/office/word/2010/wordml" xmlns:w15="http://schemas.microsoft.com/office/word/2012/wordml" xmlns:w16cex="http://schemas.microsoft.com/office/word/2018/wordml/cex" xmlns:w16cid="http://schemas.microsoft.com/office/word/2016/wordml/cid" xmlns:w16="http://schemas.microsoft.com/office/word/2018/wordml" xmlns:w16sdtdh="http://schemas.microsoft.com/office/word/2020/wordml/sdtdatahash" xmlns:w16se="http://schemas.microsoft.com/office/word/2015/wordml/symex" xmlns:wpg="http://schemas.microsoft.com/office/word/2010/wordprocessingGroup" xmlns:wpi="http://schemas.microsoft.com/office/word/2010/wordprocessingInk" xmlns:wne="http://schemas.microsoft.com/office/word/2006/wordml" xmlns:wps="http://schemas.microsoft.com/office/word/2010/wordprocessingShape" mc:Ignorable="w14 w15 w16se w16cid w16 w16cex w16sdtdh wp14">
-  <w15:person w15:author="Aleksey A. Kalentev">
-    <w15:presenceInfo w15:providerId="AD" w15:userId="S-1-5-21-507921405-1993962763-1957994488-151096"/>
-  </w15:person>
-</w15:people>
 </file>
 
 <file path=word/styles.xml><?xml version="1.0" encoding="utf-8"?>
